--- a/Calendario2025/Actividades/A6_DHCP/v2/Actividad6.docx
+++ b/Calendario2025/Actividades/A6_DHCP/v2/Actividad6.docx
@@ -1,6 +1,6 @@
 
 <file path=word/document.xml><?xml version="1.0" encoding="utf-8"?>
-<w:document xmlns:wpc="http://schemas.microsoft.com/office/word/2010/wordprocessingCanvas" xmlns:cx="http://schemas.microsoft.com/office/drawing/2014/chartex" xmlns:cx1="http://schemas.microsoft.com/office/drawing/2015/9/8/chartex" xmlns:cx2="http://schemas.microsoft.com/office/drawing/2015/10/21/chartex" xmlns:cx3="http://schemas.microsoft.com/office/drawing/2016/5/9/chartex" xmlns:cx4="http://schemas.microsoft.com/office/drawing/2016/5/10/chartex" xmlns:cx5="http://schemas.microsoft.com/office/drawing/2016/5/11/chartex" xmlns:cx6="http://schemas.microsoft.com/office/drawing/2016/5/12/chartex" xmlns:cx7="http://schemas.microsoft.com/office/drawing/2016/5/13/chartex" xmlns:cx8="http://schemas.microsoft.com/office/drawing/2016/5/14/chartex" xmlns:mc="http://schemas.openxmlformats.org/markup-compatibility/2006" xmlns:aink="http://schemas.microsoft.com/office/drawing/2016/ink" xmlns:am3d="http://schemas.microsoft.com/office/drawing/2017/model3d" xmlns:o="urn:schemas-microsoft-com:office:office" xmlns:oel="http://schemas.microsoft.com/office/2019/extlst" xmlns:r="http://schemas.openxmlformats.org/officeDocument/2006/relationships" xmlns:m="http://schemas.openxmlformats.org/officeDocument/2006/math" xmlns:v="urn:schemas-microsoft-com:vml" xmlns:wp14="http://schemas.microsoft.com/office/word/2010/wordprocessingDrawing" xmlns:wp="http://schemas.openxmlformats.org/drawingml/2006/wordprocessingDrawing" xmlns:w10="urn:schemas-microsoft-com:office:word" xmlns:w="http://schemas.openxmlformats.org/wordprocessingml/2006/main" xmlns:w14="http://schemas.microsoft.com/office/word/2010/wordml" xmlns:w15="http://schemas.microsoft.com/office/word/2012/wordml" xmlns:w16cex="http://schemas.microsoft.com/office/word/2018/wordml/cex" xmlns:w16cid="http://schemas.microsoft.com/office/word/2016/wordml/cid" xmlns:w16="http://schemas.microsoft.com/office/word/2018/wordml" xmlns:w16sdtdh="http://schemas.microsoft.com/office/word/2020/wordml/sdtdatahash" xmlns:w16se="http://schemas.microsoft.com/office/word/2015/wordml/symex" xmlns:wpg="http://schemas.microsoft.com/office/word/2010/wordprocessingGroup" xmlns:wpi="http://schemas.microsoft.com/office/word/2010/wordprocessingInk" xmlns:wne="http://schemas.microsoft.com/office/word/2006/wordml" xmlns:wps="http://schemas.microsoft.com/office/word/2010/wordprocessingShape" mc:Ignorable="w14 w15 w16se w16cid w16 w16cex w16sdtdh wp14">
+<w:document xmlns:wpc="http://schemas.microsoft.com/office/word/2010/wordprocessingCanvas" xmlns:cx="http://schemas.microsoft.com/office/drawing/2014/chartex" xmlns:cx1="http://schemas.microsoft.com/office/drawing/2015/9/8/chartex" xmlns:cx2="http://schemas.microsoft.com/office/drawing/2015/10/21/chartex" xmlns:cx3="http://schemas.microsoft.com/office/drawing/2016/5/9/chartex" xmlns:cx4="http://schemas.microsoft.com/office/drawing/2016/5/10/chartex" xmlns:cx5="http://schemas.microsoft.com/office/drawing/2016/5/11/chartex" xmlns:cx6="http://schemas.microsoft.com/office/drawing/2016/5/12/chartex" xmlns:cx7="http://schemas.microsoft.com/office/drawing/2016/5/13/chartex" xmlns:cx8="http://schemas.microsoft.com/office/drawing/2016/5/14/chartex" xmlns:mc="http://schemas.openxmlformats.org/markup-compatibility/2006" xmlns:aink="http://schemas.microsoft.com/office/drawing/2016/ink" xmlns:am3d="http://schemas.microsoft.com/office/drawing/2017/model3d" xmlns:o="urn:schemas-microsoft-com:office:office" xmlns:oel="http://schemas.microsoft.com/office/2019/extlst" xmlns:r="http://schemas.openxmlformats.org/officeDocument/2006/relationships" xmlns:m="http://schemas.openxmlformats.org/officeDocument/2006/math" xmlns:v="urn:schemas-microsoft-com:vml" xmlns:wp14="http://schemas.microsoft.com/office/word/2010/wordprocessingDrawing" xmlns:wp="http://schemas.openxmlformats.org/drawingml/2006/wordprocessingDrawing" xmlns:w10="urn:schemas-microsoft-com:office:word" xmlns:w="http://schemas.openxmlformats.org/wordprocessingml/2006/main" xmlns:w14="http://schemas.microsoft.com/office/word/2010/wordml" xmlns:w15="http://schemas.microsoft.com/office/word/2012/wordml" xmlns:w16cex="http://schemas.microsoft.com/office/word/2018/wordml/cex" xmlns:w16cid="http://schemas.microsoft.com/office/word/2016/wordml/cid" xmlns:w16="http://schemas.microsoft.com/office/word/2018/wordml" xmlns:w16du="http://schemas.microsoft.com/office/word/2023/wordml/word16du" xmlns:w16sdtdh="http://schemas.microsoft.com/office/word/2020/wordml/sdtdatahash" xmlns:w16sdtfl="http://schemas.microsoft.com/office/word/2024/wordml/sdtformatlock" xmlns:w16se="http://schemas.microsoft.com/office/word/2015/wordml/symex" xmlns:wpg="http://schemas.microsoft.com/office/word/2010/wordprocessingGroup" xmlns:wpi="http://schemas.microsoft.com/office/word/2010/wordprocessingInk" xmlns:wne="http://schemas.microsoft.com/office/word/2006/wordml" xmlns:wps="http://schemas.microsoft.com/office/word/2010/wordprocessingShape" mc:Ignorable="w14 w15 w16se w16cid w16 w16cex w16sdtdh w16sdtfl w16du wp14">
   <w:body>
     <w:p>
       <w:pPr>
@@ -16,13 +16,13 @@
         <mc:AlternateContent>
           <mc:Choice Requires="wps">
             <w:drawing>
-              <wp:anchor distT="0" distB="0" distL="114300" distR="114300" simplePos="0" relativeHeight="251658240" behindDoc="1" locked="0" layoutInCell="1" allowOverlap="1" wp14:anchorId="43CA4FA2" wp14:editId="073BD37B">
+              <wp:anchor distT="0" distB="0" distL="114300" distR="114300" simplePos="0" relativeHeight="251658240" behindDoc="1" locked="0" layoutInCell="1" allowOverlap="1" wp14:anchorId="43CA4FA2" wp14:editId="3208BA5B">
                 <wp:simplePos x="0" y="0"/>
                 <wp:positionH relativeFrom="column">
-                  <wp:posOffset>-610870</wp:posOffset>
+                  <wp:posOffset>-677545</wp:posOffset>
                 </wp:positionH>
                 <wp:positionV relativeFrom="paragraph">
-                  <wp:posOffset>-640715</wp:posOffset>
+                  <wp:posOffset>-612140</wp:posOffset>
                 </wp:positionV>
                 <wp:extent cx="2317115" cy="977265"/>
                 <wp:effectExtent l="0" t="0" r="6985" b="3810"/>
@@ -145,7 +145,7 @@
                 <v:stroke joinstyle="miter"/>
                 <v:path gradientshapeok="t" o:connecttype="rect"/>
               </v:shapetype>
-              <v:shape id="Cuadro de texto 2" o:spid="_x0000_s1026" type="#_x0000_t202" style="position:absolute;margin-left:-48.1pt;margin-top:-50.45pt;width:182.45pt;height:76.95pt;z-index:-251658240;visibility:visible;mso-wrap-style:none;mso-width-percent:400;mso-height-percent:200;mso-wrap-distance-left:9pt;mso-wrap-distance-top:0;mso-wrap-distance-right:9pt;mso-wrap-distance-bottom:0;mso-position-horizontal:absolute;mso-position-horizontal-relative:text;mso-position-vertical:absolute;mso-position-vertical-relative:text;mso-width-percent:400;mso-height-percent:200;mso-width-relative:margin;mso-height-relative:margin;v-text-anchor:top" o:gfxdata="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" stroked="f">
+              <v:shape id="Cuadro de texto 2" o:spid="_x0000_s1026" type="#_x0000_t202" style="position:absolute;margin-left:-53.35pt;margin-top:-48.2pt;width:182.45pt;height:76.95pt;z-index:-251658240;visibility:visible;mso-wrap-style:none;mso-width-percent:400;mso-height-percent:200;mso-wrap-distance-left:9pt;mso-wrap-distance-top:0;mso-wrap-distance-right:9pt;mso-wrap-distance-bottom:0;mso-position-horizontal:absolute;mso-position-horizontal-relative:text;mso-position-vertical:absolute;mso-position-vertical-relative:text;mso-width-percent:400;mso-height-percent:200;mso-width-relative:margin;mso-height-relative:margin;v-text-anchor:top" o:gfxdata="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" stroked="f">
                 <v:textbox style="mso-fit-shape-to-text:t">
                   <w:txbxContent>
                     <w:p>
@@ -315,7 +315,7 @@
           <w:sz w:val="26"/>
           <w:szCs w:val="26"/>
         </w:rPr>
-        <w:t>,</w:t>
+        <w:t xml:space="preserve"> y</w:t>
       </w:r>
       <w:r>
         <w:rPr>
@@ -325,33 +325,6 @@
           <w:szCs w:val="26"/>
         </w:rPr>
         <w:t xml:space="preserve"> DNS</w:t>
-      </w:r>
-      <w:r>
-        <w:rPr>
-          <w:rFonts w:ascii="Arial" w:hAnsi="Arial" w:cs="Arial"/>
-          <w:b/>
-          <w:sz w:val="26"/>
-          <w:szCs w:val="26"/>
-        </w:rPr>
-        <w:t xml:space="preserve"> </w:t>
-      </w:r>
-      <w:r>
-        <w:rPr>
-          <w:rFonts w:ascii="Arial" w:hAnsi="Arial" w:cs="Arial"/>
-          <w:b/>
-          <w:sz w:val="26"/>
-          <w:szCs w:val="26"/>
-        </w:rPr>
-        <w:t>y</w:t>
-      </w:r>
-      <w:r>
-        <w:rPr>
-          <w:rFonts w:ascii="Arial" w:hAnsi="Arial" w:cs="Arial"/>
-          <w:b/>
-          <w:sz w:val="26"/>
-          <w:szCs w:val="26"/>
-        </w:rPr>
-        <w:t xml:space="preserve"> WEB</w:t>
       </w:r>
       <w:r>
         <w:rPr>
@@ -431,8 +404,18 @@
           <w:rFonts w:ascii="Arial" w:hAnsi="Arial" w:cs="Arial"/>
           <w:color w:val="000000"/>
         </w:rPr>
-        <w:t>Network Consulting</w:t>
-      </w:r>
+        <w:t xml:space="preserve">Network </w:t>
+      </w:r>
+      <w:proofErr w:type="spellStart"/>
+      <w:r>
+        <w:rPr>
+          <w:rStyle w:val="Strong"/>
+          <w:rFonts w:ascii="Arial" w:hAnsi="Arial" w:cs="Arial"/>
+          <w:color w:val="000000"/>
+        </w:rPr>
+        <w:t>Consulting</w:t>
+      </w:r>
+      <w:proofErr w:type="spellEnd"/>
       <w:r>
         <w:rPr>
           <w:rFonts w:ascii="Arial" w:hAnsi="Arial" w:cs="Arial"/>
@@ -502,16 +485,16 @@
         <mc:AlternateContent>
           <mc:Choice Requires="wps">
             <w:drawing>
-              <wp:anchor distT="45720" distB="45720" distL="114300" distR="114300" simplePos="0" relativeHeight="251666432" behindDoc="0" locked="0" layoutInCell="1" allowOverlap="1" wp14:anchorId="03E4E414" wp14:editId="00953C31">
+              <wp:anchor distT="45720" distB="45720" distL="114300" distR="114300" simplePos="0" relativeHeight="251666432" behindDoc="0" locked="0" layoutInCell="1" allowOverlap="1" wp14:anchorId="03E4E414" wp14:editId="50EBC081">
                 <wp:simplePos x="0" y="0"/>
                 <wp:positionH relativeFrom="margin">
                   <wp:align>left</wp:align>
                 </wp:positionH>
                 <wp:positionV relativeFrom="paragraph">
-                  <wp:posOffset>381000</wp:posOffset>
+                  <wp:posOffset>379730</wp:posOffset>
                 </wp:positionV>
-                <wp:extent cx="6553200" cy="3019425"/>
-                <wp:effectExtent l="0" t="0" r="19050" b="28575"/>
+                <wp:extent cx="6429375" cy="3276600"/>
+                <wp:effectExtent l="0" t="0" r="28575" b="19050"/>
                 <wp:wrapSquare wrapText="bothSides"/>
                 <wp:docPr id="10" name="Cuadro de texto 2"/>
                 <wp:cNvGraphicFramePr>
@@ -526,7 +509,7 @@
                       <wps:spPr bwMode="auto">
                         <a:xfrm>
                           <a:off x="0" y="0"/>
-                          <a:ext cx="6553200" cy="3019425"/>
+                          <a:ext cx="6429375" cy="3276600"/>
                         </a:xfrm>
                         <a:prstGeom prst="rect">
                           <a:avLst/>
@@ -551,10 +534,10 @@
                                 <w:noProof/>
                               </w:rPr>
                               <w:drawing>
-                                <wp:inline distT="0" distB="0" distL="0" distR="0" wp14:anchorId="7826F60B" wp14:editId="305095F8">
-                                  <wp:extent cx="6361430" cy="2868295"/>
-                                  <wp:effectExtent l="0" t="0" r="1270" b="8255"/>
-                                  <wp:docPr id="860116336" name="Picture 1" descr="A diagram of a computer network&#10;&#10;Description automatically generated"/>
+                                <wp:inline distT="0" distB="0" distL="0" distR="0" wp14:anchorId="61FC9B42" wp14:editId="35DF611E">
+                                  <wp:extent cx="6237605" cy="3146425"/>
+                                  <wp:effectExtent l="0" t="0" r="0" b="0"/>
+                                  <wp:docPr id="1622384250" name="Picture 1" descr="A diagram of a computer network&#10;&#10;AI-generated content may be incorrect."/>
                                   <wp:cNvGraphicFramePr>
                                     <a:graphicFrameLocks xmlns:a="http://schemas.openxmlformats.org/drawingml/2006/main" noChangeAspect="1"/>
                                   </wp:cNvGraphicFramePr>
@@ -562,7 +545,7 @@
                                     <a:graphicData uri="http://schemas.openxmlformats.org/drawingml/2006/picture">
                                       <pic:pic xmlns:pic="http://schemas.openxmlformats.org/drawingml/2006/picture">
                                         <pic:nvPicPr>
-                                          <pic:cNvPr id="860116336" name="Picture 1" descr="A diagram of a computer network&#10;&#10;Description automatically generated"/>
+                                          <pic:cNvPr id="1622384250" name="Picture 1" descr="A diagram of a computer network&#10;&#10;AI-generated content may be incorrect."/>
                                           <pic:cNvPicPr/>
                                         </pic:nvPicPr>
                                         <pic:blipFill>
@@ -574,7 +557,7 @@
                                         <pic:spPr>
                                           <a:xfrm>
                                             <a:off x="0" y="0"/>
-                                            <a:ext cx="6361430" cy="2868295"/>
+                                            <a:ext cx="6237605" cy="3146425"/>
                                           </a:xfrm>
                                           <a:prstGeom prst="rect">
                                             <a:avLst/>
@@ -606,7 +589,7 @@
           </mc:Choice>
           <mc:Fallback>
             <w:pict>
-              <v:shape w14:anchorId="03E4E414" id="_x0000_s1027" type="#_x0000_t202" style="position:absolute;left:0;text-align:left;margin-left:0;margin-top:30pt;width:516pt;height:237.75pt;z-index:251666432;visibility:visible;mso-wrap-style:square;mso-width-percent:0;mso-height-percent:0;mso-wrap-distance-left:9pt;mso-wrap-distance-top:3.6pt;mso-wrap-distance-right:9pt;mso-wrap-distance-bottom:3.6pt;mso-position-horizontal:left;mso-position-horizontal-relative:margin;mso-position-vertical:absolute;mso-position-vertical-relative:text;mso-width-percent:0;mso-height-percent:0;mso-width-relative:margin;mso-height-relative:margin;v-text-anchor:top" o:gfxdata="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">
+              <v:shape w14:anchorId="03E4E414" id="_x0000_s1027" type="#_x0000_t202" style="position:absolute;left:0;text-align:left;margin-left:0;margin-top:29.9pt;width:506.25pt;height:258pt;z-index:251666432;visibility:visible;mso-wrap-style:square;mso-width-percent:0;mso-height-percent:0;mso-wrap-distance-left:9pt;mso-wrap-distance-top:3.6pt;mso-wrap-distance-right:9pt;mso-wrap-distance-bottom:3.6pt;mso-position-horizontal:left;mso-position-horizontal-relative:margin;mso-position-vertical:absolute;mso-position-vertical-relative:text;mso-width-percent:0;mso-height-percent:0;mso-width-relative:margin;mso-height-relative:margin;v-text-anchor:top" o:gfxdata="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">
                 <v:textbox>
                   <w:txbxContent>
                     <w:p>
@@ -615,10 +598,10 @@
                           <w:noProof/>
                         </w:rPr>
                         <w:drawing>
-                          <wp:inline distT="0" distB="0" distL="0" distR="0" wp14:anchorId="7826F60B" wp14:editId="305095F8">
-                            <wp:extent cx="6361430" cy="2868295"/>
-                            <wp:effectExtent l="0" t="0" r="1270" b="8255"/>
-                            <wp:docPr id="860116336" name="Picture 1" descr="A diagram of a computer network&#10;&#10;Description automatically generated"/>
+                          <wp:inline distT="0" distB="0" distL="0" distR="0" wp14:anchorId="61FC9B42" wp14:editId="35DF611E">
+                            <wp:extent cx="6237605" cy="3146425"/>
+                            <wp:effectExtent l="0" t="0" r="0" b="0"/>
+                            <wp:docPr id="1622384250" name="Picture 1" descr="A diagram of a computer network&#10;&#10;AI-generated content may be incorrect."/>
                             <wp:cNvGraphicFramePr>
                               <a:graphicFrameLocks xmlns:a="http://schemas.openxmlformats.org/drawingml/2006/main" noChangeAspect="1"/>
                             </wp:cNvGraphicFramePr>
@@ -626,7 +609,7 @@
                               <a:graphicData uri="http://schemas.openxmlformats.org/drawingml/2006/picture">
                                 <pic:pic xmlns:pic="http://schemas.openxmlformats.org/drawingml/2006/picture">
                                   <pic:nvPicPr>
-                                    <pic:cNvPr id="860116336" name="Picture 1" descr="A diagram of a computer network&#10;&#10;Description automatically generated"/>
+                                    <pic:cNvPr id="1622384250" name="Picture 1" descr="A diagram of a computer network&#10;&#10;AI-generated content may be incorrect."/>
                                     <pic:cNvPicPr/>
                                   </pic:nvPicPr>
                                   <pic:blipFill>
@@ -638,7 +621,7 @@
                                   <pic:spPr>
                                     <a:xfrm>
                                       <a:off x="0" y="0"/>
-                                      <a:ext cx="6361430" cy="2868295"/>
+                                      <a:ext cx="6237605" cy="3146425"/>
                                     </a:xfrm>
                                     <a:prstGeom prst="rect">
                                       <a:avLst/>
@@ -691,6 +674,20 @@
           <w:color w:val="000000"/>
         </w:rPr>
       </w:pPr>
+    </w:p>
+    <w:p>
+      <w:pPr>
+        <w:pStyle w:val="Heading4"/>
+        <w:shd w:val="clear" w:color="auto" w:fill="FFFFFF"/>
+        <w:spacing w:before="0" w:line="300" w:lineRule="exact"/>
+        <w:jc w:val="both"/>
+        <w:rPr>
+          <w:rFonts w:ascii="Arial" w:hAnsi="Arial" w:cs="Arial"/>
+          <w:i w:val="0"/>
+          <w:iCs w:val="0"/>
+          <w:color w:val="000000"/>
+        </w:rPr>
+      </w:pPr>
       <w:r>
         <w:rPr>
           <w:rFonts w:ascii="Arial" w:hAnsi="Arial" w:cs="Arial"/>
@@ -750,7 +747,6 @@
         <w:t>. </w:t>
       </w:r>
     </w:p>
-    <w:p/>
     <w:p>
       <w:pPr>
         <w:spacing w:before="120" w:line="360" w:lineRule="exact"/>
@@ -846,14 +842,21 @@
           <w:rFonts w:ascii="Arial" w:eastAsia="Arial Narrow" w:hAnsi="Arial" w:cs="Arial"/>
           <w:spacing w:val="-2"/>
         </w:rPr>
-        <w:t xml:space="preserve"> tráfico</w:t>
+        <w:t xml:space="preserve"> </w:t>
       </w:r>
       <w:r>
         <w:rPr>
           <w:rFonts w:ascii="Arial" w:eastAsia="Arial Narrow" w:hAnsi="Arial" w:cs="Arial"/>
           <w:spacing w:val="-2"/>
         </w:rPr>
-        <w:t>, también</w:t>
+        <w:t>tráfico</w:t>
+      </w:r>
+      <w:r>
+        <w:rPr>
+          <w:rFonts w:ascii="Arial" w:eastAsia="Arial Narrow" w:hAnsi="Arial" w:cs="Arial"/>
+          <w:spacing w:val="-2"/>
+        </w:rPr>
+        <w:t xml:space="preserve"> también</w:t>
       </w:r>
       <w:r>
         <w:rPr>
@@ -1165,31 +1168,12 @@
           <w:spacing w:val="-2"/>
         </w:rPr>
       </w:pPr>
-    </w:p>
-    <w:p>
-      <w:pPr>
-        <w:spacing w:line="360" w:lineRule="exact"/>
-        <w:jc w:val="both"/>
+      <w:r>
         <w:rPr>
           <w:rFonts w:ascii="Arial" w:eastAsia="Arial Narrow" w:hAnsi="Arial" w:cs="Arial"/>
           <w:spacing w:val="-2"/>
         </w:rPr>
-      </w:pPr>
-    </w:p>
-    <w:p>
-      <w:pPr>
-        <w:spacing w:line="360" w:lineRule="exact"/>
-        <w:jc w:val="both"/>
-        <w:rPr>
-          <w:rFonts w:ascii="Arial" w:eastAsia="Arial Narrow" w:hAnsi="Arial" w:cs="Arial"/>
-          <w:spacing w:val="-2"/>
-        </w:rPr>
-      </w:pPr>
-      <w:r>
-        <w:rPr>
-          <w:rFonts w:ascii="Arial" w:eastAsia="Arial Narrow" w:hAnsi="Arial" w:cs="Arial"/>
-          <w:spacing w:val="-2"/>
-        </w:rPr>
+        <w:lastRenderedPageBreak/>
         <w:t xml:space="preserve">Nuestro trabajo es configurar los ruteadores de la empresa para asignar direcciones IP dinámicas a todos los equipos terminales en todas las subredes utilizando el servicio de </w:t>
       </w:r>
       <w:r>
@@ -1229,7 +1213,35 @@
         <w:rPr>
           <w:rFonts w:ascii="Arial" w:hAnsi="Arial" w:cs="Arial"/>
         </w:rPr>
-        <w:t xml:space="preserve">Configure la dirección IP, máscara de subred, default-gateway y dns server de los servidores </w:t>
+        <w:t>Configure la dirección IP, máscara de subred, default-</w:t>
+      </w:r>
+      <w:proofErr w:type="spellStart"/>
+      <w:r>
+        <w:rPr>
+          <w:rFonts w:ascii="Arial" w:hAnsi="Arial" w:cs="Arial"/>
+        </w:rPr>
+        <w:t>gateway</w:t>
+      </w:r>
+      <w:proofErr w:type="spellEnd"/>
+      <w:r>
+        <w:rPr>
+          <w:rFonts w:ascii="Arial" w:hAnsi="Arial" w:cs="Arial"/>
+        </w:rPr>
+        <w:t xml:space="preserve"> y </w:t>
+      </w:r>
+      <w:proofErr w:type="spellStart"/>
+      <w:r>
+        <w:rPr>
+          <w:rFonts w:ascii="Arial" w:hAnsi="Arial" w:cs="Arial"/>
+        </w:rPr>
+        <w:t>dns</w:t>
+      </w:r>
+      <w:proofErr w:type="spellEnd"/>
+      <w:r>
+        <w:rPr>
+          <w:rFonts w:ascii="Arial" w:hAnsi="Arial" w:cs="Arial"/>
+        </w:rPr>
+        <w:t xml:space="preserve"> server de los servidores </w:t>
       </w:r>
       <w:r>
         <w:rPr>
@@ -1253,327 +1265,19 @@
         </w:rPr>
         <w:t>DNSServer.com</w:t>
       </w:r>
-    </w:p>
-    <w:p>
-      <w:pPr>
-        <w:pStyle w:val="ListParagraph"/>
-        <w:widowControl w:val="0"/>
-        <w:numPr>
-          <w:ilvl w:val="0"/>
-          <w:numId w:val="24"/>
-        </w:numPr>
-        <w:spacing w:line="360" w:lineRule="exact"/>
-        <w:ind w:right="196"/>
-        <w:contextualSpacing w:val="0"/>
-        <w:jc w:val="both"/>
-        <w:rPr>
-          <w:rFonts w:ascii="Arial" w:hAnsi="Arial" w:cs="Arial"/>
-        </w:rPr>
-      </w:pPr>
-      <w:r>
-        <w:rPr>
-          <w:rFonts w:ascii="Arial" w:hAnsi="Arial" w:cs="Arial"/>
-        </w:rPr>
-        <w:t xml:space="preserve">Configure en </w:t>
-      </w:r>
       <w:r>
         <w:rPr>
           <w:rFonts w:ascii="Arial" w:hAnsi="Arial" w:cs="Arial"/>
           <w:b/>
           <w:bCs/>
         </w:rPr>
-        <w:t>R</w:t>
-      </w:r>
-      <w:r>
-        <w:rPr>
-          <w:rFonts w:ascii="Arial" w:hAnsi="Arial" w:cs="Arial"/>
-          <w:b/>
-          <w:bCs/>
-        </w:rPr>
-        <w:t>1, R2</w:t>
-      </w:r>
-      <w:r>
-        <w:rPr>
-          <w:rFonts w:ascii="Arial" w:hAnsi="Arial" w:cs="Arial"/>
-        </w:rPr>
-        <w:t xml:space="preserve"> y </w:t>
-      </w:r>
-      <w:r>
-        <w:rPr>
-          <w:rFonts w:ascii="Arial" w:hAnsi="Arial" w:cs="Arial"/>
-          <w:b/>
-          <w:bCs/>
-        </w:rPr>
-        <w:t>R</w:t>
-      </w:r>
-      <w:r>
-        <w:rPr>
-          <w:rFonts w:ascii="Arial" w:hAnsi="Arial" w:cs="Arial"/>
-          <w:b/>
-          <w:bCs/>
-        </w:rPr>
-        <w:t>K</w:t>
-      </w:r>
-      <w:r>
-        <w:rPr>
-          <w:rFonts w:ascii="Arial" w:hAnsi="Arial" w:cs="Arial"/>
-        </w:rPr>
-        <w:t xml:space="preserve"> OSPF.</w:t>
-      </w:r>
-    </w:p>
-    <w:p>
-      <w:pPr>
-        <w:pStyle w:val="ListParagraph"/>
-        <w:widowControl w:val="0"/>
-        <w:numPr>
-          <w:ilvl w:val="0"/>
-          <w:numId w:val="24"/>
-        </w:numPr>
-        <w:spacing w:line="360" w:lineRule="exact"/>
-        <w:ind w:right="196"/>
-        <w:contextualSpacing w:val="0"/>
-        <w:jc w:val="both"/>
-        <w:rPr>
-          <w:rFonts w:ascii="Arial" w:hAnsi="Arial" w:cs="Arial"/>
-        </w:rPr>
-      </w:pPr>
-      <w:r>
-        <w:rPr>
-          <w:rFonts w:ascii="Arial" w:hAnsi="Arial" w:cs="Arial"/>
-          <w:spacing w:val="-1"/>
-        </w:rPr>
-        <w:t xml:space="preserve">Configure </w:t>
-      </w:r>
-      <w:r>
-        <w:rPr>
-          <w:rFonts w:ascii="Arial" w:hAnsi="Arial" w:cs="Arial"/>
-          <w:b/>
-          <w:bCs/>
-          <w:spacing w:val="-1"/>
-        </w:rPr>
-        <w:t>R</w:t>
-      </w:r>
-      <w:r>
-        <w:rPr>
-          <w:rFonts w:ascii="Arial" w:hAnsi="Arial" w:cs="Arial"/>
-          <w:b/>
-          <w:bCs/>
-          <w:spacing w:val="-1"/>
-        </w:rPr>
-        <w:t>K</w:t>
-      </w:r>
-      <w:r>
-        <w:rPr>
-          <w:rFonts w:ascii="Arial" w:hAnsi="Arial" w:cs="Arial"/>
-          <w:spacing w:val="-1"/>
-        </w:rPr>
-        <w:t xml:space="preserve"> como </w:t>
-      </w:r>
-      <w:r>
-        <w:rPr>
-          <w:rFonts w:ascii="Arial" w:hAnsi="Arial" w:cs="Arial"/>
-          <w:b/>
-          <w:bCs/>
-          <w:spacing w:val="-1"/>
-        </w:rPr>
-        <w:t>servidor de DHCP</w:t>
-      </w:r>
-      <w:r>
-        <w:rPr>
-          <w:rFonts w:ascii="Arial" w:hAnsi="Arial" w:cs="Arial"/>
-          <w:spacing w:val="-1"/>
-        </w:rPr>
-        <w:t>.</w:t>
-      </w:r>
-    </w:p>
-    <w:p>
-      <w:pPr>
-        <w:pStyle w:val="BodyTextL25"/>
-        <w:numPr>
-          <w:ilvl w:val="0"/>
-          <w:numId w:val="34"/>
-        </w:numPr>
-        <w:spacing w:before="0" w:after="0" w:line="360" w:lineRule="exact"/>
-        <w:jc w:val="both"/>
-        <w:rPr>
-          <w:szCs w:val="20"/>
-          <w:lang w:val="es-MX"/>
-        </w:rPr>
-      </w:pPr>
-      <w:r>
-        <w:rPr>
-          <w:szCs w:val="20"/>
-          <w:lang w:val="es-MX"/>
-        </w:rPr>
-        <w:t xml:space="preserve">Excluye la IP de los default Gateway y del servidor de </w:t>
-      </w:r>
-      <w:r>
-        <w:rPr>
-          <w:szCs w:val="20"/>
-          <w:lang w:val="es-MX"/>
-        </w:rPr>
-        <w:t>Kellogg</w:t>
-      </w:r>
-      <w:r>
-        <w:rPr>
-          <w:szCs w:val="20"/>
-          <w:lang w:val="es-MX"/>
-        </w:rPr>
-        <w:t>.</w:t>
-      </w:r>
-    </w:p>
-    <w:p>
-      <w:pPr>
-        <w:pStyle w:val="BodyTextL25"/>
-        <w:spacing w:before="0" w:after="0" w:line="360" w:lineRule="exact"/>
-        <w:ind w:left="720"/>
-        <w:jc w:val="both"/>
-        <w:rPr>
-          <w:szCs w:val="20"/>
-          <w:lang w:val="es-MX"/>
-        </w:rPr>
-      </w:pPr>
-      <w:r>
-        <w:rPr>
-          <w:b/>
-          <w:bCs/>
-          <w:szCs w:val="20"/>
-          <w:lang w:val="es-MX"/>
-        </w:rPr>
-        <w:t>NOTA:</w:t>
-      </w:r>
-      <w:r>
-        <w:rPr>
-          <w:szCs w:val="20"/>
-          <w:lang w:val="es-MX"/>
-        </w:rPr>
-        <w:t xml:space="preserve"> La práctica recomendada indica que primero se deben configurar las direcciones excluidas, a fin de garantizar que no se arrienden accidentalmente a otros dispositivos.</w:t>
-      </w:r>
-    </w:p>
-    <w:p>
-      <w:pPr>
-        <w:pStyle w:val="BodyTextL25"/>
-        <w:numPr>
-          <w:ilvl w:val="0"/>
-          <w:numId w:val="34"/>
-        </w:numPr>
-        <w:spacing w:before="0" w:after="0" w:line="360" w:lineRule="exact"/>
-        <w:jc w:val="both"/>
-        <w:rPr>
-          <w:szCs w:val="20"/>
-          <w:lang w:val="es-MX"/>
-        </w:rPr>
-      </w:pPr>
-      <w:r>
-        <w:rPr>
-          <w:szCs w:val="20"/>
-          <w:lang w:val="es-MX"/>
-        </w:rPr>
-        <w:t xml:space="preserve">Configure un conjunto de direcciones DHCP para cada LAN de los ruteadores </w:t>
-      </w:r>
-      <w:r>
-        <w:rPr>
-          <w:b/>
-          <w:bCs/>
-          <w:szCs w:val="20"/>
-          <w:lang w:val="es-MX"/>
-        </w:rPr>
-        <w:t>R</w:t>
-      </w:r>
-      <w:r>
-        <w:rPr>
-          <w:b/>
-          <w:bCs/>
-          <w:szCs w:val="20"/>
-          <w:lang w:val="es-MX"/>
-        </w:rPr>
-        <w:t>K</w:t>
-      </w:r>
-      <w:r>
-        <w:rPr>
-          <w:szCs w:val="20"/>
-          <w:lang w:val="es-MX"/>
-        </w:rPr>
-        <w:t>,</w:t>
-      </w:r>
-      <w:r>
-        <w:rPr>
-          <w:szCs w:val="20"/>
-          <w:lang w:val="es-MX"/>
-        </w:rPr>
         <w:t xml:space="preserve"> </w:t>
       </w:r>
       <w:r>
         <w:rPr>
-          <w:b/>
-          <w:bCs/>
-          <w:szCs w:val="20"/>
-          <w:lang w:val="es-MX"/>
-        </w:rPr>
-        <w:t>R</w:t>
-      </w:r>
-      <w:r>
-        <w:rPr>
-          <w:b/>
-          <w:bCs/>
-          <w:szCs w:val="20"/>
-          <w:lang w:val="es-MX"/>
-        </w:rPr>
-        <w:t>1</w:t>
-      </w:r>
-      <w:r>
-        <w:rPr>
-          <w:szCs w:val="20"/>
-          <w:lang w:val="es-MX"/>
-        </w:rPr>
-        <w:t xml:space="preserve"> y</w:t>
-      </w:r>
-      <w:r>
-        <w:rPr>
-          <w:b/>
-          <w:bCs/>
-          <w:szCs w:val="20"/>
-          <w:lang w:val="es-MX"/>
-        </w:rPr>
-        <w:t xml:space="preserve"> R2</w:t>
-      </w:r>
-      <w:r>
-        <w:rPr>
-          <w:szCs w:val="20"/>
-          <w:lang w:val="es-MX"/>
-        </w:rPr>
-        <w:t xml:space="preserve">. </w:t>
-      </w:r>
-    </w:p>
-    <w:p>
-      <w:pPr>
-        <w:pStyle w:val="BodyTextL25"/>
-        <w:numPr>
-          <w:ilvl w:val="0"/>
-          <w:numId w:val="34"/>
-        </w:numPr>
-        <w:spacing w:before="0" w:after="0" w:line="360" w:lineRule="exact"/>
-        <w:jc w:val="both"/>
-        <w:rPr>
-          <w:szCs w:val="20"/>
-          <w:lang w:val="es-MX"/>
-        </w:rPr>
-      </w:pPr>
-      <w:r>
-        <w:rPr>
-          <w:szCs w:val="20"/>
-          <w:lang w:val="es-MX"/>
-        </w:rPr>
-        <w:t>C</w:t>
-      </w:r>
-      <w:r>
-        <w:rPr>
-          <w:rFonts w:cs="Arial"/>
-          <w:spacing w:val="-1"/>
-          <w:szCs w:val="20"/>
-          <w:lang w:val="es-MX"/>
-        </w:rPr>
-        <w:t>onfigura la IP del servidor DNS</w:t>
+          <w:rFonts w:ascii="Arial" w:hAnsi="Arial" w:cs="Arial"/>
+        </w:rPr>
+        <w:t>con el direccionamiento que se muestra en la topología.</w:t>
       </w:r>
     </w:p>
     <w:p>
@@ -1595,92 +1299,80 @@
       <w:r>
         <w:rPr>
           <w:rFonts w:ascii="Arial" w:hAnsi="Arial" w:cs="Arial"/>
-          <w:spacing w:val="-1"/>
-        </w:rPr>
-        <w:t xml:space="preserve">Configure </w:t>
+        </w:rPr>
+        <w:t xml:space="preserve">Habilite el servicio </w:t>
       </w:r>
       <w:r>
         <w:rPr>
           <w:rFonts w:ascii="Arial" w:hAnsi="Arial" w:cs="Arial"/>
           <w:b/>
           <w:bCs/>
-          <w:spacing w:val="-1"/>
-        </w:rPr>
-        <w:t>R</w:t>
-      </w:r>
+        </w:rPr>
+        <w:t>HTTP</w:t>
+      </w:r>
+      <w:r>
+        <w:rPr>
+          <w:rFonts w:ascii="Arial" w:hAnsi="Arial" w:cs="Arial"/>
+        </w:rPr>
+        <w:t xml:space="preserve"> y </w:t>
+      </w:r>
+      <w:proofErr w:type="spellStart"/>
       <w:r>
         <w:rPr>
           <w:rFonts w:ascii="Arial" w:hAnsi="Arial" w:cs="Arial"/>
           <w:b/>
           <w:bCs/>
-          <w:spacing w:val="-1"/>
-        </w:rPr>
-        <w:t>1</w:t>
-      </w:r>
-      <w:r>
-        <w:rPr>
-          <w:rFonts w:ascii="Arial" w:hAnsi="Arial" w:cs="Arial"/>
-          <w:spacing w:val="-1"/>
-        </w:rPr>
-        <w:t xml:space="preserve"> como </w:t>
-      </w:r>
-      <w:r>
-        <w:rPr>
-          <w:rFonts w:ascii="Arial" w:hAnsi="Arial" w:cs="Arial"/>
-          <w:b/>
-          <w:bCs/>
-          <w:spacing w:val="-1"/>
-        </w:rPr>
-        <w:t>agente de retransmisión DHCP</w:t>
-      </w:r>
-      <w:r>
-        <w:rPr>
-          <w:rFonts w:ascii="Arial" w:hAnsi="Arial" w:cs="Arial"/>
-          <w:spacing w:val="-1"/>
-        </w:rPr>
-        <w:t>.</w:t>
-      </w:r>
-      <w:r>
-        <w:t xml:space="preserve"> </w:t>
-      </w:r>
-      <w:r>
-        <w:rPr>
-          <w:rFonts w:ascii="Arial" w:hAnsi="Arial" w:cs="Arial"/>
-          <w:spacing w:val="-1"/>
-        </w:rPr>
-        <w:t>Configure la dirección IP de ayuda en R</w:t>
-      </w:r>
-      <w:r>
-        <w:rPr>
-          <w:rFonts w:ascii="Arial" w:hAnsi="Arial" w:cs="Arial"/>
-          <w:spacing w:val="-1"/>
-        </w:rPr>
-        <w:t>1</w:t>
-      </w:r>
-      <w:r>
-        <w:rPr>
-          <w:rFonts w:ascii="Arial" w:hAnsi="Arial" w:cs="Arial"/>
-          <w:spacing w:val="-1"/>
-        </w:rPr>
-        <w:t xml:space="preserve"> para que reenvíe todas las solicitudes de DHCP al servidor de DHCP en el ruteador </w:t>
-      </w:r>
-      <w:r>
-        <w:rPr>
-          <w:rFonts w:ascii="Arial" w:hAnsi="Arial" w:cs="Arial"/>
-          <w:b/>
-          <w:bCs/>
-          <w:spacing w:val="-1"/>
-        </w:rPr>
-        <w:t>R</w:t>
-      </w:r>
-      <w:r>
-        <w:rPr>
-          <w:rFonts w:ascii="Arial" w:hAnsi="Arial" w:cs="Arial"/>
-          <w:b/>
-          <w:bCs/>
-          <w:spacing w:val="-1"/>
-        </w:rPr>
-        <w:t>K</w:t>
+        </w:rPr>
+        <w:t>HTTPs</w:t>
+      </w:r>
+      <w:proofErr w:type="spellEnd"/>
+      <w:r>
+        <w:rPr>
+          <w:rFonts w:ascii="Arial" w:hAnsi="Arial" w:cs="Arial"/>
+        </w:rPr>
+        <w:t xml:space="preserve"> en todos los servidores (</w:t>
+      </w:r>
+      <w:proofErr w:type="spellStart"/>
+      <w:r>
+        <w:rPr>
+          <w:rFonts w:ascii="Arial" w:hAnsi="Arial" w:cs="Arial"/>
+        </w:rPr>
+        <w:t>kellogs</w:t>
+      </w:r>
+      <w:proofErr w:type="spellEnd"/>
+      <w:r>
+        <w:rPr>
+          <w:rFonts w:ascii="Arial" w:hAnsi="Arial" w:cs="Arial"/>
+        </w:rPr>
+        <w:t xml:space="preserve">, </w:t>
+      </w:r>
+      <w:proofErr w:type="spellStart"/>
+      <w:r>
+        <w:rPr>
+          <w:rFonts w:ascii="Arial" w:hAnsi="Arial" w:cs="Arial"/>
+        </w:rPr>
+        <w:t>amazon</w:t>
+      </w:r>
+      <w:proofErr w:type="spellEnd"/>
+      <w:r>
+        <w:rPr>
+          <w:rFonts w:ascii="Arial" w:hAnsi="Arial" w:cs="Arial"/>
+        </w:rPr>
+        <w:t xml:space="preserve"> y </w:t>
+      </w:r>
+      <w:proofErr w:type="spellStart"/>
+      <w:r>
+        <w:rPr>
+          <w:rFonts w:ascii="Arial" w:hAnsi="Arial" w:cs="Arial"/>
+        </w:rPr>
+        <w:t>dnsserver</w:t>
+      </w:r>
+      <w:proofErr w:type="spellEnd"/>
+      <w:r>
+        <w:rPr>
+          <w:rFonts w:ascii="Arial" w:hAnsi="Arial" w:cs="Arial"/>
+        </w:rPr>
+        <w:t>).</w:t>
       </w:r>
     </w:p>
     <w:p>
@@ -1702,16 +1394,50 @@
       <w:r>
         <w:rPr>
           <w:rFonts w:ascii="Arial" w:hAnsi="Arial" w:cs="Arial"/>
-          <w:spacing w:val="-1"/>
-        </w:rPr>
-        <w:t xml:space="preserve">Configure </w:t>
+        </w:rPr>
+        <w:t>Configur</w:t>
+      </w:r>
+      <w:r>
+        <w:rPr>
+          <w:rFonts w:ascii="Arial" w:hAnsi="Arial" w:cs="Arial"/>
+        </w:rPr>
+        <w:t>e</w:t>
+      </w:r>
+      <w:r>
+        <w:rPr>
+          <w:rFonts w:ascii="Arial" w:hAnsi="Arial" w:cs="Arial"/>
+        </w:rPr>
+        <w:t xml:space="preserve"> el protocolo de ruteo OSPF en l</w:t>
+      </w:r>
+      <w:r>
+        <w:rPr>
+          <w:rFonts w:ascii="Arial" w:hAnsi="Arial" w:cs="Arial"/>
+        </w:rPr>
+        <w:t>os</w:t>
+      </w:r>
+      <w:r>
+        <w:rPr>
+          <w:rFonts w:ascii="Arial" w:hAnsi="Arial" w:cs="Arial"/>
+        </w:rPr>
+        <w:t xml:space="preserve"> ruteador</w:t>
+      </w:r>
+      <w:r>
+        <w:rPr>
+          <w:rFonts w:ascii="Arial" w:hAnsi="Arial" w:cs="Arial"/>
+        </w:rPr>
+        <w:t>es</w:t>
+      </w:r>
+      <w:r>
+        <w:rPr>
+          <w:rFonts w:ascii="Arial" w:hAnsi="Arial" w:cs="Arial"/>
+        </w:rPr>
+        <w:t xml:space="preserve"> </w:t>
       </w:r>
       <w:r>
         <w:rPr>
           <w:rFonts w:ascii="Arial" w:hAnsi="Arial" w:cs="Arial"/>
           <w:b/>
           <w:bCs/>
-          <w:spacing w:val="-1"/>
         </w:rPr>
         <w:t>R</w:t>
       </w:r>
@@ -1720,74 +1446,117 @@
           <w:rFonts w:ascii="Arial" w:hAnsi="Arial" w:cs="Arial"/>
           <w:b/>
           <w:bCs/>
-          <w:spacing w:val="-1"/>
-        </w:rPr>
-        <w:t>2</w:t>
-      </w:r>
-      <w:r>
-        <w:rPr>
-          <w:rFonts w:ascii="Arial" w:hAnsi="Arial" w:cs="Arial"/>
-          <w:spacing w:val="-1"/>
-        </w:rPr>
-        <w:t xml:space="preserve"> como </w:t>
+        </w:rPr>
+        <w:t xml:space="preserve">1 </w:t>
+      </w:r>
+      <w:r>
+        <w:rPr>
+          <w:rFonts w:ascii="Arial" w:hAnsi="Arial" w:cs="Arial"/>
+        </w:rPr>
+        <w:t>y</w:t>
       </w:r>
       <w:r>
         <w:rPr>
           <w:rFonts w:ascii="Arial" w:hAnsi="Arial" w:cs="Arial"/>
           <w:b/>
           <w:bCs/>
-          <w:spacing w:val="-1"/>
-        </w:rPr>
-        <w:t>agente de retransmisión DHCP</w:t>
-      </w:r>
-      <w:r>
-        <w:rPr>
-          <w:rFonts w:ascii="Arial" w:hAnsi="Arial" w:cs="Arial"/>
-          <w:spacing w:val="-1"/>
+        </w:rPr>
+        <w:t xml:space="preserve"> R2</w:t>
+      </w:r>
+      <w:r>
+        <w:rPr>
+          <w:rFonts w:ascii="Arial" w:hAnsi="Arial" w:cs="Arial"/>
+        </w:rPr>
+        <w:t>:</w:t>
+      </w:r>
+    </w:p>
+    <w:p>
+      <w:pPr>
+        <w:pStyle w:val="ListParagraph"/>
+        <w:numPr>
+          <w:ilvl w:val="0"/>
+          <w:numId w:val="36"/>
+        </w:numPr>
+        <w:spacing w:line="300" w:lineRule="exact"/>
+        <w:jc w:val="both"/>
+        <w:rPr>
+          <w:rFonts w:ascii="Arial" w:hAnsi="Arial" w:cs="Arial"/>
+        </w:rPr>
+      </w:pPr>
+      <w:r>
+        <w:rPr>
+          <w:rFonts w:ascii="Arial" w:hAnsi="Arial" w:cs="Arial"/>
+        </w:rPr>
+        <w:t>Utiliza</w:t>
+      </w:r>
+      <w:r>
+        <w:rPr>
+          <w:rFonts w:ascii="Arial" w:hAnsi="Arial" w:cs="Arial"/>
+        </w:rPr>
+        <w:t>r</w:t>
+      </w:r>
+      <w:r>
+        <w:rPr>
+          <w:rFonts w:ascii="Arial" w:hAnsi="Arial" w:cs="Arial"/>
+        </w:rPr>
+        <w:t xml:space="preserve"> el número de proceso de tu preferencia. NOTA: Un número entre 1 y 2</w:t>
+      </w:r>
+      <w:r>
+        <w:rPr>
+          <w:rFonts w:ascii="Arial" w:hAnsi="Arial" w:cs="Arial"/>
+          <w:vertAlign w:val="superscript"/>
+        </w:rPr>
+        <w:t>16</w:t>
+      </w:r>
+      <w:r>
+        <w:rPr>
+          <w:rFonts w:ascii="Arial" w:hAnsi="Arial" w:cs="Arial"/>
         </w:rPr>
         <w:t>.</w:t>
       </w:r>
-      <w:r>
-        <w:t xml:space="preserve"> </w:t>
-      </w:r>
-      <w:r>
-        <w:rPr>
-          <w:rFonts w:ascii="Arial" w:hAnsi="Arial" w:cs="Arial"/>
-          <w:spacing w:val="-1"/>
-        </w:rPr>
-        <w:t>Configure la dirección IP de ayuda en R</w:t>
-      </w:r>
-      <w:r>
-        <w:rPr>
-          <w:rFonts w:ascii="Arial" w:hAnsi="Arial" w:cs="Arial"/>
-          <w:spacing w:val="-1"/>
-        </w:rPr>
-        <w:t>2</w:t>
-      </w:r>
-      <w:r>
-        <w:rPr>
-          <w:rFonts w:ascii="Arial" w:hAnsi="Arial" w:cs="Arial"/>
-          <w:spacing w:val="-1"/>
-        </w:rPr>
-        <w:t xml:space="preserve"> para que reenvíe todas las solicitudes de DHCP al servidor de DHCP en el ruteador </w:t>
-      </w:r>
-      <w:r>
-        <w:rPr>
-          <w:rFonts w:ascii="Arial" w:hAnsi="Arial" w:cs="Arial"/>
-          <w:b/>
-          <w:bCs/>
-          <w:spacing w:val="-1"/>
-        </w:rPr>
-        <w:t>R</w:t>
-      </w:r>
-      <w:r>
-        <w:rPr>
-          <w:rFonts w:ascii="Arial" w:hAnsi="Arial" w:cs="Arial"/>
-          <w:b/>
-          <w:bCs/>
-          <w:spacing w:val="-1"/>
-        </w:rPr>
-        <w:t>K</w:t>
+    </w:p>
+    <w:p>
+      <w:pPr>
+        <w:pStyle w:val="ListParagraph"/>
+        <w:numPr>
+          <w:ilvl w:val="0"/>
+          <w:numId w:val="36"/>
+        </w:numPr>
+        <w:spacing w:line="300" w:lineRule="exact"/>
+        <w:jc w:val="both"/>
+        <w:rPr>
+          <w:rFonts w:ascii="Arial" w:hAnsi="Arial" w:cs="Arial"/>
+        </w:rPr>
+      </w:pPr>
+      <w:r>
+        <w:rPr>
+          <w:rFonts w:ascii="Arial" w:hAnsi="Arial" w:cs="Arial"/>
+          <w:color w:val="0D0D0D" w:themeColor="text1" w:themeTint="F2"/>
+          <w:shd w:val="clear" w:color="auto" w:fill="FFFFFF"/>
+        </w:rPr>
+        <w:t>Configurar las redes directamente conectadas.</w:t>
+      </w:r>
+    </w:p>
+    <w:p>
+      <w:pPr>
+        <w:pStyle w:val="ListParagraph"/>
+        <w:numPr>
+          <w:ilvl w:val="0"/>
+          <w:numId w:val="36"/>
+        </w:numPr>
+        <w:spacing w:line="300" w:lineRule="exact"/>
+        <w:jc w:val="both"/>
+        <w:rPr>
+          <w:rFonts w:ascii="Arial" w:hAnsi="Arial" w:cs="Arial"/>
+        </w:rPr>
+      </w:pPr>
+      <w:r>
+        <w:rPr>
+          <w:rFonts w:ascii="Arial" w:hAnsi="Arial" w:cs="Arial"/>
+          <w:color w:val="0D0D0D" w:themeColor="text1" w:themeTint="F2"/>
+          <w:shd w:val="clear" w:color="auto" w:fill="FFFFFF"/>
+        </w:rPr>
+        <w:t>Configurar las interfaces pasivas.</w:t>
       </w:r>
     </w:p>
     <w:p>
@@ -1810,7 +1579,19 @@
         <w:rPr>
           <w:rFonts w:ascii="Arial" w:hAnsi="Arial" w:cs="Arial"/>
         </w:rPr>
-        <w:t xml:space="preserve">Habilite el servicio </w:t>
+        <w:t>Configur</w:t>
+      </w:r>
+      <w:r>
+        <w:rPr>
+          <w:rFonts w:ascii="Arial" w:hAnsi="Arial" w:cs="Arial"/>
+        </w:rPr>
+        <w:t>e</w:t>
+      </w:r>
+      <w:r>
+        <w:rPr>
+          <w:rFonts w:ascii="Arial" w:hAnsi="Arial" w:cs="Arial"/>
+        </w:rPr>
+        <w:t xml:space="preserve"> el protocolo de ruteo OSPF en el ruteador </w:t>
       </w:r>
       <w:r>
         <w:rPr>
@@ -1818,13 +1599,150 @@
           <w:b/>
           <w:bCs/>
         </w:rPr>
-        <w:t>DHCP</w:t>
-      </w:r>
-      <w:r>
-        <w:rPr>
-          <w:rFonts w:ascii="Arial" w:hAnsi="Arial" w:cs="Arial"/>
-        </w:rPr>
-        <w:t xml:space="preserve"> en todos los equipos terminales.</w:t>
+        <w:t>R</w:t>
+      </w:r>
+      <w:r>
+        <w:rPr>
+          <w:rFonts w:ascii="Arial" w:hAnsi="Arial" w:cs="Arial"/>
+          <w:b/>
+          <w:bCs/>
+        </w:rPr>
+        <w:t>K</w:t>
+      </w:r>
+      <w:r>
+        <w:rPr>
+          <w:rFonts w:ascii="Arial" w:hAnsi="Arial" w:cs="Arial"/>
+        </w:rPr>
+        <w:t>:</w:t>
+      </w:r>
+    </w:p>
+    <w:p>
+      <w:pPr>
+        <w:pStyle w:val="ListParagraph"/>
+        <w:numPr>
+          <w:ilvl w:val="0"/>
+          <w:numId w:val="36"/>
+        </w:numPr>
+        <w:spacing w:line="300" w:lineRule="exact"/>
+        <w:jc w:val="both"/>
+        <w:rPr>
+          <w:rFonts w:ascii="Arial" w:hAnsi="Arial" w:cs="Arial"/>
+        </w:rPr>
+      </w:pPr>
+      <w:r>
+        <w:rPr>
+          <w:rFonts w:ascii="Arial" w:hAnsi="Arial" w:cs="Arial"/>
+        </w:rPr>
+        <w:t>Utiliza</w:t>
+      </w:r>
+      <w:r>
+        <w:rPr>
+          <w:rFonts w:ascii="Arial" w:hAnsi="Arial" w:cs="Arial"/>
+        </w:rPr>
+        <w:t>r</w:t>
+      </w:r>
+      <w:r>
+        <w:rPr>
+          <w:rFonts w:ascii="Arial" w:hAnsi="Arial" w:cs="Arial"/>
+        </w:rPr>
+        <w:t xml:space="preserve"> el número de proceso de tu preferencia. NOTA: Un número entre 1 y 2</w:t>
+      </w:r>
+      <w:r>
+        <w:rPr>
+          <w:rFonts w:ascii="Arial" w:hAnsi="Arial" w:cs="Arial"/>
+          <w:vertAlign w:val="superscript"/>
+        </w:rPr>
+        <w:t>16</w:t>
+      </w:r>
+      <w:r>
+        <w:rPr>
+          <w:rFonts w:ascii="Arial" w:hAnsi="Arial" w:cs="Arial"/>
+        </w:rPr>
+        <w:t>.</w:t>
+      </w:r>
+    </w:p>
+    <w:p>
+      <w:pPr>
+        <w:pStyle w:val="ListParagraph"/>
+        <w:numPr>
+          <w:ilvl w:val="0"/>
+          <w:numId w:val="36"/>
+        </w:numPr>
+        <w:spacing w:line="300" w:lineRule="exact"/>
+        <w:jc w:val="both"/>
+        <w:rPr>
+          <w:rFonts w:ascii="Arial" w:hAnsi="Arial" w:cs="Arial"/>
+        </w:rPr>
+      </w:pPr>
+      <w:r>
+        <w:rPr>
+          <w:rFonts w:ascii="Arial" w:hAnsi="Arial" w:cs="Arial"/>
+          <w:color w:val="0D0D0D" w:themeColor="text1" w:themeTint="F2"/>
+          <w:shd w:val="clear" w:color="auto" w:fill="FFFFFF"/>
+        </w:rPr>
+        <w:t>Configurar las redes directamente conectadas.</w:t>
+      </w:r>
+    </w:p>
+    <w:p>
+      <w:pPr>
+        <w:pStyle w:val="ListParagraph"/>
+        <w:numPr>
+          <w:ilvl w:val="0"/>
+          <w:numId w:val="36"/>
+        </w:numPr>
+        <w:spacing w:line="300" w:lineRule="exact"/>
+        <w:jc w:val="both"/>
+        <w:rPr>
+          <w:rFonts w:ascii="Arial" w:hAnsi="Arial" w:cs="Arial"/>
+        </w:rPr>
+      </w:pPr>
+      <w:r>
+        <w:rPr>
+          <w:rFonts w:ascii="Arial" w:hAnsi="Arial" w:cs="Arial"/>
+          <w:color w:val="0D0D0D" w:themeColor="text1" w:themeTint="F2"/>
+          <w:shd w:val="clear" w:color="auto" w:fill="FFFFFF"/>
+        </w:rPr>
+        <w:t>Configurar las interfaces pasivas.</w:t>
+      </w:r>
+    </w:p>
+    <w:p>
+      <w:pPr>
+        <w:pStyle w:val="ListParagraph"/>
+        <w:numPr>
+          <w:ilvl w:val="0"/>
+          <w:numId w:val="36"/>
+        </w:numPr>
+        <w:spacing w:line="300" w:lineRule="exact"/>
+        <w:jc w:val="both"/>
+        <w:rPr>
+          <w:rFonts w:ascii="Arial" w:hAnsi="Arial" w:cs="Arial"/>
+        </w:rPr>
+      </w:pPr>
+      <w:r>
+        <w:rPr>
+          <w:rFonts w:ascii="Arial" w:hAnsi="Arial" w:cs="Arial"/>
+          <w:color w:val="0D0D0D" w:themeColor="text1" w:themeTint="F2"/>
+          <w:shd w:val="clear" w:color="auto" w:fill="FFFFFF"/>
+        </w:rPr>
+        <w:t xml:space="preserve">Redistribuir la ruta por default hacia los </w:t>
+      </w:r>
+      <w:proofErr w:type="spellStart"/>
+      <w:r>
+        <w:rPr>
+          <w:rFonts w:ascii="Arial" w:hAnsi="Arial" w:cs="Arial"/>
+          <w:color w:val="0D0D0D" w:themeColor="text1" w:themeTint="F2"/>
+          <w:shd w:val="clear" w:color="auto" w:fill="FFFFFF"/>
+        </w:rPr>
+        <w:t>routers</w:t>
+      </w:r>
+      <w:proofErr w:type="spellEnd"/>
+      <w:r>
+        <w:rPr>
+          <w:rFonts w:ascii="Arial" w:hAnsi="Arial" w:cs="Arial"/>
+          <w:color w:val="0D0D0D" w:themeColor="text1" w:themeTint="F2"/>
+          <w:shd w:val="clear" w:color="auto" w:fill="FFFFFF"/>
+        </w:rPr>
+        <w:t xml:space="preserve"> internos de la empresa.</w:t>
       </w:r>
     </w:p>
     <w:p>
@@ -1846,36 +1764,347 @@
       <w:r>
         <w:rPr>
           <w:rFonts w:ascii="Arial" w:hAnsi="Arial" w:cs="Arial"/>
-        </w:rPr>
-        <w:t xml:space="preserve">Habilite el servicio </w:t>
+          <w:spacing w:val="-1"/>
+        </w:rPr>
+        <w:t xml:space="preserve">Configure </w:t>
       </w:r>
       <w:r>
         <w:rPr>
           <w:rFonts w:ascii="Arial" w:hAnsi="Arial" w:cs="Arial"/>
           <w:b/>
           <w:bCs/>
-        </w:rPr>
-        <w:t>HTTP</w:t>
-      </w:r>
-      <w:r>
-        <w:rPr>
-          <w:rFonts w:ascii="Arial" w:hAnsi="Arial" w:cs="Arial"/>
-        </w:rPr>
-        <w:t xml:space="preserve"> y </w:t>
+          <w:spacing w:val="-1"/>
+        </w:rPr>
+        <w:t>R</w:t>
       </w:r>
       <w:r>
         <w:rPr>
           <w:rFonts w:ascii="Arial" w:hAnsi="Arial" w:cs="Arial"/>
           <w:b/>
           <w:bCs/>
-        </w:rPr>
-        <w:t>HTTPs</w:t>
-      </w:r>
-      <w:r>
-        <w:rPr>
-          <w:rFonts w:ascii="Arial" w:hAnsi="Arial" w:cs="Arial"/>
-        </w:rPr>
-        <w:t xml:space="preserve"> en todos los servidores.</w:t>
+          <w:spacing w:val="-1"/>
+        </w:rPr>
+        <w:t>K</w:t>
+      </w:r>
+      <w:r>
+        <w:rPr>
+          <w:rFonts w:ascii="Arial" w:hAnsi="Arial" w:cs="Arial"/>
+          <w:spacing w:val="-1"/>
+        </w:rPr>
+        <w:t xml:space="preserve"> como </w:t>
+      </w:r>
+      <w:r>
+        <w:rPr>
+          <w:rFonts w:ascii="Arial" w:hAnsi="Arial" w:cs="Arial"/>
+          <w:b/>
+          <w:bCs/>
+          <w:spacing w:val="-1"/>
+        </w:rPr>
+        <w:t>servidor de DHCP</w:t>
+      </w:r>
+      <w:r>
+        <w:rPr>
+          <w:rFonts w:ascii="Arial" w:hAnsi="Arial" w:cs="Arial"/>
+          <w:spacing w:val="-1"/>
+        </w:rPr>
+        <w:t>.</w:t>
+      </w:r>
+    </w:p>
+    <w:p>
+      <w:pPr>
+        <w:pStyle w:val="BodyTextL25"/>
+        <w:numPr>
+          <w:ilvl w:val="0"/>
+          <w:numId w:val="34"/>
+        </w:numPr>
+        <w:spacing w:before="0" w:after="0" w:line="360" w:lineRule="exact"/>
+        <w:jc w:val="both"/>
+        <w:rPr>
+          <w:szCs w:val="20"/>
+          <w:lang w:val="es-MX"/>
+        </w:rPr>
+      </w:pPr>
+      <w:r>
+        <w:rPr>
+          <w:szCs w:val="20"/>
+          <w:lang w:val="es-MX"/>
+        </w:rPr>
+        <w:t xml:space="preserve">Excluye la IP de los default </w:t>
+      </w:r>
+      <w:proofErr w:type="spellStart"/>
+      <w:r>
+        <w:rPr>
+          <w:szCs w:val="20"/>
+          <w:lang w:val="es-MX"/>
+        </w:rPr>
+        <w:t>g</w:t>
+      </w:r>
+      <w:r>
+        <w:rPr>
+          <w:szCs w:val="20"/>
+          <w:lang w:val="es-MX"/>
+        </w:rPr>
+        <w:t>ateway</w:t>
+      </w:r>
+      <w:proofErr w:type="spellEnd"/>
+      <w:r>
+        <w:rPr>
+          <w:szCs w:val="20"/>
+          <w:lang w:val="es-MX"/>
+        </w:rPr>
+        <w:t xml:space="preserve"> y del servidor de </w:t>
+      </w:r>
+      <w:r>
+        <w:rPr>
+          <w:szCs w:val="20"/>
+          <w:lang w:val="es-MX"/>
+        </w:rPr>
+        <w:t>Kellogg</w:t>
+      </w:r>
+      <w:r>
+        <w:rPr>
+          <w:szCs w:val="20"/>
+          <w:lang w:val="es-MX"/>
+        </w:rPr>
+        <w:t>.</w:t>
+      </w:r>
+    </w:p>
+    <w:p>
+      <w:pPr>
+        <w:pStyle w:val="BodyTextL25"/>
+        <w:spacing w:before="0" w:after="0" w:line="360" w:lineRule="exact"/>
+        <w:ind w:left="720"/>
+        <w:jc w:val="both"/>
+        <w:rPr>
+          <w:szCs w:val="20"/>
+          <w:lang w:val="es-MX"/>
+        </w:rPr>
+      </w:pPr>
+      <w:r>
+        <w:rPr>
+          <w:b/>
+          <w:bCs/>
+          <w:szCs w:val="20"/>
+          <w:lang w:val="es-MX"/>
+        </w:rPr>
+        <w:t>NOTA:</w:t>
+      </w:r>
+      <w:r>
+        <w:rPr>
+          <w:szCs w:val="20"/>
+          <w:lang w:val="es-MX"/>
+        </w:rPr>
+        <w:t xml:space="preserve"> La práctica recomendada indica que primero se deben configurar las direcciones excluidas, a fin de garantizar que no se arrienden accidentalmente a otros dispositivos.</w:t>
+      </w:r>
+    </w:p>
+    <w:p>
+      <w:pPr>
+        <w:pStyle w:val="BodyTextL25"/>
+        <w:numPr>
+          <w:ilvl w:val="0"/>
+          <w:numId w:val="34"/>
+        </w:numPr>
+        <w:spacing w:before="0" w:after="0" w:line="360" w:lineRule="exact"/>
+        <w:jc w:val="both"/>
+        <w:rPr>
+          <w:szCs w:val="20"/>
+          <w:lang w:val="es-MX"/>
+        </w:rPr>
+      </w:pPr>
+      <w:r>
+        <w:rPr>
+          <w:szCs w:val="20"/>
+          <w:lang w:val="es-MX"/>
+        </w:rPr>
+        <w:t xml:space="preserve">Configure un conjunto de direcciones DHCP para cada LAN de los ruteadores </w:t>
+      </w:r>
+      <w:r>
+        <w:rPr>
+          <w:b/>
+          <w:bCs/>
+          <w:szCs w:val="20"/>
+          <w:lang w:val="es-MX"/>
+        </w:rPr>
+        <w:t>R</w:t>
+      </w:r>
+      <w:r>
+        <w:rPr>
+          <w:b/>
+          <w:bCs/>
+          <w:szCs w:val="20"/>
+          <w:lang w:val="es-MX"/>
+        </w:rPr>
+        <w:t>K</w:t>
+      </w:r>
+      <w:r>
+        <w:rPr>
+          <w:szCs w:val="20"/>
+          <w:lang w:val="es-MX"/>
+        </w:rPr>
+        <w:t>,</w:t>
+      </w:r>
+      <w:r>
+        <w:rPr>
+          <w:szCs w:val="20"/>
+          <w:lang w:val="es-MX"/>
+        </w:rPr>
+        <w:t xml:space="preserve"> </w:t>
+      </w:r>
+      <w:r>
+        <w:rPr>
+          <w:b/>
+          <w:bCs/>
+          <w:szCs w:val="20"/>
+          <w:lang w:val="es-MX"/>
+        </w:rPr>
+        <w:t>R</w:t>
+      </w:r>
+      <w:r>
+        <w:rPr>
+          <w:b/>
+          <w:bCs/>
+          <w:szCs w:val="20"/>
+          <w:lang w:val="es-MX"/>
+        </w:rPr>
+        <w:t>1</w:t>
+      </w:r>
+      <w:r>
+        <w:rPr>
+          <w:szCs w:val="20"/>
+          <w:lang w:val="es-MX"/>
+        </w:rPr>
+        <w:t xml:space="preserve"> y</w:t>
+      </w:r>
+      <w:r>
+        <w:rPr>
+          <w:b/>
+          <w:bCs/>
+          <w:szCs w:val="20"/>
+          <w:lang w:val="es-MX"/>
+        </w:rPr>
+        <w:t xml:space="preserve"> R2</w:t>
+      </w:r>
+      <w:r>
+        <w:rPr>
+          <w:szCs w:val="20"/>
+          <w:lang w:val="es-MX"/>
+        </w:rPr>
+        <w:t xml:space="preserve">. </w:t>
+      </w:r>
+      <w:r>
+        <w:rPr>
+          <w:szCs w:val="20"/>
+          <w:lang w:val="es-MX"/>
+        </w:rPr>
+        <w:t>Puedes utilizar</w:t>
+      </w:r>
+      <w:r>
+        <w:rPr>
+          <w:szCs w:val="20"/>
+          <w:lang w:val="es-MX"/>
+        </w:rPr>
+        <w:t xml:space="preserve"> los siguientes nombres de pools: </w:t>
+      </w:r>
+      <w:proofErr w:type="spellStart"/>
+      <w:r>
+        <w:rPr>
+          <w:b/>
+          <w:bCs/>
+          <w:szCs w:val="20"/>
+          <w:lang w:val="es-MX"/>
+        </w:rPr>
+        <w:t>R</w:t>
+      </w:r>
+      <w:r>
+        <w:rPr>
+          <w:b/>
+          <w:bCs/>
+          <w:szCs w:val="20"/>
+          <w:lang w:val="es-MX"/>
+        </w:rPr>
+        <w:t>K_pool</w:t>
+      </w:r>
+      <w:proofErr w:type="spellEnd"/>
+      <w:r>
+        <w:rPr>
+          <w:szCs w:val="20"/>
+          <w:lang w:val="es-MX"/>
+        </w:rPr>
+        <w:t xml:space="preserve">, </w:t>
+      </w:r>
+      <w:r>
+        <w:rPr>
+          <w:b/>
+          <w:bCs/>
+          <w:szCs w:val="20"/>
+          <w:lang w:val="es-MX"/>
+        </w:rPr>
+        <w:t>R</w:t>
+      </w:r>
+      <w:r>
+        <w:rPr>
+          <w:b/>
+          <w:bCs/>
+          <w:szCs w:val="20"/>
+          <w:lang w:val="es-MX"/>
+        </w:rPr>
+        <w:t>1_pool</w:t>
+      </w:r>
+      <w:r>
+        <w:rPr>
+          <w:szCs w:val="20"/>
+          <w:lang w:val="es-MX"/>
+        </w:rPr>
+        <w:t xml:space="preserve"> y </w:t>
+      </w:r>
+      <w:r>
+        <w:rPr>
+          <w:b/>
+          <w:bCs/>
+          <w:szCs w:val="20"/>
+          <w:lang w:val="es-MX"/>
+        </w:rPr>
+        <w:t>R</w:t>
+      </w:r>
+      <w:r>
+        <w:rPr>
+          <w:b/>
+          <w:bCs/>
+          <w:szCs w:val="20"/>
+          <w:lang w:val="es-MX"/>
+        </w:rPr>
+        <w:t>2_pool</w:t>
+      </w:r>
+    </w:p>
+    <w:p>
+      <w:pPr>
+        <w:pStyle w:val="BodyTextL25"/>
+        <w:numPr>
+          <w:ilvl w:val="0"/>
+          <w:numId w:val="34"/>
+        </w:numPr>
+        <w:spacing w:before="0" w:after="0" w:line="360" w:lineRule="exact"/>
+        <w:jc w:val="both"/>
+        <w:rPr>
+          <w:szCs w:val="20"/>
+          <w:lang w:val="es-MX"/>
+        </w:rPr>
+      </w:pPr>
+      <w:r>
+        <w:rPr>
+          <w:szCs w:val="20"/>
+          <w:lang w:val="es-MX"/>
+        </w:rPr>
+        <w:t>C</w:t>
+      </w:r>
+      <w:r>
+        <w:rPr>
+          <w:rFonts w:cs="Arial"/>
+          <w:spacing w:val="-1"/>
+          <w:szCs w:val="20"/>
+          <w:lang w:val="es-MX"/>
+        </w:rPr>
+        <w:t>onfigura la IP del servidor DNS</w:t>
       </w:r>
     </w:p>
     <w:p>
@@ -1892,15 +2121,14 @@
         <w:jc w:val="both"/>
         <w:rPr>
           <w:rFonts w:ascii="Arial" w:hAnsi="Arial" w:cs="Arial"/>
+        </w:rPr>
+      </w:pPr>
+      <w:r>
+        <w:rPr>
+          <w:rFonts w:ascii="Arial" w:hAnsi="Arial" w:cs="Arial"/>
           <w:spacing w:val="-1"/>
         </w:rPr>
-      </w:pPr>
-      <w:r>
-        <w:rPr>
-          <w:rFonts w:ascii="Arial" w:hAnsi="Arial" w:cs="Arial"/>
-          <w:spacing w:val="-1"/>
-        </w:rPr>
-        <w:t xml:space="preserve">Habilite el servicio </w:t>
+        <w:t xml:space="preserve">Configure </w:t>
       </w:r>
       <w:r>
         <w:rPr>
@@ -1909,14 +2137,97 @@
           <w:bCs/>
           <w:spacing w:val="-1"/>
         </w:rPr>
-        <w:t>DNS</w:t>
-      </w:r>
-      <w:r>
-        <w:rPr>
-          <w:rFonts w:ascii="Arial" w:hAnsi="Arial" w:cs="Arial"/>
+        <w:t>R</w:t>
+      </w:r>
+      <w:r>
+        <w:rPr>
+          <w:rFonts w:ascii="Arial" w:hAnsi="Arial" w:cs="Arial"/>
+          <w:b/>
+          <w:bCs/>
           <w:spacing w:val="-1"/>
         </w:rPr>
-        <w:t xml:space="preserve"> en el servidor DNSServer.com.</w:t>
+        <w:t>1</w:t>
+      </w:r>
+      <w:r>
+        <w:rPr>
+          <w:rFonts w:ascii="Arial" w:hAnsi="Arial" w:cs="Arial"/>
+          <w:spacing w:val="-1"/>
+        </w:rPr>
+        <w:t xml:space="preserve"> como </w:t>
+      </w:r>
+      <w:r>
+        <w:rPr>
+          <w:rFonts w:ascii="Arial" w:hAnsi="Arial" w:cs="Arial"/>
+          <w:b/>
+          <w:bCs/>
+          <w:spacing w:val="-1"/>
+        </w:rPr>
+        <w:t>agente de retransmisión DHCP</w:t>
+      </w:r>
+      <w:r>
+        <w:rPr>
+          <w:rFonts w:ascii="Arial" w:hAnsi="Arial" w:cs="Arial"/>
+          <w:spacing w:val="-1"/>
+        </w:rPr>
+        <w:t>.</w:t>
+      </w:r>
+      <w:r>
+        <w:t xml:space="preserve"> </w:t>
+      </w:r>
+      <w:r>
+        <w:rPr>
+          <w:rFonts w:ascii="Arial" w:hAnsi="Arial" w:cs="Arial"/>
+          <w:spacing w:val="-1"/>
+        </w:rPr>
+        <w:t>Configure la dirección IP de ayuda en</w:t>
+      </w:r>
+      <w:r>
+        <w:rPr>
+          <w:rFonts w:ascii="Arial" w:hAnsi="Arial" w:cs="Arial"/>
+          <w:spacing w:val="-1"/>
+        </w:rPr>
+        <w:t xml:space="preserve"> la interface correspondiente en</w:t>
+      </w:r>
+      <w:r>
+        <w:rPr>
+          <w:rFonts w:ascii="Arial" w:hAnsi="Arial" w:cs="Arial"/>
+          <w:spacing w:val="-1"/>
+        </w:rPr>
+        <w:t xml:space="preserve"> </w:t>
+      </w:r>
+      <w:r>
+        <w:rPr>
+          <w:rFonts w:ascii="Arial" w:hAnsi="Arial" w:cs="Arial"/>
+          <w:b/>
+          <w:bCs/>
+          <w:spacing w:val="-1"/>
+        </w:rPr>
+        <w:t>R1</w:t>
+      </w:r>
+      <w:r>
+        <w:rPr>
+          <w:rFonts w:ascii="Arial" w:hAnsi="Arial" w:cs="Arial"/>
+          <w:spacing w:val="-1"/>
+        </w:rPr>
+        <w:t xml:space="preserve"> para que reenvíe todas las solicitudes de DHCP al servidor de DHCP en el ruteador </w:t>
+      </w:r>
+      <w:r>
+        <w:rPr>
+          <w:rFonts w:ascii="Arial" w:hAnsi="Arial" w:cs="Arial"/>
+          <w:b/>
+          <w:bCs/>
+          <w:spacing w:val="-1"/>
+        </w:rPr>
+        <w:t>R</w:t>
+      </w:r>
+      <w:r>
+        <w:rPr>
+          <w:rFonts w:ascii="Arial" w:hAnsi="Arial" w:cs="Arial"/>
+          <w:b/>
+          <w:bCs/>
+          <w:spacing w:val="-1"/>
+        </w:rPr>
+        <w:t>K</w:t>
       </w:r>
     </w:p>
     <w:p>
@@ -1933,33 +2244,1029 @@
         <w:jc w:val="both"/>
         <w:rPr>
           <w:rFonts w:ascii="Arial" w:hAnsi="Arial" w:cs="Arial"/>
+        </w:rPr>
+      </w:pPr>
+      <w:r>
+        <w:rPr>
+          <w:rFonts w:ascii="Arial" w:hAnsi="Arial" w:cs="Arial"/>
           <w:spacing w:val="-1"/>
         </w:rPr>
-      </w:pPr>
-      <w:r>
-        <w:rPr>
-          <w:rFonts w:ascii="Arial" w:hAnsi="Arial" w:cs="Arial"/>
+        <w:t xml:space="preserve">Configure </w:t>
+      </w:r>
+      <w:r>
+        <w:rPr>
+          <w:rFonts w:ascii="Arial" w:hAnsi="Arial" w:cs="Arial"/>
+          <w:b/>
+          <w:bCs/>
           <w:spacing w:val="-1"/>
         </w:rPr>
-        <w:t xml:space="preserve">Configurar el servidor DNS con registros para el servidor de </w:t>
-      </w:r>
-      <w:r>
-        <w:rPr>
-          <w:rFonts w:ascii="Arial" w:hAnsi="Arial" w:cs="Arial"/>
+        <w:t>R</w:t>
+      </w:r>
+      <w:r>
+        <w:rPr>
+          <w:rFonts w:ascii="Arial" w:hAnsi="Arial" w:cs="Arial"/>
+          <w:b/>
+          <w:bCs/>
           <w:spacing w:val="-1"/>
         </w:rPr>
-        <w:t>Kellogg, amazon y DNS</w:t>
+        <w:t>2</w:t>
       </w:r>
       <w:r>
         <w:rPr>
           <w:rFonts w:ascii="Arial" w:hAnsi="Arial" w:cs="Arial"/>
           <w:spacing w:val="-1"/>
         </w:rPr>
+        <w:t xml:space="preserve"> como </w:t>
+      </w:r>
+      <w:r>
+        <w:rPr>
+          <w:rFonts w:ascii="Arial" w:hAnsi="Arial" w:cs="Arial"/>
+          <w:b/>
+          <w:bCs/>
+          <w:spacing w:val="-1"/>
+        </w:rPr>
+        <w:t>agente de retransmisión DHCP</w:t>
+      </w:r>
+      <w:r>
+        <w:rPr>
+          <w:rFonts w:ascii="Arial" w:hAnsi="Arial" w:cs="Arial"/>
+          <w:spacing w:val="-1"/>
+        </w:rPr>
         <w:t>.</w:t>
+      </w:r>
+      <w:r>
+        <w:t xml:space="preserve"> </w:t>
+      </w:r>
+      <w:r>
+        <w:rPr>
+          <w:rFonts w:ascii="Arial" w:hAnsi="Arial" w:cs="Arial"/>
+          <w:spacing w:val="-1"/>
+        </w:rPr>
+        <w:t>Configure la dirección IP de ayuda en</w:t>
+      </w:r>
+      <w:r>
+        <w:rPr>
+          <w:rFonts w:ascii="Arial" w:hAnsi="Arial" w:cs="Arial"/>
+          <w:spacing w:val="-1"/>
+        </w:rPr>
+        <w:t xml:space="preserve"> la interface correspondiente en</w:t>
+      </w:r>
+      <w:r>
+        <w:rPr>
+          <w:rFonts w:ascii="Arial" w:hAnsi="Arial" w:cs="Arial"/>
+          <w:spacing w:val="-1"/>
+        </w:rPr>
+        <w:t xml:space="preserve"> </w:t>
+      </w:r>
+      <w:r>
+        <w:rPr>
+          <w:rFonts w:ascii="Arial" w:hAnsi="Arial" w:cs="Arial"/>
+          <w:b/>
+          <w:bCs/>
+          <w:spacing w:val="-1"/>
+        </w:rPr>
+        <w:t>R2</w:t>
+      </w:r>
+      <w:r>
+        <w:rPr>
+          <w:rFonts w:ascii="Arial" w:hAnsi="Arial" w:cs="Arial"/>
+          <w:spacing w:val="-1"/>
+        </w:rPr>
+        <w:t xml:space="preserve"> para que reenvíe todas las solicitudes de DHCP al servidor de DHCP en el ruteador </w:t>
+      </w:r>
+      <w:r>
+        <w:rPr>
+          <w:rFonts w:ascii="Arial" w:hAnsi="Arial" w:cs="Arial"/>
+          <w:b/>
+          <w:bCs/>
+          <w:spacing w:val="-1"/>
+        </w:rPr>
+        <w:t>R</w:t>
+      </w:r>
+      <w:r>
+        <w:rPr>
+          <w:rFonts w:ascii="Arial" w:hAnsi="Arial" w:cs="Arial"/>
+          <w:b/>
+          <w:bCs/>
+          <w:spacing w:val="-1"/>
+        </w:rPr>
+        <w:t>K</w:t>
       </w:r>
     </w:p>
     <w:p>
       <w:pPr>
+        <w:pStyle w:val="ListParagraph"/>
+        <w:widowControl w:val="0"/>
+        <w:numPr>
+          <w:ilvl w:val="0"/>
+          <w:numId w:val="24"/>
+        </w:numPr>
+        <w:spacing w:before="120" w:line="360" w:lineRule="exact"/>
+        <w:ind w:left="357" w:right="198" w:hanging="357"/>
+        <w:contextualSpacing w:val="0"/>
+        <w:jc w:val="both"/>
+        <w:rPr>
+          <w:rFonts w:ascii="Arial" w:hAnsi="Arial" w:cs="Arial"/>
+        </w:rPr>
+      </w:pPr>
+      <w:r>
+        <w:rPr>
+          <w:rFonts w:ascii="Arial" w:hAnsi="Arial" w:cs="Arial"/>
+        </w:rPr>
+        <w:t xml:space="preserve">Habilite el servicio </w:t>
+      </w:r>
+      <w:r>
+        <w:rPr>
+          <w:rFonts w:ascii="Arial" w:hAnsi="Arial" w:cs="Arial"/>
+          <w:b/>
+          <w:bCs/>
+        </w:rPr>
+        <w:t>DHCP</w:t>
+      </w:r>
+      <w:r>
+        <w:rPr>
+          <w:rFonts w:ascii="Arial" w:hAnsi="Arial" w:cs="Arial"/>
+        </w:rPr>
+        <w:t xml:space="preserve"> en todos los equipos terminales</w:t>
+      </w:r>
+      <w:r>
+        <w:rPr>
+          <w:rFonts w:ascii="Arial" w:hAnsi="Arial" w:cs="Arial"/>
+        </w:rPr>
+        <w:t xml:space="preserve"> (PC1, PC2 y Laptop0)</w:t>
+      </w:r>
+      <w:r>
+        <w:rPr>
+          <w:rFonts w:ascii="Arial" w:hAnsi="Arial" w:cs="Arial"/>
+        </w:rPr>
+        <w:t>.</w:t>
+      </w:r>
+    </w:p>
+    <w:p>
+      <w:pPr>
+        <w:pStyle w:val="ListParagraph"/>
+        <w:widowControl w:val="0"/>
+        <w:numPr>
+          <w:ilvl w:val="0"/>
+          <w:numId w:val="24"/>
+        </w:numPr>
+        <w:spacing w:before="120" w:line="360" w:lineRule="exact"/>
+        <w:ind w:left="357" w:right="198" w:hanging="357"/>
+        <w:contextualSpacing w:val="0"/>
+        <w:jc w:val="both"/>
+        <w:rPr>
+          <w:rFonts w:ascii="Arial" w:hAnsi="Arial" w:cs="Arial"/>
+        </w:rPr>
+      </w:pPr>
+      <w:r>
+        <w:rPr>
+          <w:rFonts w:ascii="Arial" w:hAnsi="Arial" w:cs="Arial"/>
+        </w:rPr>
+        <w:t xml:space="preserve">Realice las siguientes pruebas de conectividad interna y externa, utilizando la </w:t>
+      </w:r>
+      <w:r>
+        <w:rPr>
+          <w:rFonts w:ascii="Arial" w:hAnsi="Arial" w:cs="Arial"/>
+          <w:b/>
+          <w:bCs/>
+        </w:rPr>
+        <w:t>dirección IP</w:t>
+      </w:r>
+      <w:r>
+        <w:rPr>
+          <w:rFonts w:ascii="Arial" w:hAnsi="Arial" w:cs="Arial"/>
+        </w:rPr>
+        <w:t>.</w:t>
+      </w:r>
+    </w:p>
+    <w:p>
+      <w:pPr>
+        <w:jc w:val="both"/>
+        <w:rPr>
+          <w:rFonts w:ascii="Arial" w:hAnsi="Arial" w:cs="Arial"/>
+          <w:b/>
+          <w:bCs/>
+        </w:rPr>
+      </w:pPr>
+    </w:p>
+    <w:tbl>
+      <w:tblPr>
+        <w:tblW w:w="0" w:type="auto"/>
+        <w:tblInd w:w="421" w:type="dxa"/>
+        <w:tblBorders>
+          <w:top w:val="single" w:sz="4" w:space="0" w:color="auto"/>
+          <w:left w:val="single" w:sz="4" w:space="0" w:color="auto"/>
+          <w:bottom w:val="single" w:sz="4" w:space="0" w:color="auto"/>
+          <w:right w:val="single" w:sz="4" w:space="0" w:color="auto"/>
+          <w:insideH w:val="single" w:sz="4" w:space="0" w:color="auto"/>
+          <w:insideV w:val="single" w:sz="4" w:space="0" w:color="auto"/>
+        </w:tblBorders>
+        <w:tblLook w:val="01E0" w:firstRow="1" w:lastRow="1" w:firstColumn="1" w:lastColumn="1" w:noHBand="0" w:noVBand="0"/>
+      </w:tblPr>
+      <w:tblGrid>
+        <w:gridCol w:w="1842"/>
+        <w:gridCol w:w="2127"/>
+        <w:gridCol w:w="2469"/>
+        <w:gridCol w:w="3059"/>
+      </w:tblGrid>
+      <w:tr>
+        <w:trPr>
+          <w:trHeight w:val="454"/>
+        </w:trPr>
+        <w:tc>
+          <w:tcPr>
+            <w:tcW w:w="1842" w:type="dxa"/>
+            <w:vAlign w:val="center"/>
+          </w:tcPr>
+          <w:p>
+            <w:pPr>
+              <w:jc w:val="center"/>
+              <w:rPr>
+                <w:rFonts w:ascii="Arial" w:hAnsi="Arial" w:cs="Arial"/>
+                <w:b/>
+                <w:color w:val="000000"/>
+              </w:rPr>
+            </w:pPr>
+            <w:r>
+              <w:rPr>
+                <w:rFonts w:ascii="Arial" w:hAnsi="Arial" w:cs="Arial"/>
+                <w:b/>
+                <w:color w:val="000000"/>
+              </w:rPr>
+              <w:t>Desde</w:t>
+            </w:r>
+          </w:p>
+        </w:tc>
+        <w:tc>
+          <w:tcPr>
+            <w:tcW w:w="2127" w:type="dxa"/>
+            <w:vAlign w:val="center"/>
+          </w:tcPr>
+          <w:p>
+            <w:pPr>
+              <w:jc w:val="center"/>
+              <w:rPr>
+                <w:rFonts w:ascii="Arial" w:hAnsi="Arial" w:cs="Arial"/>
+                <w:b/>
+                <w:color w:val="000000"/>
+              </w:rPr>
+            </w:pPr>
+            <w:r>
+              <w:rPr>
+                <w:rFonts w:ascii="Arial" w:hAnsi="Arial" w:cs="Arial"/>
+                <w:b/>
+                <w:color w:val="000000"/>
+              </w:rPr>
+              <w:t>Hacia</w:t>
+            </w:r>
+          </w:p>
+        </w:tc>
+        <w:tc>
+          <w:tcPr>
+            <w:tcW w:w="2469" w:type="dxa"/>
+            <w:vAlign w:val="center"/>
+          </w:tcPr>
+          <w:p>
+            <w:pPr>
+              <w:jc w:val="center"/>
+              <w:rPr>
+                <w:rFonts w:ascii="Arial" w:hAnsi="Arial" w:cs="Arial"/>
+                <w:b/>
+                <w:color w:val="000000"/>
+              </w:rPr>
+            </w:pPr>
+            <w:r>
+              <w:rPr>
+                <w:rFonts w:ascii="Arial" w:hAnsi="Arial" w:cs="Arial"/>
+                <w:b/>
+                <w:color w:val="000000"/>
+              </w:rPr>
+              <w:t>Dirección IP (Hacia)</w:t>
+            </w:r>
+          </w:p>
+        </w:tc>
+        <w:tc>
+          <w:tcPr>
+            <w:tcW w:w="3059" w:type="dxa"/>
+            <w:vAlign w:val="center"/>
+          </w:tcPr>
+          <w:p>
+            <w:pPr>
+              <w:jc w:val="center"/>
+              <w:rPr>
+                <w:rFonts w:ascii="Arial" w:hAnsi="Arial" w:cs="Arial"/>
+                <w:b/>
+                <w:color w:val="000000"/>
+              </w:rPr>
+            </w:pPr>
+            <w:r>
+              <w:rPr>
+                <w:rFonts w:ascii="Arial" w:hAnsi="Arial" w:cs="Arial"/>
+                <w:b/>
+                <w:color w:val="000000"/>
+              </w:rPr>
+              <w:t xml:space="preserve">Ping </w:t>
+            </w:r>
+          </w:p>
+          <w:p>
+            <w:pPr>
+              <w:jc w:val="center"/>
+              <w:rPr>
+                <w:rFonts w:ascii="Arial" w:hAnsi="Arial" w:cs="Arial"/>
+                <w:b/>
+                <w:color w:val="000000"/>
+              </w:rPr>
+            </w:pPr>
+            <w:r>
+              <w:rPr>
+                <w:rFonts w:ascii="Arial" w:hAnsi="Arial" w:cs="Arial"/>
+              </w:rPr>
+              <w:t>(</w:t>
+            </w:r>
+            <w:proofErr w:type="spellStart"/>
+            <w:r>
+              <w:rPr>
+                <w:rFonts w:ascii="Arial" w:hAnsi="Arial" w:cs="Arial"/>
+              </w:rPr>
+              <w:t>Fail</w:t>
+            </w:r>
+            <w:proofErr w:type="spellEnd"/>
+            <w:r>
+              <w:rPr>
+                <w:rFonts w:ascii="Arial" w:hAnsi="Arial" w:cs="Arial"/>
+              </w:rPr>
+              <w:t xml:space="preserve"> / </w:t>
+            </w:r>
+            <w:proofErr w:type="spellStart"/>
+            <w:r>
+              <w:rPr>
+                <w:rFonts w:ascii="Arial" w:hAnsi="Arial" w:cs="Arial"/>
+              </w:rPr>
+              <w:t>Success</w:t>
+            </w:r>
+            <w:proofErr w:type="spellEnd"/>
+            <w:r>
+              <w:rPr>
+                <w:rFonts w:ascii="Arial" w:hAnsi="Arial" w:cs="Arial"/>
+              </w:rPr>
+              <w:t>)</w:t>
+            </w:r>
+          </w:p>
+        </w:tc>
+      </w:tr>
+      <w:tr>
+        <w:trPr>
+          <w:trHeight w:val="454"/>
+        </w:trPr>
+        <w:tc>
+          <w:tcPr>
+            <w:tcW w:w="1842" w:type="dxa"/>
+            <w:vAlign w:val="center"/>
+          </w:tcPr>
+          <w:p>
+            <w:pPr>
+              <w:spacing w:line="300" w:lineRule="exact"/>
+              <w:jc w:val="center"/>
+              <w:rPr>
+                <w:rFonts w:ascii="Arial" w:hAnsi="Arial" w:cs="Arial"/>
+                <w:b/>
+                <w:bCs/>
+                <w:color w:val="000000"/>
+              </w:rPr>
+            </w:pPr>
+            <w:r>
+              <w:rPr>
+                <w:rFonts w:ascii="Arial" w:hAnsi="Arial" w:cs="Arial"/>
+                <w:b/>
+                <w:bCs/>
+                <w:color w:val="000000"/>
+              </w:rPr>
+              <w:t>PC</w:t>
+            </w:r>
+            <w:r>
+              <w:rPr>
+                <w:rFonts w:ascii="Arial" w:hAnsi="Arial" w:cs="Arial"/>
+                <w:b/>
+                <w:bCs/>
+                <w:color w:val="000000"/>
+              </w:rPr>
+              <w:t>2</w:t>
+            </w:r>
+          </w:p>
+        </w:tc>
+        <w:tc>
+          <w:tcPr>
+            <w:tcW w:w="2127" w:type="dxa"/>
+            <w:vAlign w:val="center"/>
+          </w:tcPr>
+          <w:p>
+            <w:pPr>
+              <w:spacing w:line="300" w:lineRule="exact"/>
+              <w:jc w:val="center"/>
+              <w:rPr>
+                <w:rFonts w:ascii="Arial" w:hAnsi="Arial" w:cs="Arial"/>
+                <w:b/>
+                <w:bCs/>
+                <w:color w:val="000000"/>
+              </w:rPr>
+            </w:pPr>
+            <w:r>
+              <w:rPr>
+                <w:rFonts w:ascii="Arial" w:hAnsi="Arial" w:cs="Arial"/>
+                <w:b/>
+                <w:bCs/>
+                <w:color w:val="000000"/>
+              </w:rPr>
+              <w:t>PC1</w:t>
+            </w:r>
+          </w:p>
+        </w:tc>
+        <w:tc>
+          <w:tcPr>
+            <w:tcW w:w="2469" w:type="dxa"/>
+            <w:vAlign w:val="center"/>
+          </w:tcPr>
+          <w:p>
+            <w:pPr>
+              <w:spacing w:line="300" w:lineRule="exact"/>
+              <w:jc w:val="center"/>
+              <w:rPr>
+                <w:rFonts w:ascii="Arial" w:hAnsi="Arial" w:cs="Arial"/>
+                <w:b/>
+                <w:bCs/>
+                <w:color w:val="FF0000"/>
+              </w:rPr>
+            </w:pPr>
+          </w:p>
+        </w:tc>
+        <w:tc>
+          <w:tcPr>
+            <w:tcW w:w="3059" w:type="dxa"/>
+            <w:vAlign w:val="center"/>
+          </w:tcPr>
+          <w:p>
+            <w:pPr>
+              <w:spacing w:line="300" w:lineRule="exact"/>
+              <w:rPr>
+                <w:rFonts w:ascii="Arial" w:hAnsi="Arial" w:cs="Arial"/>
+                <w:color w:val="FF0000"/>
+              </w:rPr>
+            </w:pPr>
+          </w:p>
+        </w:tc>
+      </w:tr>
+      <w:tr>
+        <w:trPr>
+          <w:trHeight w:val="454"/>
+        </w:trPr>
+        <w:tc>
+          <w:tcPr>
+            <w:tcW w:w="1842" w:type="dxa"/>
+            <w:vAlign w:val="center"/>
+          </w:tcPr>
+          <w:p>
+            <w:pPr>
+              <w:spacing w:line="300" w:lineRule="exact"/>
+              <w:jc w:val="center"/>
+              <w:rPr>
+                <w:rFonts w:ascii="Arial" w:hAnsi="Arial" w:cs="Arial"/>
+                <w:b/>
+                <w:bCs/>
+                <w:color w:val="000000"/>
+              </w:rPr>
+            </w:pPr>
+            <w:r>
+              <w:rPr>
+                <w:rFonts w:ascii="Arial" w:hAnsi="Arial" w:cs="Arial"/>
+                <w:b/>
+                <w:bCs/>
+                <w:color w:val="000000"/>
+              </w:rPr>
+              <w:t>PC</w:t>
+            </w:r>
+            <w:r>
+              <w:rPr>
+                <w:rFonts w:ascii="Arial" w:hAnsi="Arial" w:cs="Arial"/>
+                <w:b/>
+                <w:bCs/>
+                <w:color w:val="000000"/>
+              </w:rPr>
+              <w:t>2</w:t>
+            </w:r>
+          </w:p>
+        </w:tc>
+        <w:tc>
+          <w:tcPr>
+            <w:tcW w:w="2127" w:type="dxa"/>
+            <w:vAlign w:val="center"/>
+          </w:tcPr>
+          <w:p>
+            <w:pPr>
+              <w:spacing w:line="300" w:lineRule="exact"/>
+              <w:jc w:val="center"/>
+              <w:rPr>
+                <w:rFonts w:ascii="Arial" w:hAnsi="Arial" w:cs="Arial"/>
+                <w:b/>
+                <w:bCs/>
+                <w:color w:val="000000"/>
+              </w:rPr>
+            </w:pPr>
+            <w:r>
+              <w:rPr>
+                <w:rFonts w:ascii="Arial" w:hAnsi="Arial" w:cs="Arial"/>
+                <w:b/>
+                <w:bCs/>
+                <w:color w:val="000000"/>
+              </w:rPr>
+              <w:t>Laptop0</w:t>
+            </w:r>
+          </w:p>
+        </w:tc>
+        <w:tc>
+          <w:tcPr>
+            <w:tcW w:w="2469" w:type="dxa"/>
+            <w:vAlign w:val="center"/>
+          </w:tcPr>
+          <w:p>
+            <w:pPr>
+              <w:spacing w:line="300" w:lineRule="exact"/>
+              <w:jc w:val="center"/>
+              <w:rPr>
+                <w:rFonts w:ascii="Arial" w:hAnsi="Arial" w:cs="Arial"/>
+                <w:b/>
+                <w:bCs/>
+                <w:color w:val="FF0000"/>
+              </w:rPr>
+            </w:pPr>
+          </w:p>
+        </w:tc>
+        <w:tc>
+          <w:tcPr>
+            <w:tcW w:w="3059" w:type="dxa"/>
+            <w:vAlign w:val="center"/>
+          </w:tcPr>
+          <w:p>
+            <w:pPr>
+              <w:spacing w:line="300" w:lineRule="exact"/>
+              <w:rPr>
+                <w:rFonts w:ascii="Arial" w:hAnsi="Arial" w:cs="Arial"/>
+                <w:color w:val="FF0000"/>
+              </w:rPr>
+            </w:pPr>
+          </w:p>
+        </w:tc>
+      </w:tr>
+      <w:tr>
+        <w:trPr>
+          <w:trHeight w:val="454"/>
+        </w:trPr>
+        <w:tc>
+          <w:tcPr>
+            <w:tcW w:w="1842" w:type="dxa"/>
+            <w:vAlign w:val="center"/>
+          </w:tcPr>
+          <w:p>
+            <w:pPr>
+              <w:spacing w:line="300" w:lineRule="exact"/>
+              <w:jc w:val="center"/>
+              <w:rPr>
+                <w:rFonts w:ascii="Arial" w:hAnsi="Arial" w:cs="Arial"/>
+                <w:b/>
+                <w:bCs/>
+                <w:color w:val="000000"/>
+              </w:rPr>
+            </w:pPr>
+            <w:r>
+              <w:rPr>
+                <w:rFonts w:ascii="Arial" w:hAnsi="Arial" w:cs="Arial"/>
+                <w:b/>
+                <w:bCs/>
+                <w:color w:val="000000"/>
+              </w:rPr>
+              <w:t>PC2</w:t>
+            </w:r>
+          </w:p>
+        </w:tc>
+        <w:tc>
+          <w:tcPr>
+            <w:tcW w:w="2127" w:type="dxa"/>
+            <w:vAlign w:val="center"/>
+          </w:tcPr>
+          <w:p>
+            <w:pPr>
+              <w:spacing w:line="300" w:lineRule="exact"/>
+              <w:jc w:val="center"/>
+              <w:rPr>
+                <w:rFonts w:ascii="Arial" w:hAnsi="Arial" w:cs="Arial"/>
+                <w:b/>
+                <w:bCs/>
+                <w:color w:val="000000"/>
+              </w:rPr>
+            </w:pPr>
+            <w:r>
+              <w:rPr>
+                <w:rFonts w:ascii="Arial" w:hAnsi="Arial" w:cs="Arial"/>
+                <w:b/>
+                <w:bCs/>
+                <w:color w:val="000000"/>
+              </w:rPr>
+              <w:t>amazon</w:t>
+            </w:r>
+            <w:r>
+              <w:rPr>
+                <w:rFonts w:ascii="Arial" w:hAnsi="Arial" w:cs="Arial"/>
+                <w:b/>
+                <w:bCs/>
+                <w:color w:val="000000"/>
+              </w:rPr>
+              <w:t>.com</w:t>
+            </w:r>
+          </w:p>
+        </w:tc>
+        <w:tc>
+          <w:tcPr>
+            <w:tcW w:w="2469" w:type="dxa"/>
+            <w:vAlign w:val="center"/>
+          </w:tcPr>
+          <w:p>
+            <w:pPr>
+              <w:spacing w:line="300" w:lineRule="exact"/>
+              <w:jc w:val="center"/>
+              <w:rPr>
+                <w:rFonts w:ascii="Arial" w:hAnsi="Arial" w:cs="Arial"/>
+                <w:b/>
+                <w:bCs/>
+                <w:color w:val="FF0000"/>
+              </w:rPr>
+            </w:pPr>
+            <w:r>
+              <w:rPr>
+                <w:rFonts w:ascii="Arial" w:hAnsi="Arial" w:cs="Arial"/>
+                <w:b/>
+                <w:bCs/>
+                <w:color w:val="FF0000"/>
+              </w:rPr>
+              <w:t>52.94.236.248</w:t>
+            </w:r>
+          </w:p>
+        </w:tc>
+        <w:tc>
+          <w:tcPr>
+            <w:tcW w:w="3059" w:type="dxa"/>
+            <w:vAlign w:val="center"/>
+          </w:tcPr>
+          <w:p>
+            <w:pPr>
+              <w:spacing w:line="300" w:lineRule="exact"/>
+              <w:rPr>
+                <w:rFonts w:ascii="Arial" w:hAnsi="Arial" w:cs="Arial"/>
+                <w:color w:val="FF0000"/>
+              </w:rPr>
+            </w:pPr>
+          </w:p>
+        </w:tc>
+      </w:tr>
+      <w:tr>
+        <w:trPr>
+          <w:trHeight w:val="454"/>
+        </w:trPr>
+        <w:tc>
+          <w:tcPr>
+            <w:tcW w:w="1842" w:type="dxa"/>
+            <w:vAlign w:val="center"/>
+          </w:tcPr>
+          <w:p>
+            <w:pPr>
+              <w:spacing w:line="300" w:lineRule="exact"/>
+              <w:jc w:val="center"/>
+              <w:rPr>
+                <w:rFonts w:ascii="Arial" w:hAnsi="Arial" w:cs="Arial"/>
+                <w:b/>
+                <w:bCs/>
+                <w:color w:val="000000"/>
+              </w:rPr>
+            </w:pPr>
+            <w:r>
+              <w:rPr>
+                <w:rFonts w:ascii="Arial" w:hAnsi="Arial" w:cs="Arial"/>
+                <w:b/>
+                <w:bCs/>
+                <w:color w:val="000000"/>
+              </w:rPr>
+              <w:t>Laptop0</w:t>
+            </w:r>
+          </w:p>
+        </w:tc>
+        <w:tc>
+          <w:tcPr>
+            <w:tcW w:w="2127" w:type="dxa"/>
+            <w:vAlign w:val="center"/>
+          </w:tcPr>
+          <w:p>
+            <w:pPr>
+              <w:spacing w:line="300" w:lineRule="exact"/>
+              <w:jc w:val="center"/>
+              <w:rPr>
+                <w:rFonts w:ascii="Arial" w:hAnsi="Arial" w:cs="Arial"/>
+                <w:b/>
+                <w:bCs/>
+                <w:color w:val="000000"/>
+              </w:rPr>
+            </w:pPr>
+            <w:r>
+              <w:rPr>
+                <w:rFonts w:ascii="Arial" w:hAnsi="Arial" w:cs="Arial"/>
+                <w:b/>
+                <w:bCs/>
+                <w:color w:val="000000"/>
+              </w:rPr>
+              <w:t>DNSserver.com</w:t>
+            </w:r>
+          </w:p>
+        </w:tc>
+        <w:tc>
+          <w:tcPr>
+            <w:tcW w:w="2469" w:type="dxa"/>
+            <w:vAlign w:val="center"/>
+          </w:tcPr>
+          <w:p>
+            <w:pPr>
+              <w:spacing w:line="300" w:lineRule="exact"/>
+              <w:jc w:val="center"/>
+              <w:rPr>
+                <w:rFonts w:ascii="Arial" w:hAnsi="Arial" w:cs="Arial"/>
+                <w:b/>
+                <w:bCs/>
+                <w:color w:val="FF0000"/>
+              </w:rPr>
+            </w:pPr>
+            <w:r>
+              <w:rPr>
+                <w:rFonts w:ascii="Arial" w:hAnsi="Arial" w:cs="Arial"/>
+                <w:b/>
+                <w:bCs/>
+                <w:color w:val="FF0000"/>
+              </w:rPr>
+              <w:t>133.4.5.6</w:t>
+            </w:r>
+          </w:p>
+        </w:tc>
+        <w:tc>
+          <w:tcPr>
+            <w:tcW w:w="3059" w:type="dxa"/>
+            <w:vAlign w:val="center"/>
+          </w:tcPr>
+          <w:p>
+            <w:pPr>
+              <w:spacing w:line="300" w:lineRule="exact"/>
+              <w:rPr>
+                <w:rFonts w:ascii="Arial" w:hAnsi="Arial" w:cs="Arial"/>
+                <w:color w:val="FF0000"/>
+              </w:rPr>
+            </w:pPr>
+          </w:p>
+        </w:tc>
+      </w:tr>
+      <w:tr>
+        <w:trPr>
+          <w:trHeight w:val="454"/>
+        </w:trPr>
+        <w:tc>
+          <w:tcPr>
+            <w:tcW w:w="1842" w:type="dxa"/>
+            <w:vAlign w:val="center"/>
+          </w:tcPr>
+          <w:p>
+            <w:pPr>
+              <w:spacing w:line="300" w:lineRule="exact"/>
+              <w:jc w:val="center"/>
+              <w:rPr>
+                <w:rFonts w:ascii="Arial" w:hAnsi="Arial" w:cs="Arial"/>
+                <w:b/>
+                <w:bCs/>
+                <w:color w:val="000000"/>
+              </w:rPr>
+            </w:pPr>
+            <w:r>
+              <w:rPr>
+                <w:rFonts w:ascii="Arial" w:hAnsi="Arial" w:cs="Arial"/>
+                <w:b/>
+                <w:bCs/>
+                <w:color w:val="000000"/>
+              </w:rPr>
+              <w:t>DNSServer.com</w:t>
+            </w:r>
+          </w:p>
+        </w:tc>
+        <w:tc>
+          <w:tcPr>
+            <w:tcW w:w="2127" w:type="dxa"/>
+            <w:vAlign w:val="center"/>
+          </w:tcPr>
+          <w:p>
+            <w:pPr>
+              <w:spacing w:line="300" w:lineRule="exact"/>
+              <w:jc w:val="center"/>
+              <w:rPr>
+                <w:rFonts w:ascii="Arial" w:hAnsi="Arial" w:cs="Arial"/>
+                <w:b/>
+                <w:bCs/>
+                <w:color w:val="000000"/>
+              </w:rPr>
+            </w:pPr>
+            <w:r>
+              <w:rPr>
+                <w:rFonts w:ascii="Arial" w:hAnsi="Arial" w:cs="Arial"/>
+                <w:b/>
+                <w:bCs/>
+                <w:color w:val="000000"/>
+              </w:rPr>
+              <w:t>www.</w:t>
+            </w:r>
+            <w:r>
+              <w:rPr>
+                <w:rFonts w:ascii="Arial" w:hAnsi="Arial" w:cs="Arial"/>
+                <w:b/>
+                <w:bCs/>
+                <w:color w:val="000000"/>
+              </w:rPr>
+              <w:t>kellogs</w:t>
+            </w:r>
+            <w:r>
+              <w:rPr>
+                <w:rFonts w:ascii="Arial" w:hAnsi="Arial" w:cs="Arial"/>
+                <w:b/>
+                <w:bCs/>
+                <w:color w:val="000000"/>
+              </w:rPr>
+              <w:t>.com</w:t>
+            </w:r>
+          </w:p>
+        </w:tc>
+        <w:tc>
+          <w:tcPr>
+            <w:tcW w:w="2469" w:type="dxa"/>
+            <w:vAlign w:val="center"/>
+          </w:tcPr>
+          <w:p>
+            <w:pPr>
+              <w:spacing w:line="300" w:lineRule="exact"/>
+              <w:jc w:val="center"/>
+              <w:rPr>
+                <w:rFonts w:ascii="Arial" w:hAnsi="Arial" w:cs="Arial"/>
+                <w:b/>
+                <w:bCs/>
+                <w:color w:val="FF0000"/>
+              </w:rPr>
+            </w:pPr>
+            <w:r>
+              <w:rPr>
+                <w:rFonts w:ascii="Arial" w:hAnsi="Arial" w:cs="Arial"/>
+                <w:b/>
+                <w:bCs/>
+                <w:color w:val="FF0000"/>
+              </w:rPr>
+              <w:t>23.54.236.98</w:t>
+            </w:r>
+          </w:p>
+        </w:tc>
+        <w:tc>
+          <w:tcPr>
+            <w:tcW w:w="3059" w:type="dxa"/>
+            <w:vAlign w:val="center"/>
+          </w:tcPr>
+          <w:p>
+            <w:pPr>
+              <w:spacing w:line="300" w:lineRule="exact"/>
+              <w:rPr>
+                <w:rFonts w:ascii="Arial" w:hAnsi="Arial" w:cs="Arial"/>
+                <w:color w:val="FF0000"/>
+              </w:rPr>
+            </w:pPr>
+          </w:p>
+        </w:tc>
+      </w:tr>
+    </w:tbl>
+    <w:p>
+      <w:pPr>
+        <w:widowControl w:val="0"/>
+        <w:spacing w:before="120" w:line="360" w:lineRule="exact"/>
+        <w:ind w:right="198"/>
+        <w:jc w:val="both"/>
+        <w:rPr>
+          <w:rFonts w:ascii="Arial" w:hAnsi="Arial" w:cs="Arial"/>
+        </w:rPr>
+      </w:pPr>
+    </w:p>
+    <w:p>
+      <w:pPr>
+        <w:pStyle w:val="ListParagraph"/>
+        <w:widowControl w:val="0"/>
+        <w:numPr>
+          <w:ilvl w:val="0"/>
+          <w:numId w:val="24"/>
+        </w:numPr>
+        <w:spacing w:before="120" w:line="360" w:lineRule="exact"/>
+        <w:ind w:left="357" w:right="198" w:hanging="357"/>
+        <w:contextualSpacing w:val="0"/>
+        <w:jc w:val="both"/>
+        <w:rPr>
+          <w:rFonts w:ascii="Arial" w:hAnsi="Arial" w:cs="Arial"/>
+          <w:spacing w:val="-1"/>
+        </w:rPr>
+      </w:pPr>
+      <w:bookmarkStart w:id="0" w:name="_Hlk198045011"/>
+      <w:r>
+        <w:rPr>
+          <w:rFonts w:ascii="Arial" w:hAnsi="Arial" w:cs="Arial"/>
+          <w:spacing w:val="-1"/>
+        </w:rPr>
+        <w:t xml:space="preserve">Habilite el servicio </w:t>
+      </w:r>
+      <w:r>
+        <w:rPr>
+          <w:rFonts w:ascii="Arial" w:hAnsi="Arial" w:cs="Arial"/>
+          <w:b/>
+          <w:bCs/>
+          <w:spacing w:val="-1"/>
+        </w:rPr>
+        <w:t>DNS</w:t>
+      </w:r>
+      <w:r>
+        <w:rPr>
+          <w:rFonts w:ascii="Arial" w:hAnsi="Arial" w:cs="Arial"/>
+          <w:spacing w:val="-1"/>
+        </w:rPr>
+        <w:t xml:space="preserve"> en el servidor </w:t>
+      </w:r>
+      <w:r>
+        <w:rPr>
+          <w:rFonts w:ascii="Arial" w:hAnsi="Arial" w:cs="Arial"/>
+          <w:b/>
+          <w:bCs/>
+          <w:spacing w:val="-1"/>
+        </w:rPr>
+        <w:t>DNSServer.com</w:t>
+      </w:r>
+    </w:p>
+    <w:bookmarkEnd w:id="0"/>
+    <w:p>
+      <w:pPr>
+        <w:pStyle w:val="ListParagraph"/>
+        <w:widowControl w:val="0"/>
+        <w:numPr>
+          <w:ilvl w:val="0"/>
+          <w:numId w:val="24"/>
+        </w:numPr>
+        <w:spacing w:before="120" w:line="360" w:lineRule="exact"/>
+        <w:ind w:left="357" w:right="198" w:hanging="357"/>
+        <w:contextualSpacing w:val="0"/>
+        <w:jc w:val="both"/>
+        <w:rPr>
+          <w:rFonts w:ascii="Arial" w:hAnsi="Arial" w:cs="Arial"/>
+          <w:spacing w:val="-1"/>
+        </w:rPr>
+      </w:pPr>
+      <w:r>
+        <w:rPr>
+          <w:rFonts w:ascii="Arial" w:hAnsi="Arial" w:cs="Arial"/>
+          <w:spacing w:val="-1"/>
+        </w:rPr>
+        <w:t xml:space="preserve">Configurar el servidor DNS con registros para el servidor de </w:t>
+      </w:r>
+      <w:r>
+        <w:rPr>
+          <w:rFonts w:ascii="Arial" w:hAnsi="Arial" w:cs="Arial"/>
+          <w:spacing w:val="-1"/>
+        </w:rPr>
+        <w:t xml:space="preserve">Kellogg, </w:t>
+      </w:r>
+      <w:proofErr w:type="spellStart"/>
+      <w:r>
+        <w:rPr>
+          <w:rFonts w:ascii="Arial" w:hAnsi="Arial" w:cs="Arial"/>
+          <w:spacing w:val="-1"/>
+        </w:rPr>
+        <w:t>amazon</w:t>
+      </w:r>
+      <w:proofErr w:type="spellEnd"/>
+      <w:r>
+        <w:rPr>
+          <w:rFonts w:ascii="Arial" w:hAnsi="Arial" w:cs="Arial"/>
+          <w:spacing w:val="-1"/>
+        </w:rPr>
+        <w:t xml:space="preserve"> y DNS</w:t>
+      </w:r>
+      <w:r>
+        <w:rPr>
+          <w:rFonts w:ascii="Arial" w:hAnsi="Arial" w:cs="Arial"/>
+          <w:spacing w:val="-1"/>
+        </w:rPr>
+        <w:t>.</w:t>
+      </w:r>
+    </w:p>
+    <w:p>
+      <w:pPr>
         <w:pStyle w:val="SubStepAlpha"/>
         <w:spacing w:before="0" w:after="0" w:line="360" w:lineRule="exact"/>
         <w:rPr>
@@ -1974,6 +3281,7 @@
         </w:rPr>
         <w:t xml:space="preserve">Haga clic en </w:t>
       </w:r>
+      <w:proofErr w:type="spellStart"/>
       <w:r>
         <w:rPr>
           <w:rFonts w:cs="Arial"/>
@@ -1982,6 +3290,7 @@
         </w:rPr>
         <w:t>DNSServer</w:t>
       </w:r>
+      <w:proofErr w:type="spellEnd"/>
       <w:r>
         <w:rPr>
           <w:rFonts w:cs="Arial"/>
@@ -2069,7 +3378,7 @@
                 <w:rFonts w:cs="Arial"/>
                 <w:lang w:val="es-MX"/>
               </w:rPr>
-              <w:t>Nombre del registro de recurso</w:t>
+              <w:t>Nombre del registro</w:t>
             </w:r>
           </w:p>
         </w:tc>
@@ -2088,6 +3397,7 @@
             <w:r>
               <w:rPr>
                 <w:rFonts w:cs="Arial"/>
+                <w:lang w:val="es-MX"/>
               </w:rPr>
               <w:t>Dirección</w:t>
             </w:r>
@@ -2103,6 +3413,7 @@
             <w:pPr>
               <w:pStyle w:val="TableText"/>
               <w:spacing w:before="0" w:after="0" w:line="360" w:lineRule="exact"/>
+              <w:jc w:val="center"/>
               <w:rPr>
                 <w:rFonts w:cs="Arial"/>
               </w:rPr>
@@ -2126,8 +3437,16 @@
               <w:jc w:val="center"/>
               <w:rPr>
                 <w:rFonts w:cs="Arial"/>
+                <w:color w:val="000000" w:themeColor="text1"/>
               </w:rPr>
             </w:pPr>
+            <w:r>
+              <w:rPr>
+                <w:rFonts w:cs="Arial"/>
+                <w:color w:val="000000" w:themeColor="text1"/>
+              </w:rPr>
+              <w:t>23.54.236.98</w:t>
+            </w:r>
           </w:p>
         </w:tc>
       </w:tr>
@@ -2140,6 +3459,7 @@
             <w:pPr>
               <w:pStyle w:val="TableText"/>
               <w:spacing w:before="0" w:after="0" w:line="360" w:lineRule="exact"/>
+              <w:jc w:val="center"/>
               <w:rPr>
                 <w:rFonts w:cs="Arial"/>
               </w:rPr>
@@ -2163,8 +3483,16 @@
               <w:jc w:val="center"/>
               <w:rPr>
                 <w:rFonts w:cs="Arial"/>
+                <w:color w:val="000000" w:themeColor="text1"/>
               </w:rPr>
             </w:pPr>
+            <w:r>
+              <w:rPr>
+                <w:rFonts w:cs="Arial"/>
+                <w:color w:val="000000" w:themeColor="text1"/>
+              </w:rPr>
+              <w:t>52.94.236.248</w:t>
+            </w:r>
           </w:p>
         </w:tc>
       </w:tr>
@@ -2177,6 +3505,7 @@
             <w:pPr>
               <w:pStyle w:val="TableText"/>
               <w:spacing w:before="0" w:after="0" w:line="360" w:lineRule="exact"/>
+              <w:jc w:val="center"/>
               <w:rPr>
                 <w:rFonts w:cs="Arial"/>
               </w:rPr>
@@ -2200,8 +3529,16 @@
               <w:jc w:val="center"/>
               <w:rPr>
                 <w:rFonts w:cs="Arial"/>
+                <w:color w:val="000000" w:themeColor="text1"/>
               </w:rPr>
             </w:pPr>
+            <w:r>
+              <w:rPr>
+                <w:rFonts w:cs="Arial"/>
+                <w:color w:val="000000" w:themeColor="text1"/>
+              </w:rPr>
+              <w:t>133.4.5.6</w:t>
+            </w:r>
           </w:p>
         </w:tc>
       </w:tr>
@@ -2222,6 +3559,7 @@
         </w:rPr>
         <w:t xml:space="preserve">Cierre la ventana </w:t>
       </w:r>
+      <w:proofErr w:type="spellStart"/>
       <w:r>
         <w:rPr>
           <w:rFonts w:cs="Arial"/>
@@ -2230,6 +3568,7 @@
         </w:rPr>
         <w:t>DNSServer</w:t>
       </w:r>
+      <w:proofErr w:type="spellEnd"/>
       <w:r>
         <w:rPr>
           <w:rFonts w:cs="Arial"/>
@@ -2237,47 +3576,6 @@
         </w:rPr>
         <w:t>.</w:t>
       </w:r>
-    </w:p>
-    <w:p>
-      <w:pPr>
-        <w:pStyle w:val="StepHead"/>
-        <w:numPr>
-          <w:ilvl w:val="0"/>
-          <w:numId w:val="0"/>
-        </w:numPr>
-      </w:pPr>
-    </w:p>
-    <w:p>
-      <w:pPr>
-        <w:pStyle w:val="BodyTextL25"/>
-        <w:rPr>
-          <w:lang w:val="es-ES" w:eastAsia="es-ES" w:bidi="es-ES"/>
-        </w:rPr>
-      </w:pPr>
-    </w:p>
-    <w:p>
-      <w:pPr>
-        <w:pStyle w:val="BodyTextL25"/>
-        <w:rPr>
-          <w:lang w:val="es-ES" w:eastAsia="es-ES" w:bidi="es-ES"/>
-        </w:rPr>
-      </w:pPr>
-    </w:p>
-    <w:p>
-      <w:pPr>
-        <w:pStyle w:val="BodyTextL25"/>
-        <w:rPr>
-          <w:lang w:val="es-ES" w:eastAsia="es-ES" w:bidi="es-ES"/>
-        </w:rPr>
-      </w:pPr>
-    </w:p>
-    <w:p>
-      <w:pPr>
-        <w:pStyle w:val="BodyTextL25"/>
-        <w:rPr>
-          <w:lang w:val="es-ES" w:eastAsia="es-ES" w:bidi="es-ES"/>
-        </w:rPr>
-      </w:pPr>
     </w:p>
     <w:p>
       <w:pPr>
@@ -2301,7 +3599,39 @@
           <w:rFonts w:ascii="Arial" w:hAnsi="Arial" w:cs="Arial"/>
           <w:spacing w:val="-1"/>
         </w:rPr>
-        <w:t>Al terminar la configuración realiza las pruebas de conectividad necesarias para comprobar la conexión entre todos los dispositivos de la LAN y la conexión con el exterior. Si los pings son exitosos, tu configuración está correcta.</w:t>
+        <w:t xml:space="preserve">Realice pruebas de accesos por web a los servidores de </w:t>
+      </w:r>
+      <w:proofErr w:type="spellStart"/>
+      <w:r>
+        <w:rPr>
+          <w:rFonts w:ascii="Arial" w:hAnsi="Arial" w:cs="Arial"/>
+          <w:spacing w:val="-1"/>
+        </w:rPr>
+        <w:t>kellogs</w:t>
+      </w:r>
+      <w:proofErr w:type="spellEnd"/>
+      <w:r>
+        <w:rPr>
+          <w:rFonts w:ascii="Arial" w:hAnsi="Arial" w:cs="Arial"/>
+          <w:spacing w:val="-1"/>
+        </w:rPr>
+        <w:t xml:space="preserve">, </w:t>
+      </w:r>
+      <w:proofErr w:type="spellStart"/>
+      <w:r>
+        <w:rPr>
+          <w:rFonts w:ascii="Arial" w:hAnsi="Arial" w:cs="Arial"/>
+          <w:spacing w:val="-1"/>
+        </w:rPr>
+        <w:t>amazon</w:t>
+      </w:r>
+      <w:proofErr w:type="spellEnd"/>
+      <w:r>
+        <w:rPr>
+          <w:rFonts w:ascii="Arial" w:hAnsi="Arial" w:cs="Arial"/>
+          <w:spacing w:val="-1"/>
+        </w:rPr>
+        <w:t xml:space="preserve"> y DNS utilizando su nombre de dominio.</w:t>
       </w:r>
     </w:p>
     <w:p>
@@ -2320,31 +3650,10 @@
         </w:rPr>
       </w:pPr>
     </w:p>
-    <w:p>
-      <w:pPr>
-        <w:spacing w:line="360" w:lineRule="auto"/>
-        <w:jc w:val="both"/>
-        <w:rPr>
-          <w:rFonts w:ascii="Arial" w:hAnsi="Arial" w:cs="Arial"/>
-          <w:b/>
-          <w:bCs/>
-        </w:rPr>
-      </w:pPr>
-      <w:r>
-        <w:rPr>
-          <w:rFonts w:ascii="Helvetica" w:hAnsi="Helvetica" w:cs="Helvetica"/>
-          <w:b/>
-          <w:bCs/>
-          <w:color w:val="0D0D0D" w:themeColor="text1" w:themeTint="F2"/>
-          <w:shd w:val="clear" w:color="auto" w:fill="FFFFFF"/>
-        </w:rPr>
-        <w:t>Pruebas de conectividad interna:</w:t>
-      </w:r>
-    </w:p>
     <w:tbl>
       <w:tblPr>
         <w:tblW w:w="0" w:type="auto"/>
-        <w:tblInd w:w="61" w:type="dxa"/>
+        <w:tblInd w:w="421" w:type="dxa"/>
         <w:tblBorders>
           <w:top w:val="single" w:sz="4" w:space="0" w:color="auto"/>
           <w:left w:val="single" w:sz="4" w:space="0" w:color="auto"/>
@@ -2356,10 +3665,9 @@
         <w:tblLook w:val="01E0" w:firstRow="1" w:lastRow="1" w:firstColumn="1" w:lastColumn="1" w:noHBand="0" w:noVBand="0"/>
       </w:tblPr>
       <w:tblGrid>
-        <w:gridCol w:w="1396"/>
-        <w:gridCol w:w="1934"/>
-        <w:gridCol w:w="2905"/>
-        <w:gridCol w:w="3416"/>
+        <w:gridCol w:w="1701"/>
+        <w:gridCol w:w="2409"/>
+        <w:gridCol w:w="3828"/>
       </w:tblGrid>
       <w:tr>
         <w:trPr>
@@ -2367,7 +3675,7 @@
         </w:trPr>
         <w:tc>
           <w:tcPr>
-            <w:tcW w:w="1396" w:type="dxa"/>
+            <w:tcW w:w="1701" w:type="dxa"/>
             <w:vAlign w:val="center"/>
           </w:tcPr>
           <w:p>
@@ -2386,13 +3694,13 @@
                 <w:b/>
                 <w:color w:val="000000"/>
               </w:rPr>
-              <w:t>From</w:t>
+              <w:t>Desde</w:t>
             </w:r>
           </w:p>
         </w:tc>
         <w:tc>
           <w:tcPr>
-            <w:tcW w:w="1934" w:type="dxa"/>
+            <w:tcW w:w="2409" w:type="dxa"/>
             <w:vAlign w:val="center"/>
           </w:tcPr>
           <w:p>
@@ -2411,13 +3719,13 @@
                 <w:b/>
                 <w:color w:val="000000"/>
               </w:rPr>
-              <w:t>To</w:t>
+              <w:t>Hacia</w:t>
             </w:r>
           </w:p>
         </w:tc>
         <w:tc>
           <w:tcPr>
-            <w:tcW w:w="2905" w:type="dxa"/>
+            <w:tcW w:w="3828" w:type="dxa"/>
             <w:vAlign w:val="center"/>
           </w:tcPr>
           <w:p>
@@ -2436,43 +3744,7 @@
                 <w:b/>
                 <w:color w:val="000000"/>
               </w:rPr>
-              <w:t>IP Address (To)</w:t>
-            </w:r>
-          </w:p>
-        </w:tc>
-        <w:tc>
-          <w:tcPr>
-            <w:tcW w:w="3416" w:type="dxa"/>
-            <w:vAlign w:val="center"/>
-          </w:tcPr>
-          <w:p>
-            <w:pPr>
-              <w:spacing w:line="300" w:lineRule="exact"/>
-              <w:jc w:val="center"/>
-              <w:rPr>
-                <w:rFonts w:ascii="Arial" w:hAnsi="Arial" w:cs="Arial"/>
-                <w:b/>
-                <w:color w:val="000000"/>
-                <w:lang w:val="en-US"/>
-              </w:rPr>
-            </w:pPr>
-            <w:r>
-              <w:rPr>
-                <w:rFonts w:ascii="Arial" w:hAnsi="Arial" w:cs="Arial"/>
-                <w:b/>
-                <w:color w:val="000000"/>
-                <w:lang w:val="en-US"/>
-              </w:rPr>
-              <w:t>Ping</w:t>
-            </w:r>
-            <w:r>
-              <w:rPr>
-                <w:rFonts w:ascii="Arial" w:hAnsi="Arial" w:cs="Arial"/>
-                <w:b/>
-                <w:color w:val="000000"/>
-                <w:lang w:val="en-US"/>
-              </w:rPr>
-              <w:t xml:space="preserve"> </w:t>
+              <w:t>Web Browser</w:t>
             </w:r>
           </w:p>
           <w:p>
@@ -2483,15 +3755,41 @@
                 <w:rFonts w:ascii="Arial" w:hAnsi="Arial" w:cs="Arial"/>
                 <w:b/>
                 <w:color w:val="000000"/>
-                <w:lang w:val="en-US"/>
               </w:rPr>
             </w:pPr>
             <w:r>
               <w:rPr>
                 <w:rFonts w:ascii="Arial" w:hAnsi="Arial" w:cs="Arial"/>
-                <w:lang w:val="en-US"/>
-              </w:rPr>
-              <w:t>(Fail / Success)</w:t>
+              </w:rPr>
+              <w:t>(</w:t>
+            </w:r>
+            <w:proofErr w:type="spellStart"/>
+            <w:r>
+              <w:rPr>
+                <w:rFonts w:ascii="Arial" w:hAnsi="Arial" w:cs="Arial"/>
+              </w:rPr>
+              <w:t>Fail</w:t>
+            </w:r>
+            <w:proofErr w:type="spellEnd"/>
+            <w:r>
+              <w:rPr>
+                <w:rFonts w:ascii="Arial" w:hAnsi="Arial" w:cs="Arial"/>
+              </w:rPr>
+              <w:t xml:space="preserve"> / </w:t>
+            </w:r>
+            <w:proofErr w:type="spellStart"/>
+            <w:r>
+              <w:rPr>
+                <w:rFonts w:ascii="Arial" w:hAnsi="Arial" w:cs="Arial"/>
+              </w:rPr>
+              <w:t>Success</w:t>
+            </w:r>
+            <w:proofErr w:type="spellEnd"/>
+            <w:r>
+              <w:rPr>
+                <w:rFonts w:ascii="Arial" w:hAnsi="Arial" w:cs="Arial"/>
+              </w:rPr>
+              <w:t>)</w:t>
             </w:r>
           </w:p>
         </w:tc>
@@ -2502,7 +3800,7 @@
         </w:trPr>
         <w:tc>
           <w:tcPr>
-            <w:tcW w:w="1396" w:type="dxa"/>
+            <w:tcW w:w="1701" w:type="dxa"/>
             <w:vAlign w:val="center"/>
           </w:tcPr>
           <w:p>
@@ -2523,13 +3821,22 @@
                 <w:bCs/>
                 <w:color w:val="000000"/>
               </w:rPr>
-              <w:t>PC1</w:t>
+              <w:t>PC</w:t>
+            </w:r>
+            <w:r>
+              <w:rPr>
+                <w:rFonts w:ascii="Arial" w:hAnsi="Arial" w:cs="Arial"/>
+                <w:b/>
+                <w:bCs/>
+                <w:color w:val="000000"/>
+              </w:rPr>
+              <w:t>1</w:t>
             </w:r>
           </w:p>
         </w:tc>
         <w:tc>
           <w:tcPr>
-            <w:tcW w:w="1934" w:type="dxa"/>
+            <w:tcW w:w="2409" w:type="dxa"/>
             <w:vAlign w:val="center"/>
           </w:tcPr>
           <w:p>
@@ -2550,39 +3857,30 @@
                 <w:bCs/>
                 <w:color w:val="000000"/>
               </w:rPr>
-              <w:t>PC2</w:t>
+              <w:t>amazon</w:t>
+            </w:r>
+            <w:r>
+              <w:rPr>
+                <w:rFonts w:ascii="Arial" w:hAnsi="Arial" w:cs="Arial"/>
+                <w:b/>
+                <w:bCs/>
+                <w:color w:val="000000"/>
+              </w:rPr>
+              <w:t>.com</w:t>
             </w:r>
           </w:p>
         </w:tc>
         <w:tc>
           <w:tcPr>
-            <w:tcW w:w="2905" w:type="dxa"/>
+            <w:tcW w:w="3828" w:type="dxa"/>
             <w:vAlign w:val="center"/>
           </w:tcPr>
           <w:p>
             <w:pPr>
               <w:spacing w:line="300" w:lineRule="exact"/>
-              <w:jc w:val="center"/>
-              <w:rPr>
-                <w:rFonts w:ascii="Arial" w:hAnsi="Arial" w:cs="Arial"/>
-                <w:b/>
-                <w:bCs/>
-                <w:color w:val="FF0000"/>
-              </w:rPr>
-            </w:pPr>
-          </w:p>
-        </w:tc>
-        <w:tc>
-          <w:tcPr>
-            <w:tcW w:w="3416" w:type="dxa"/>
-            <w:vAlign w:val="center"/>
-          </w:tcPr>
-          <w:p>
-            <w:pPr>
-              <w:spacing w:line="300" w:lineRule="exact"/>
-              <w:rPr>
-                <w:rFonts w:ascii="Arial" w:hAnsi="Arial" w:cs="Arial"/>
-                <w:color w:val="FF0000"/>
+              <w:rPr>
+                <w:rFonts w:ascii="Arial" w:hAnsi="Arial" w:cs="Arial"/>
+                <w:color w:val="000000" w:themeColor="text1"/>
               </w:rPr>
             </w:pPr>
           </w:p>
@@ -2594,7 +3892,7 @@
         </w:trPr>
         <w:tc>
           <w:tcPr>
-            <w:tcW w:w="1396" w:type="dxa"/>
+            <w:tcW w:w="1701" w:type="dxa"/>
             <w:vAlign w:val="center"/>
           </w:tcPr>
           <w:p>
@@ -2615,13 +3913,13 @@
                 <w:bCs/>
                 <w:color w:val="000000"/>
               </w:rPr>
-              <w:t>PC1</w:t>
+              <w:t>PC2</w:t>
             </w:r>
           </w:p>
         </w:tc>
         <w:tc>
           <w:tcPr>
-            <w:tcW w:w="1934" w:type="dxa"/>
+            <w:tcW w:w="2409" w:type="dxa"/>
             <w:vAlign w:val="center"/>
           </w:tcPr>
           <w:p>
@@ -2642,7 +3940,7 @@
                 <w:bCs/>
                 <w:color w:val="000000"/>
               </w:rPr>
-              <w:t>Laptop</w:t>
+              <w:t>amazon</w:t>
             </w:r>
             <w:r>
               <w:rPr>
@@ -2651,289 +3949,13 @@
                 <w:bCs/>
                 <w:color w:val="000000"/>
               </w:rPr>
-              <w:t>0</w:t>
+              <w:t>.com</w:t>
             </w:r>
           </w:p>
         </w:tc>
         <w:tc>
           <w:tcPr>
-            <w:tcW w:w="2905" w:type="dxa"/>
-            <w:vAlign w:val="center"/>
-          </w:tcPr>
-          <w:p>
-            <w:pPr>
-              <w:spacing w:line="300" w:lineRule="exact"/>
-              <w:jc w:val="center"/>
-              <w:rPr>
-                <w:rFonts w:ascii="Arial" w:hAnsi="Arial" w:cs="Arial"/>
-                <w:b/>
-                <w:bCs/>
-                <w:color w:val="FF0000"/>
-              </w:rPr>
-            </w:pPr>
-          </w:p>
-        </w:tc>
-        <w:tc>
-          <w:tcPr>
-            <w:tcW w:w="3416" w:type="dxa"/>
-            <w:vAlign w:val="center"/>
-          </w:tcPr>
-          <w:p>
-            <w:pPr>
-              <w:spacing w:line="300" w:lineRule="exact"/>
-              <w:rPr>
-                <w:rFonts w:ascii="Arial" w:hAnsi="Arial" w:cs="Arial"/>
-                <w:color w:val="FF0000"/>
-              </w:rPr>
-            </w:pPr>
-          </w:p>
-        </w:tc>
-      </w:tr>
-    </w:tbl>
-    <w:p>
-      <w:pPr>
-        <w:spacing w:line="360" w:lineRule="auto"/>
-        <w:jc w:val="both"/>
-        <w:rPr>
-          <w:rFonts w:ascii="Helvetica" w:hAnsi="Helvetica" w:cs="Helvetica"/>
-          <w:b/>
-          <w:bCs/>
-          <w:color w:val="0D0D0D" w:themeColor="text1" w:themeTint="F2"/>
-          <w:shd w:val="clear" w:color="auto" w:fill="FFFFFF"/>
-        </w:rPr>
-      </w:pPr>
-    </w:p>
-    <w:p>
-      <w:pPr>
-        <w:spacing w:line="360" w:lineRule="auto"/>
-        <w:jc w:val="both"/>
-        <w:rPr>
-          <w:rFonts w:ascii="Arial" w:hAnsi="Arial" w:cs="Arial"/>
-          <w:b/>
-          <w:bCs/>
-        </w:rPr>
-      </w:pPr>
-      <w:r>
-        <w:rPr>
-          <w:rFonts w:ascii="Helvetica" w:hAnsi="Helvetica" w:cs="Helvetica"/>
-          <w:b/>
-          <w:bCs/>
-          <w:color w:val="0D0D0D" w:themeColor="text1" w:themeTint="F2"/>
-          <w:shd w:val="clear" w:color="auto" w:fill="FFFFFF"/>
-        </w:rPr>
-        <w:t xml:space="preserve">Pruebas de conectividad </w:t>
-      </w:r>
-      <w:r>
-        <w:rPr>
-          <w:rFonts w:ascii="Helvetica" w:hAnsi="Helvetica" w:cs="Helvetica"/>
-          <w:b/>
-          <w:bCs/>
-          <w:color w:val="0D0D0D" w:themeColor="text1" w:themeTint="F2"/>
-          <w:shd w:val="clear" w:color="auto" w:fill="FFFFFF"/>
-        </w:rPr>
-        <w:t>externa</w:t>
-      </w:r>
-      <w:r>
-        <w:rPr>
-          <w:rFonts w:ascii="Helvetica" w:hAnsi="Helvetica" w:cs="Helvetica"/>
-          <w:b/>
-          <w:bCs/>
-          <w:color w:val="0D0D0D" w:themeColor="text1" w:themeTint="F2"/>
-          <w:shd w:val="clear" w:color="auto" w:fill="FFFFFF"/>
-        </w:rPr>
-        <w:t>:</w:t>
-      </w:r>
-    </w:p>
-    <w:tbl>
-      <w:tblPr>
-        <w:tblW w:w="0" w:type="auto"/>
-        <w:tblInd w:w="61" w:type="dxa"/>
-        <w:tblBorders>
-          <w:top w:val="single" w:sz="4" w:space="0" w:color="auto"/>
-          <w:left w:val="single" w:sz="4" w:space="0" w:color="auto"/>
-          <w:bottom w:val="single" w:sz="4" w:space="0" w:color="auto"/>
-          <w:right w:val="single" w:sz="4" w:space="0" w:color="auto"/>
-          <w:insideH w:val="single" w:sz="4" w:space="0" w:color="auto"/>
-          <w:insideV w:val="single" w:sz="4" w:space="0" w:color="auto"/>
-        </w:tblBorders>
-        <w:tblLook w:val="01E0" w:firstRow="1" w:lastRow="1" w:firstColumn="1" w:lastColumn="1" w:noHBand="0" w:noVBand="0"/>
-      </w:tblPr>
-      <w:tblGrid>
-        <w:gridCol w:w="1428"/>
-        <w:gridCol w:w="2017"/>
-        <w:gridCol w:w="3403"/>
-      </w:tblGrid>
-      <w:tr>
-        <w:trPr>
-          <w:trHeight w:val="454"/>
-        </w:trPr>
-        <w:tc>
-          <w:tcPr>
-            <w:tcW w:w="1392" w:type="dxa"/>
-            <w:vAlign w:val="center"/>
-          </w:tcPr>
-          <w:p>
-            <w:pPr>
-              <w:spacing w:line="300" w:lineRule="exact"/>
-              <w:jc w:val="center"/>
-              <w:rPr>
-                <w:rFonts w:ascii="Arial" w:hAnsi="Arial" w:cs="Arial"/>
-                <w:b/>
-                <w:color w:val="000000"/>
-              </w:rPr>
-            </w:pPr>
-            <w:r>
-              <w:rPr>
-                <w:rFonts w:ascii="Arial" w:hAnsi="Arial" w:cs="Arial"/>
-                <w:b/>
-                <w:color w:val="000000"/>
-              </w:rPr>
-              <w:t>From</w:t>
-            </w:r>
-          </w:p>
-        </w:tc>
-        <w:tc>
-          <w:tcPr>
-            <w:tcW w:w="1957" w:type="dxa"/>
-            <w:vAlign w:val="center"/>
-          </w:tcPr>
-          <w:p>
-            <w:pPr>
-              <w:spacing w:line="300" w:lineRule="exact"/>
-              <w:jc w:val="center"/>
-              <w:rPr>
-                <w:rFonts w:ascii="Arial" w:hAnsi="Arial" w:cs="Arial"/>
-                <w:b/>
-                <w:color w:val="000000"/>
-              </w:rPr>
-            </w:pPr>
-            <w:r>
-              <w:rPr>
-                <w:rFonts w:ascii="Arial" w:hAnsi="Arial" w:cs="Arial"/>
-                <w:b/>
-                <w:color w:val="000000"/>
-              </w:rPr>
-              <w:t>To</w:t>
-            </w:r>
-          </w:p>
-        </w:tc>
-        <w:tc>
-          <w:tcPr>
-            <w:tcW w:w="3403" w:type="dxa"/>
-            <w:vAlign w:val="center"/>
-          </w:tcPr>
-          <w:p>
-            <w:pPr>
-              <w:spacing w:line="300" w:lineRule="exact"/>
-              <w:jc w:val="center"/>
-              <w:rPr>
-                <w:rFonts w:ascii="Arial" w:hAnsi="Arial" w:cs="Arial"/>
-                <w:b/>
-                <w:color w:val="000000"/>
-                <w:lang w:val="en-US"/>
-              </w:rPr>
-            </w:pPr>
-            <w:r>
-              <w:rPr>
-                <w:rFonts w:ascii="Arial" w:hAnsi="Arial" w:cs="Arial"/>
-                <w:b/>
-                <w:color w:val="000000"/>
-                <w:lang w:val="en-US"/>
-              </w:rPr>
-              <w:t>Web</w:t>
-            </w:r>
-            <w:r>
-              <w:rPr>
-                <w:rFonts w:ascii="Arial" w:hAnsi="Arial" w:cs="Arial"/>
-                <w:b/>
-                <w:color w:val="000000"/>
-                <w:lang w:val="en-US"/>
-              </w:rPr>
-              <w:t xml:space="preserve"> Browser</w:t>
-            </w:r>
-          </w:p>
-          <w:p>
-            <w:pPr>
-              <w:spacing w:line="300" w:lineRule="exact"/>
-              <w:jc w:val="center"/>
-              <w:rPr>
-                <w:rFonts w:ascii="Arial" w:hAnsi="Arial" w:cs="Arial"/>
-                <w:b/>
-                <w:color w:val="000000"/>
-                <w:lang w:val="en-US"/>
-              </w:rPr>
-            </w:pPr>
-            <w:r>
-              <w:rPr>
-                <w:rFonts w:ascii="Arial" w:hAnsi="Arial" w:cs="Arial"/>
-                <w:lang w:val="en-US"/>
-              </w:rPr>
-              <w:t>(Fail / Success)</w:t>
-            </w:r>
-          </w:p>
-        </w:tc>
-      </w:tr>
-      <w:tr>
-        <w:trPr>
-          <w:trHeight w:val="454"/>
-        </w:trPr>
-        <w:tc>
-          <w:tcPr>
-            <w:tcW w:w="1392" w:type="dxa"/>
-            <w:vAlign w:val="center"/>
-          </w:tcPr>
-          <w:p>
-            <w:pPr>
-              <w:spacing w:line="300" w:lineRule="exact"/>
-              <w:jc w:val="center"/>
-              <w:rPr>
-                <w:rFonts w:ascii="Arial" w:hAnsi="Arial" w:cs="Arial"/>
-                <w:b/>
-                <w:bCs/>
-                <w:color w:val="000000"/>
-              </w:rPr>
-            </w:pPr>
-            <w:r>
-              <w:rPr>
-                <w:rFonts w:ascii="Arial" w:hAnsi="Arial" w:cs="Arial"/>
-                <w:b/>
-                <w:bCs/>
-                <w:color w:val="000000"/>
-              </w:rPr>
-              <w:t>PC1</w:t>
-            </w:r>
-          </w:p>
-        </w:tc>
-        <w:tc>
-          <w:tcPr>
-            <w:tcW w:w="1957" w:type="dxa"/>
-            <w:vAlign w:val="center"/>
-          </w:tcPr>
-          <w:p>
-            <w:pPr>
-              <w:spacing w:line="300" w:lineRule="exact"/>
-              <w:jc w:val="center"/>
-              <w:rPr>
-                <w:rFonts w:ascii="Arial" w:hAnsi="Arial" w:cs="Arial"/>
-                <w:b/>
-                <w:bCs/>
-                <w:color w:val="000000"/>
-              </w:rPr>
-            </w:pPr>
-            <w:r>
-              <w:rPr>
-                <w:rFonts w:ascii="Arial" w:hAnsi="Arial" w:cs="Arial"/>
-                <w:b/>
-                <w:bCs/>
-                <w:color w:val="000000"/>
-              </w:rPr>
-              <w:t>amazon.com</w:t>
-            </w:r>
-          </w:p>
-        </w:tc>
-        <w:tc>
-          <w:tcPr>
-            <w:tcW w:w="3403" w:type="dxa"/>
+            <w:tcW w:w="3828" w:type="dxa"/>
             <w:vAlign w:val="center"/>
           </w:tcPr>
           <w:p>
@@ -2953,7 +3975,7 @@
         </w:trPr>
         <w:tc>
           <w:tcPr>
-            <w:tcW w:w="1392" w:type="dxa"/>
+            <w:tcW w:w="1701" w:type="dxa"/>
             <w:vAlign w:val="center"/>
           </w:tcPr>
           <w:p>
@@ -2974,13 +3996,22 @@
                 <w:bCs/>
                 <w:color w:val="000000"/>
               </w:rPr>
-              <w:t>PC2</w:t>
+              <w:t>Laptop</w:t>
+            </w:r>
+            <w:r>
+              <w:rPr>
+                <w:rFonts w:ascii="Arial" w:hAnsi="Arial" w:cs="Arial"/>
+                <w:b/>
+                <w:bCs/>
+                <w:color w:val="000000"/>
+              </w:rPr>
+              <w:t>0</w:t>
             </w:r>
           </w:p>
         </w:tc>
         <w:tc>
           <w:tcPr>
-            <w:tcW w:w="1957" w:type="dxa"/>
+            <w:tcW w:w="2409" w:type="dxa"/>
             <w:vAlign w:val="center"/>
           </w:tcPr>
           <w:p>
@@ -3001,13 +4032,13 @@
                 <w:bCs/>
                 <w:color w:val="000000"/>
               </w:rPr>
-              <w:t>amazon.com</w:t>
+              <w:t>DNSServer.com</w:t>
             </w:r>
           </w:p>
         </w:tc>
         <w:tc>
           <w:tcPr>
-            <w:tcW w:w="3403" w:type="dxa"/>
+            <w:tcW w:w="3828" w:type="dxa"/>
             <w:vAlign w:val="center"/>
           </w:tcPr>
           <w:p>
@@ -3027,7 +4058,7 @@
         </w:trPr>
         <w:tc>
           <w:tcPr>
-            <w:tcW w:w="1392" w:type="dxa"/>
+            <w:tcW w:w="1701" w:type="dxa"/>
             <w:vAlign w:val="center"/>
           </w:tcPr>
           <w:p>
@@ -3048,7 +4079,7 @@
                 <w:bCs/>
                 <w:color w:val="000000"/>
               </w:rPr>
-              <w:t>Laptop</w:t>
+              <w:t>amazon</w:t>
             </w:r>
             <w:r>
               <w:rPr>
@@ -3057,13 +4088,13 @@
                 <w:bCs/>
                 <w:color w:val="000000"/>
               </w:rPr>
-              <w:t>0</w:t>
+              <w:t>.com</w:t>
             </w:r>
           </w:p>
         </w:tc>
         <w:tc>
           <w:tcPr>
-            <w:tcW w:w="1957" w:type="dxa"/>
+            <w:tcW w:w="2409" w:type="dxa"/>
             <w:vAlign w:val="center"/>
           </w:tcPr>
           <w:p>
@@ -3084,90 +4115,16 @@
                 <w:bCs/>
                 <w:color w:val="000000"/>
               </w:rPr>
-              <w:t>DNSServer.com</w:t>
+              <w:t>www.</w:t>
             </w:r>
-          </w:p>
-        </w:tc>
-        <w:tc>
-          <w:tcPr>
-            <w:tcW w:w="3403" w:type="dxa"/>
-            <w:vAlign w:val="center"/>
-          </w:tcPr>
-          <w:p>
-            <w:pPr>
-              <w:spacing w:line="300" w:lineRule="exact"/>
-              <w:rPr>
-                <w:rFonts w:ascii="Arial" w:hAnsi="Arial" w:cs="Arial"/>
-                <w:color w:val="000000" w:themeColor="text1"/>
-              </w:rPr>
-            </w:pPr>
-          </w:p>
-        </w:tc>
-      </w:tr>
-      <w:tr>
-        <w:trPr>
-          <w:trHeight w:val="454"/>
-        </w:trPr>
-        <w:tc>
-          <w:tcPr>
-            <w:tcW w:w="1392" w:type="dxa"/>
-            <w:vAlign w:val="center"/>
-          </w:tcPr>
-          <w:p>
-            <w:pPr>
-              <w:spacing w:line="300" w:lineRule="exact"/>
-              <w:jc w:val="center"/>
+            <w:r>
               <w:rPr>
                 <w:rFonts w:ascii="Arial" w:hAnsi="Arial" w:cs="Arial"/>
                 <w:b/>
                 <w:bCs/>
                 <w:color w:val="000000"/>
               </w:rPr>
-            </w:pPr>
-            <w:r>
-              <w:rPr>
-                <w:rFonts w:ascii="Arial" w:hAnsi="Arial" w:cs="Arial"/>
-                <w:b/>
-                <w:bCs/>
-                <w:color w:val="000000"/>
-              </w:rPr>
-              <w:t>amazon.com</w:t>
-            </w:r>
-          </w:p>
-        </w:tc>
-        <w:tc>
-          <w:tcPr>
-            <w:tcW w:w="1957" w:type="dxa"/>
-            <w:vAlign w:val="center"/>
-          </w:tcPr>
-          <w:p>
-            <w:pPr>
-              <w:spacing w:line="300" w:lineRule="exact"/>
-              <w:jc w:val="center"/>
-              <w:rPr>
-                <w:rFonts w:ascii="Arial" w:hAnsi="Arial" w:cs="Arial"/>
-                <w:b/>
-                <w:bCs/>
-                <w:color w:val="000000"/>
-              </w:rPr>
-            </w:pPr>
-            <w:r>
-              <w:rPr>
-                <w:rFonts w:ascii="Arial" w:hAnsi="Arial" w:cs="Arial"/>
-                <w:b/>
-                <w:bCs/>
-                <w:color w:val="000000"/>
-              </w:rPr>
-              <w:t>www.</w:t>
-            </w:r>
-            <w:r>
-              <w:rPr>
-                <w:rFonts w:ascii="Arial" w:hAnsi="Arial" w:cs="Arial"/>
-                <w:b/>
-                <w:bCs/>
-                <w:color w:val="000000"/>
-              </w:rPr>
-              <w:t>kelloggs</w:t>
+              <w:t>kellogs</w:t>
             </w:r>
             <w:r>
               <w:rPr>
@@ -3182,7 +4139,7 @@
         </w:tc>
         <w:tc>
           <w:tcPr>
-            <w:tcW w:w="3403" w:type="dxa"/>
+            <w:tcW w:w="3828" w:type="dxa"/>
             <w:vAlign w:val="center"/>
           </w:tcPr>
           <w:p>
@@ -3199,17 +4156,16 @@
     </w:tbl>
     <w:p>
       <w:pPr>
-        <w:spacing w:line="360" w:lineRule="auto"/>
-        <w:ind w:left="426"/>
-        <w:jc w:val="both"/>
-        <w:rPr>
-          <w:rFonts w:ascii="Arial" w:hAnsi="Arial" w:cs="Arial"/>
-        </w:rPr>
+        <w:pStyle w:val="StepHead"/>
+        <w:numPr>
+          <w:ilvl w:val="0"/>
+          <w:numId w:val="0"/>
+        </w:numPr>
       </w:pPr>
     </w:p>
     <w:sectPr>
       <w:pgSz w:w="12242" w:h="15842" w:code="1"/>
-      <w:pgMar w:top="1134" w:right="1080" w:bottom="1276" w:left="1080" w:header="720" w:footer="720" w:gutter="0"/>
+      <w:pgMar w:top="851" w:right="1080" w:bottom="709" w:left="1080" w:header="720" w:footer="720" w:gutter="0"/>
       <w:cols w:space="720"/>
       <w:docGrid w:linePitch="272"/>
     </w:sectPr>
@@ -3218,7 +4174,7 @@
 </file>
 
 <file path=word/numbering.xml><?xml version="1.0" encoding="utf-8"?>
-<w:numbering xmlns:wpc="http://schemas.microsoft.com/office/word/2010/wordprocessingCanvas" xmlns:cx="http://schemas.microsoft.com/office/drawing/2014/chartex" xmlns:cx1="http://schemas.microsoft.com/office/drawing/2015/9/8/chartex" xmlns:cx2="http://schemas.microsoft.com/office/drawing/2015/10/21/chartex" xmlns:cx3="http://schemas.microsoft.com/office/drawing/2016/5/9/chartex" xmlns:cx4="http://schemas.microsoft.com/office/drawing/2016/5/10/chartex" xmlns:cx5="http://schemas.microsoft.com/office/drawing/2016/5/11/chartex" xmlns:cx6="http://schemas.microsoft.com/office/drawing/2016/5/12/chartex" xmlns:cx7="http://schemas.microsoft.com/office/drawing/2016/5/13/chartex" xmlns:cx8="http://schemas.microsoft.com/office/drawing/2016/5/14/chartex" xmlns:mc="http://schemas.openxmlformats.org/markup-compatibility/2006" xmlns:aink="http://schemas.microsoft.com/office/drawing/2016/ink" xmlns:am3d="http://schemas.microsoft.com/office/drawing/2017/model3d" xmlns:o="urn:schemas-microsoft-com:office:office" xmlns:oel="http://schemas.microsoft.com/office/2019/extlst" xmlns:r="http://schemas.openxmlformats.org/officeDocument/2006/relationships" xmlns:m="http://schemas.openxmlformats.org/officeDocument/2006/math" xmlns:v="urn:schemas-microsoft-com:vml" xmlns:wp14="http://schemas.microsoft.com/office/word/2010/wordprocessingDrawing" xmlns:wp="http://schemas.openxmlformats.org/drawingml/2006/wordprocessingDrawing" xmlns:w10="urn:schemas-microsoft-com:office:word" xmlns:w="http://schemas.openxmlformats.org/wordprocessingml/2006/main" xmlns:w14="http://schemas.microsoft.com/office/word/2010/wordml" xmlns:w15="http://schemas.microsoft.com/office/word/2012/wordml" xmlns:w16cex="http://schemas.microsoft.com/office/word/2018/wordml/cex" xmlns:w16cid="http://schemas.microsoft.com/office/word/2016/wordml/cid" xmlns:w16="http://schemas.microsoft.com/office/word/2018/wordml" xmlns:w16sdtdh="http://schemas.microsoft.com/office/word/2020/wordml/sdtdatahash" xmlns:w16se="http://schemas.microsoft.com/office/word/2015/wordml/symex" xmlns:wpg="http://schemas.microsoft.com/office/word/2010/wordprocessingGroup" xmlns:wpi="http://schemas.microsoft.com/office/word/2010/wordprocessingInk" xmlns:wne="http://schemas.microsoft.com/office/word/2006/wordml" xmlns:wps="http://schemas.microsoft.com/office/word/2010/wordprocessingShape" mc:Ignorable="w14 w15 w16se w16cid w16 w16cex w16sdtdh wp14">
+<w:numbering xmlns:wpc="http://schemas.microsoft.com/office/word/2010/wordprocessingCanvas" xmlns:cx="http://schemas.microsoft.com/office/drawing/2014/chartex" xmlns:cx1="http://schemas.microsoft.com/office/drawing/2015/9/8/chartex" xmlns:cx2="http://schemas.microsoft.com/office/drawing/2015/10/21/chartex" xmlns:cx3="http://schemas.microsoft.com/office/drawing/2016/5/9/chartex" xmlns:cx4="http://schemas.microsoft.com/office/drawing/2016/5/10/chartex" xmlns:cx5="http://schemas.microsoft.com/office/drawing/2016/5/11/chartex" xmlns:cx6="http://schemas.microsoft.com/office/drawing/2016/5/12/chartex" xmlns:cx7="http://schemas.microsoft.com/office/drawing/2016/5/13/chartex" xmlns:cx8="http://schemas.microsoft.com/office/drawing/2016/5/14/chartex" xmlns:mc="http://schemas.openxmlformats.org/markup-compatibility/2006" xmlns:aink="http://schemas.microsoft.com/office/drawing/2016/ink" xmlns:am3d="http://schemas.microsoft.com/office/drawing/2017/model3d" xmlns:o="urn:schemas-microsoft-com:office:office" xmlns:oel="http://schemas.microsoft.com/office/2019/extlst" xmlns:r="http://schemas.openxmlformats.org/officeDocument/2006/relationships" xmlns:m="http://schemas.openxmlformats.org/officeDocument/2006/math" xmlns:v="urn:schemas-microsoft-com:vml" xmlns:wp14="http://schemas.microsoft.com/office/word/2010/wordprocessingDrawing" xmlns:wp="http://schemas.openxmlformats.org/drawingml/2006/wordprocessingDrawing" xmlns:w10="urn:schemas-microsoft-com:office:word" xmlns:w="http://schemas.openxmlformats.org/wordprocessingml/2006/main" xmlns:w14="http://schemas.microsoft.com/office/word/2010/wordml" xmlns:w15="http://schemas.microsoft.com/office/word/2012/wordml" xmlns:w16cex="http://schemas.microsoft.com/office/word/2018/wordml/cex" xmlns:w16cid="http://schemas.microsoft.com/office/word/2016/wordml/cid" xmlns:w16="http://schemas.microsoft.com/office/word/2018/wordml" xmlns:w16du="http://schemas.microsoft.com/office/word/2023/wordml/word16du" xmlns:w16sdtdh="http://schemas.microsoft.com/office/word/2020/wordml/sdtdatahash" xmlns:w16sdtfl="http://schemas.microsoft.com/office/word/2024/wordml/sdtformatlock" xmlns:w16se="http://schemas.microsoft.com/office/word/2015/wordml/symex" xmlns:wpg="http://schemas.microsoft.com/office/word/2010/wordprocessingGroup" xmlns:wpi="http://schemas.microsoft.com/office/word/2010/wordprocessingInk" xmlns:wne="http://schemas.microsoft.com/office/word/2006/wordml" xmlns:wps="http://schemas.microsoft.com/office/word/2010/wordprocessingShape" mc:Ignorable="w14 w15 w16se w16cid w16 w16cex w16sdtdh w16sdtfl w16du wp14">
   <w:abstractNum w:abstractNumId="0" w15:restartNumberingAfterBreak="0">
     <w:nsid w:val="0AD70688"/>
     <w:multiLevelType w:val="hybridMultilevel"/>
@@ -3600,6 +4556,95 @@
     </w:lvl>
   </w:abstractNum>
   <w:abstractNum w:abstractNumId="4" w15:restartNumberingAfterBreak="0">
+    <w:nsid w:val="12F85E82"/>
+    <w:multiLevelType w:val="hybridMultilevel"/>
+    <w:tmpl w:val="FEBC0F2C"/>
+    <w:lvl w:ilvl="0" w:tplc="080A0001">
+      <w:start w:val="1"/>
+      <w:numFmt w:val="bullet"/>
+      <w:lvlText w:val=""/>
+      <w:lvlJc w:val="left"/>
+      <w:pPr>
+        <w:ind w:left="720" w:hanging="360"/>
+      </w:pPr>
+      <w:rPr>
+        <w:rFonts w:ascii="Symbol" w:hAnsi="Symbol" w:hint="default"/>
+      </w:rPr>
+    </w:lvl>
+    <w:lvl w:ilvl="1" w:tplc="FFFFFFFF" w:tentative="1">
+      <w:start w:val="1"/>
+      <w:numFmt w:val="lowerLetter"/>
+      <w:lvlText w:val="%2."/>
+      <w:lvlJc w:val="left"/>
+      <w:pPr>
+        <w:ind w:left="1440" w:hanging="360"/>
+      </w:pPr>
+    </w:lvl>
+    <w:lvl w:ilvl="2" w:tplc="FFFFFFFF" w:tentative="1">
+      <w:start w:val="1"/>
+      <w:numFmt w:val="lowerRoman"/>
+      <w:lvlText w:val="%3."/>
+      <w:lvlJc w:val="right"/>
+      <w:pPr>
+        <w:ind w:left="2160" w:hanging="180"/>
+      </w:pPr>
+    </w:lvl>
+    <w:lvl w:ilvl="3" w:tplc="FFFFFFFF" w:tentative="1">
+      <w:start w:val="1"/>
+      <w:numFmt w:val="decimal"/>
+      <w:lvlText w:val="%4."/>
+      <w:lvlJc w:val="left"/>
+      <w:pPr>
+        <w:ind w:left="2880" w:hanging="360"/>
+      </w:pPr>
+    </w:lvl>
+    <w:lvl w:ilvl="4" w:tplc="FFFFFFFF" w:tentative="1">
+      <w:start w:val="1"/>
+      <w:numFmt w:val="lowerLetter"/>
+      <w:lvlText w:val="%5."/>
+      <w:lvlJc w:val="left"/>
+      <w:pPr>
+        <w:ind w:left="3600" w:hanging="360"/>
+      </w:pPr>
+    </w:lvl>
+    <w:lvl w:ilvl="5" w:tplc="FFFFFFFF" w:tentative="1">
+      <w:start w:val="1"/>
+      <w:numFmt w:val="lowerRoman"/>
+      <w:lvlText w:val="%6."/>
+      <w:lvlJc w:val="right"/>
+      <w:pPr>
+        <w:ind w:left="4320" w:hanging="180"/>
+      </w:pPr>
+    </w:lvl>
+    <w:lvl w:ilvl="6" w:tplc="FFFFFFFF" w:tentative="1">
+      <w:start w:val="1"/>
+      <w:numFmt w:val="decimal"/>
+      <w:lvlText w:val="%7."/>
+      <w:lvlJc w:val="left"/>
+      <w:pPr>
+        <w:ind w:left="5040" w:hanging="360"/>
+      </w:pPr>
+    </w:lvl>
+    <w:lvl w:ilvl="7" w:tplc="FFFFFFFF" w:tentative="1">
+      <w:start w:val="1"/>
+      <w:numFmt w:val="lowerLetter"/>
+      <w:lvlText w:val="%8."/>
+      <w:lvlJc w:val="left"/>
+      <w:pPr>
+        <w:ind w:left="5760" w:hanging="360"/>
+      </w:pPr>
+    </w:lvl>
+    <w:lvl w:ilvl="8" w:tplc="FFFFFFFF" w:tentative="1">
+      <w:start w:val="1"/>
+      <w:numFmt w:val="lowerRoman"/>
+      <w:lvlText w:val="%9."/>
+      <w:lvlJc w:val="right"/>
+      <w:pPr>
+        <w:ind w:left="6480" w:hanging="180"/>
+      </w:pPr>
+    </w:lvl>
+  </w:abstractNum>
+  <w:abstractNum w:abstractNumId="5" w15:restartNumberingAfterBreak="0">
     <w:nsid w:val="17890E28"/>
     <w:multiLevelType w:val="hybridMultilevel"/>
     <w:tmpl w:val="81C4B78A"/>
@@ -3688,7 +4733,7 @@
       </w:pPr>
     </w:lvl>
   </w:abstractNum>
-  <w:abstractNum w:abstractNumId="5" w15:restartNumberingAfterBreak="0">
+  <w:abstractNum w:abstractNumId="6" w15:restartNumberingAfterBreak="0">
     <w:nsid w:val="1FC15DA8"/>
     <w:multiLevelType w:val="hybridMultilevel"/>
     <w:tmpl w:val="E6529470"/>
@@ -3778,7 +4823,7 @@
       </w:pPr>
     </w:lvl>
   </w:abstractNum>
-  <w:abstractNum w:abstractNumId="6" w15:restartNumberingAfterBreak="0">
+  <w:abstractNum w:abstractNumId="7" w15:restartNumberingAfterBreak="0">
     <w:nsid w:val="27936241"/>
     <w:multiLevelType w:val="hybridMultilevel"/>
     <w:tmpl w:val="38B4A908"/>
@@ -3864,7 +4909,7 @@
       </w:pPr>
     </w:lvl>
   </w:abstractNum>
-  <w:abstractNum w:abstractNumId="7" w15:restartNumberingAfterBreak="0">
+  <w:abstractNum w:abstractNumId="8" w15:restartNumberingAfterBreak="0">
     <w:nsid w:val="2E7A42AC"/>
     <w:multiLevelType w:val="hybridMultilevel"/>
     <w:tmpl w:val="27E25288"/>
@@ -3977,7 +5022,7 @@
       </w:rPr>
     </w:lvl>
   </w:abstractNum>
-  <w:abstractNum w:abstractNumId="8" w15:restartNumberingAfterBreak="0">
+  <w:abstractNum w:abstractNumId="9" w15:restartNumberingAfterBreak="0">
     <w:nsid w:val="327729F8"/>
     <w:multiLevelType w:val="hybridMultilevel"/>
     <w:tmpl w:val="83B40F4C"/>
@@ -4090,7 +5135,7 @@
       </w:rPr>
     </w:lvl>
   </w:abstractNum>
-  <w:abstractNum w:abstractNumId="9" w15:restartNumberingAfterBreak="0">
+  <w:abstractNum w:abstractNumId="10" w15:restartNumberingAfterBreak="0">
     <w:nsid w:val="3650568A"/>
     <w:multiLevelType w:val="hybridMultilevel"/>
     <w:tmpl w:val="5D365816"/>
@@ -4179,7 +5224,7 @@
       </w:pPr>
     </w:lvl>
   </w:abstractNum>
-  <w:abstractNum w:abstractNumId="10" w15:restartNumberingAfterBreak="0">
+  <w:abstractNum w:abstractNumId="11" w15:restartNumberingAfterBreak="0">
     <w:nsid w:val="382115B8"/>
     <w:multiLevelType w:val="hybridMultilevel"/>
     <w:tmpl w:val="8722A8FC"/>
@@ -4268,7 +5313,7 @@
       </w:pPr>
     </w:lvl>
   </w:abstractNum>
-  <w:abstractNum w:abstractNumId="11" w15:restartNumberingAfterBreak="0">
+  <w:abstractNum w:abstractNumId="12" w15:restartNumberingAfterBreak="0">
     <w:nsid w:val="39035B87"/>
     <w:multiLevelType w:val="hybridMultilevel"/>
     <w:tmpl w:val="4622F71C"/>
@@ -4357,7 +5402,7 @@
       </w:pPr>
     </w:lvl>
   </w:abstractNum>
-  <w:abstractNum w:abstractNumId="12" w15:restartNumberingAfterBreak="0">
+  <w:abstractNum w:abstractNumId="13" w15:restartNumberingAfterBreak="0">
     <w:nsid w:val="39081C69"/>
     <w:multiLevelType w:val="hybridMultilevel"/>
     <w:tmpl w:val="1E3069B2"/>
@@ -4443,7 +5488,7 @@
       </w:pPr>
     </w:lvl>
   </w:abstractNum>
-  <w:abstractNum w:abstractNumId="13" w15:restartNumberingAfterBreak="0">
+  <w:abstractNum w:abstractNumId="14" w15:restartNumberingAfterBreak="0">
     <w:nsid w:val="3E16036E"/>
     <w:multiLevelType w:val="hybridMultilevel"/>
     <w:tmpl w:val="6BC8608C"/>
@@ -4535,7 +5580,7 @@
       </w:pPr>
     </w:lvl>
   </w:abstractNum>
-  <w:abstractNum w:abstractNumId="14" w15:restartNumberingAfterBreak="0">
+  <w:abstractNum w:abstractNumId="15" w15:restartNumberingAfterBreak="0">
     <w:nsid w:val="3EC53CED"/>
     <w:multiLevelType w:val="hybridMultilevel"/>
     <w:tmpl w:val="381E3398"/>
@@ -4648,7 +5693,7 @@
       </w:rPr>
     </w:lvl>
   </w:abstractNum>
-  <w:abstractNum w:abstractNumId="15" w15:restartNumberingAfterBreak="0">
+  <w:abstractNum w:abstractNumId="16" w15:restartNumberingAfterBreak="0">
     <w:nsid w:val="3F304605"/>
     <w:multiLevelType w:val="singleLevel"/>
     <w:tmpl w:val="96E8A9D8"/>
@@ -4668,7 +5713,7 @@
       </w:rPr>
     </w:lvl>
   </w:abstractNum>
-  <w:abstractNum w:abstractNumId="16" w15:restartNumberingAfterBreak="0">
+  <w:abstractNum w:abstractNumId="17" w15:restartNumberingAfterBreak="0">
     <w:nsid w:val="458A04AC"/>
     <w:multiLevelType w:val="hybridMultilevel"/>
     <w:tmpl w:val="B614C3AE"/>
@@ -4781,7 +5826,7 @@
       </w:rPr>
     </w:lvl>
   </w:abstractNum>
-  <w:abstractNum w:abstractNumId="17" w15:restartNumberingAfterBreak="0">
+  <w:abstractNum w:abstractNumId="18" w15:restartNumberingAfterBreak="0">
     <w:nsid w:val="4EE026C8"/>
     <w:multiLevelType w:val="multilevel"/>
     <w:tmpl w:val="8A5A380C"/>
@@ -4910,7 +5955,7 @@
       </w:rPr>
     </w:lvl>
   </w:abstractNum>
-  <w:abstractNum w:abstractNumId="18" w15:restartNumberingAfterBreak="0">
+  <w:abstractNum w:abstractNumId="19" w15:restartNumberingAfterBreak="0">
     <w:nsid w:val="51E50A42"/>
     <w:multiLevelType w:val="hybridMultilevel"/>
     <w:tmpl w:val="9E5A4E18"/>
@@ -4999,7 +6044,7 @@
       </w:pPr>
     </w:lvl>
   </w:abstractNum>
-  <w:abstractNum w:abstractNumId="19" w15:restartNumberingAfterBreak="0">
+  <w:abstractNum w:abstractNumId="20" w15:restartNumberingAfterBreak="0">
     <w:nsid w:val="58782C72"/>
     <w:multiLevelType w:val="hybridMultilevel"/>
     <w:tmpl w:val="8430A9E4"/>
@@ -5088,7 +6133,7 @@
       </w:pPr>
     </w:lvl>
   </w:abstractNum>
-  <w:abstractNum w:abstractNumId="20" w15:restartNumberingAfterBreak="0">
+  <w:abstractNum w:abstractNumId="21" w15:restartNumberingAfterBreak="0">
     <w:nsid w:val="58883183"/>
     <w:multiLevelType w:val="hybridMultilevel"/>
     <w:tmpl w:val="A89E5F30"/>
@@ -5180,7 +6225,7 @@
       </w:pPr>
     </w:lvl>
   </w:abstractNum>
-  <w:abstractNum w:abstractNumId="21" w15:restartNumberingAfterBreak="0">
+  <w:abstractNum w:abstractNumId="22" w15:restartNumberingAfterBreak="0">
     <w:nsid w:val="59305231"/>
     <w:multiLevelType w:val="multilevel"/>
     <w:tmpl w:val="D070CE3C"/>
@@ -5329,7 +6374,7 @@
       </w:rPr>
     </w:lvl>
   </w:abstractNum>
-  <w:abstractNum w:abstractNumId="22" w15:restartNumberingAfterBreak="0">
+  <w:abstractNum w:abstractNumId="23" w15:restartNumberingAfterBreak="0">
     <w:nsid w:val="5C8D6926"/>
     <w:multiLevelType w:val="hybridMultilevel"/>
     <w:tmpl w:val="3DB805BA"/>
@@ -5415,7 +6460,7 @@
       </w:pPr>
     </w:lvl>
   </w:abstractNum>
-  <w:abstractNum w:abstractNumId="23" w15:restartNumberingAfterBreak="0">
+  <w:abstractNum w:abstractNumId="24" w15:restartNumberingAfterBreak="0">
     <w:nsid w:val="5EF51F97"/>
     <w:multiLevelType w:val="hybridMultilevel"/>
     <w:tmpl w:val="6DB8926A"/>
@@ -5504,7 +6549,7 @@
       </w:pPr>
     </w:lvl>
   </w:abstractNum>
-  <w:abstractNum w:abstractNumId="24" w15:restartNumberingAfterBreak="0">
+  <w:abstractNum w:abstractNumId="25" w15:restartNumberingAfterBreak="0">
     <w:nsid w:val="62C6036B"/>
     <w:multiLevelType w:val="hybridMultilevel"/>
     <w:tmpl w:val="9DBE0234"/>
@@ -5590,7 +6635,7 @@
       </w:pPr>
     </w:lvl>
   </w:abstractNum>
-  <w:abstractNum w:abstractNumId="25" w15:restartNumberingAfterBreak="0">
+  <w:abstractNum w:abstractNumId="26" w15:restartNumberingAfterBreak="0">
     <w:nsid w:val="63224C09"/>
     <w:multiLevelType w:val="hybridMultilevel"/>
     <w:tmpl w:val="0408E934"/>
@@ -5676,7 +6721,7 @@
       </w:pPr>
     </w:lvl>
   </w:abstractNum>
-  <w:abstractNum w:abstractNumId="26" w15:restartNumberingAfterBreak="0">
+  <w:abstractNum w:abstractNumId="27" w15:restartNumberingAfterBreak="0">
     <w:nsid w:val="63D1188E"/>
     <w:multiLevelType w:val="hybridMultilevel"/>
     <w:tmpl w:val="6F2ED0A2"/>
@@ -5762,7 +6807,7 @@
       </w:pPr>
     </w:lvl>
   </w:abstractNum>
-  <w:abstractNum w:abstractNumId="27" w15:restartNumberingAfterBreak="0">
+  <w:abstractNum w:abstractNumId="28" w15:restartNumberingAfterBreak="0">
     <w:nsid w:val="6690769D"/>
     <w:multiLevelType w:val="hybridMultilevel"/>
     <w:tmpl w:val="3C308676"/>
@@ -5851,7 +6896,7 @@
       </w:pPr>
     </w:lvl>
   </w:abstractNum>
-  <w:abstractNum w:abstractNumId="28" w15:restartNumberingAfterBreak="0">
+  <w:abstractNum w:abstractNumId="29" w15:restartNumberingAfterBreak="0">
     <w:nsid w:val="6A353299"/>
     <w:multiLevelType w:val="hybridMultilevel"/>
     <w:tmpl w:val="854C57A0"/>
@@ -5964,7 +7009,7 @@
       </w:rPr>
     </w:lvl>
   </w:abstractNum>
-  <w:abstractNum w:abstractNumId="29" w15:restartNumberingAfterBreak="0">
+  <w:abstractNum w:abstractNumId="30" w15:restartNumberingAfterBreak="0">
     <w:nsid w:val="6A8112EF"/>
     <w:multiLevelType w:val="hybridMultilevel"/>
     <w:tmpl w:val="749E708E"/>
@@ -6050,7 +7095,7 @@
       </w:pPr>
     </w:lvl>
   </w:abstractNum>
-  <w:abstractNum w:abstractNumId="30" w15:restartNumberingAfterBreak="0">
+  <w:abstractNum w:abstractNumId="31" w15:restartNumberingAfterBreak="0">
     <w:nsid w:val="6F113298"/>
     <w:multiLevelType w:val="hybridMultilevel"/>
     <w:tmpl w:val="4FE465E0"/>
@@ -6136,7 +7181,7 @@
       </w:pPr>
     </w:lvl>
   </w:abstractNum>
-  <w:abstractNum w:abstractNumId="31" w15:restartNumberingAfterBreak="0">
+  <w:abstractNum w:abstractNumId="32" w15:restartNumberingAfterBreak="0">
     <w:nsid w:val="77536F75"/>
     <w:multiLevelType w:val="hybridMultilevel"/>
     <w:tmpl w:val="58589E6E"/>
@@ -6222,7 +7267,7 @@
       </w:pPr>
     </w:lvl>
   </w:abstractNum>
-  <w:abstractNum w:abstractNumId="32" w15:restartNumberingAfterBreak="0">
+  <w:abstractNum w:abstractNumId="33" w15:restartNumberingAfterBreak="0">
     <w:nsid w:val="79CB41D4"/>
     <w:multiLevelType w:val="hybridMultilevel"/>
     <w:tmpl w:val="29480498"/>
@@ -6308,7 +7353,7 @@
       </w:pPr>
     </w:lvl>
   </w:abstractNum>
-  <w:abstractNum w:abstractNumId="33" w15:restartNumberingAfterBreak="0">
+  <w:abstractNum w:abstractNumId="34" w15:restartNumberingAfterBreak="0">
     <w:nsid w:val="7C436979"/>
     <w:multiLevelType w:val="hybridMultilevel"/>
     <w:tmpl w:val="4F8C12B8"/>
@@ -6394,7 +7439,7 @@
       </w:pPr>
     </w:lvl>
   </w:abstractNum>
-  <w:abstractNum w:abstractNumId="34" w15:restartNumberingAfterBreak="0">
+  <w:abstractNum w:abstractNumId="35" w15:restartNumberingAfterBreak="0">
     <w:nsid w:val="7D4F1C2F"/>
     <w:multiLevelType w:val="hybridMultilevel"/>
     <w:tmpl w:val="EFE816F0"/>
@@ -6484,115 +7529,118 @@
     </w:lvl>
   </w:abstractNum>
   <w:num w:numId="1" w16cid:durableId="1598827545">
-    <w:abstractNumId w:val="15"/>
+    <w:abstractNumId w:val="16"/>
   </w:num>
   <w:num w:numId="2" w16cid:durableId="2032872470">
     <w:abstractNumId w:val="3"/>
   </w:num>
   <w:num w:numId="3" w16cid:durableId="1939947024">
-    <w:abstractNumId w:val="5"/>
+    <w:abstractNumId w:val="6"/>
   </w:num>
   <w:num w:numId="4" w16cid:durableId="498270394">
-    <w:abstractNumId w:val="7"/>
+    <w:abstractNumId w:val="8"/>
   </w:num>
   <w:num w:numId="5" w16cid:durableId="1180847742">
-    <w:abstractNumId w:val="6"/>
+    <w:abstractNumId w:val="7"/>
   </w:num>
   <w:num w:numId="6" w16cid:durableId="1323194751">
     <w:abstractNumId w:val="0"/>
   </w:num>
   <w:num w:numId="7" w16cid:durableId="1491630783">
-    <w:abstractNumId w:val="20"/>
+    <w:abstractNumId w:val="21"/>
   </w:num>
   <w:num w:numId="8" w16cid:durableId="1802263099">
-    <w:abstractNumId w:val="28"/>
+    <w:abstractNumId w:val="29"/>
   </w:num>
   <w:num w:numId="9" w16cid:durableId="694306755">
-    <w:abstractNumId w:val="13"/>
+    <w:abstractNumId w:val="14"/>
   </w:num>
   <w:num w:numId="10" w16cid:durableId="1505247969">
-    <w:abstractNumId w:val="16"/>
+    <w:abstractNumId w:val="17"/>
   </w:num>
   <w:num w:numId="11" w16cid:durableId="764571428">
-    <w:abstractNumId w:val="23"/>
+    <w:abstractNumId w:val="24"/>
   </w:num>
   <w:num w:numId="12" w16cid:durableId="233320784">
     <w:abstractNumId w:val="2"/>
   </w:num>
   <w:num w:numId="13" w16cid:durableId="1703239863">
-    <w:abstractNumId w:val="21"/>
+    <w:abstractNumId w:val="22"/>
   </w:num>
   <w:num w:numId="14" w16cid:durableId="110784970">
-    <w:abstractNumId w:val="8"/>
+    <w:abstractNumId w:val="9"/>
   </w:num>
   <w:num w:numId="15" w16cid:durableId="526525589">
     <w:abstractNumId w:val="1"/>
   </w:num>
   <w:num w:numId="16" w16cid:durableId="440027781">
-    <w:abstractNumId w:val="4"/>
+    <w:abstractNumId w:val="5"/>
   </w:num>
   <w:num w:numId="17" w16cid:durableId="1407459929">
+    <w:abstractNumId w:val="34"/>
+  </w:num>
+  <w:num w:numId="18" w16cid:durableId="1856731183">
+    <w:abstractNumId w:val="15"/>
+  </w:num>
+  <w:num w:numId="19" w16cid:durableId="2134981814">
+    <w:abstractNumId w:val="25"/>
+  </w:num>
+  <w:num w:numId="20" w16cid:durableId="397098159">
+    <w:abstractNumId w:val="30"/>
+  </w:num>
+  <w:num w:numId="21" w16cid:durableId="912349329">
+    <w:abstractNumId w:val="26"/>
+  </w:num>
+  <w:num w:numId="22" w16cid:durableId="842354693">
+    <w:abstractNumId w:val="28"/>
+  </w:num>
+  <w:num w:numId="23" w16cid:durableId="986545903">
+    <w:abstractNumId w:val="20"/>
+  </w:num>
+  <w:num w:numId="24" w16cid:durableId="476337352">
+    <w:abstractNumId w:val="23"/>
+  </w:num>
+  <w:num w:numId="25" w16cid:durableId="1390109294">
+    <w:abstractNumId w:val="12"/>
+  </w:num>
+  <w:num w:numId="26" w16cid:durableId="1142621609">
+    <w:abstractNumId w:val="27"/>
+  </w:num>
+  <w:num w:numId="27" w16cid:durableId="1564173880">
+    <w:abstractNumId w:val="11"/>
+  </w:num>
+  <w:num w:numId="28" w16cid:durableId="721710748">
+    <w:abstractNumId w:val="10"/>
+  </w:num>
+  <w:num w:numId="29" w16cid:durableId="1618178839">
+    <w:abstractNumId w:val="35"/>
+  </w:num>
+  <w:num w:numId="30" w16cid:durableId="1613246905">
+    <w:abstractNumId w:val="13"/>
+  </w:num>
+  <w:num w:numId="31" w16cid:durableId="1353336769">
     <w:abstractNumId w:val="33"/>
   </w:num>
-  <w:num w:numId="18" w16cid:durableId="1856731183">
-    <w:abstractNumId w:val="14"/>
+  <w:num w:numId="32" w16cid:durableId="8727840">
+    <w:abstractNumId w:val="31"/>
   </w:num>
-  <w:num w:numId="19" w16cid:durableId="2134981814">
-    <w:abstractNumId w:val="24"/>
+  <w:num w:numId="33" w16cid:durableId="1616205345">
+    <w:abstractNumId w:val="32"/>
   </w:num>
-  <w:num w:numId="20" w16cid:durableId="397098159">
-    <w:abstractNumId w:val="29"/>
-  </w:num>
-  <w:num w:numId="21" w16cid:durableId="912349329">
-    <w:abstractNumId w:val="25"/>
-  </w:num>
-  <w:num w:numId="22" w16cid:durableId="842354693">
-    <w:abstractNumId w:val="27"/>
-  </w:num>
-  <w:num w:numId="23" w16cid:durableId="986545903">
+  <w:num w:numId="34" w16cid:durableId="341469112">
     <w:abstractNumId w:val="19"/>
   </w:num>
-  <w:num w:numId="24" w16cid:durableId="476337352">
-    <w:abstractNumId w:val="22"/>
-  </w:num>
-  <w:num w:numId="25" w16cid:durableId="1390109294">
-    <w:abstractNumId w:val="11"/>
-  </w:num>
-  <w:num w:numId="26" w16cid:durableId="1142621609">
-    <w:abstractNumId w:val="26"/>
-  </w:num>
-  <w:num w:numId="27" w16cid:durableId="1564173880">
-    <w:abstractNumId w:val="10"/>
-  </w:num>
-  <w:num w:numId="28" w16cid:durableId="721710748">
-    <w:abstractNumId w:val="9"/>
-  </w:num>
-  <w:num w:numId="29" w16cid:durableId="1618178839">
-    <w:abstractNumId w:val="34"/>
-  </w:num>
-  <w:num w:numId="30" w16cid:durableId="1613246905">
-    <w:abstractNumId w:val="12"/>
-  </w:num>
-  <w:num w:numId="31" w16cid:durableId="1353336769">
-    <w:abstractNumId w:val="32"/>
-  </w:num>
-  <w:num w:numId="32" w16cid:durableId="8727840">
-    <w:abstractNumId w:val="30"/>
-  </w:num>
-  <w:num w:numId="33" w16cid:durableId="1616205345">
-    <w:abstractNumId w:val="31"/>
-  </w:num>
-  <w:num w:numId="34" w16cid:durableId="341469112">
+  <w:num w:numId="35" w16cid:durableId="1329481783">
     <w:abstractNumId w:val="18"/>
   </w:num>
-  <w:num w:numId="35" w16cid:durableId="1329481783">
-    <w:abstractNumId w:val="17"/>
+  <w:num w:numId="36" w16cid:durableId="1542010189">
+    <w:abstractNumId w:val="4"/>
   </w:num>
 </w:numbering>
 </file>
 
 <file path=word/styles.xml><?xml version="1.0" encoding="utf-8"?>
-<w:styles xmlns:mc="http://schemas.openxmlformats.org/markup-compatibility/2006" xmlns:r="http://schemas.openxmlformats.org/officeDocument/2006/relationships" xmlns:w="http://schemas.openxmlformats.org/wordprocessingml/2006/main" xmlns:w14="http://schemas.microsoft.com/office/word/2010/wordml" xmlns:w15="http://schemas.microsoft.com/office/word/2012/wordml" xmlns:w16cex="http://schemas.microsoft.com/office/word/2018/wordml/cex" xmlns:w16cid="http://schemas.microsoft.com/office/word/2016/wordml/cid" xmlns:w16="http://schemas.microsoft.com/office/word/2018/wordml" xmlns:w16sdtdh="http://schemas.microsoft.com/office/word/2020/wordml/sdtdatahash" xmlns:w16se="http://schemas.microsoft.com/office/word/2015/wordml/symex" mc:Ignorable="w14 w15 w16se w16cid w16 w16cex w16sdtdh">
+<w:styles xmlns:mc="http://schemas.openxmlformats.org/markup-compatibility/2006" xmlns:r="http://schemas.openxmlformats.org/officeDocument/2006/relationships" xmlns:w="http://schemas.openxmlformats.org/wordprocessingml/2006/main" xmlns:w14="http://schemas.microsoft.com/office/word/2010/wordml" xmlns:w15="http://schemas.microsoft.com/office/word/2012/wordml" xmlns:w16cex="http://schemas.microsoft.com/office/word/2018/wordml/cex" xmlns:w16cid="http://schemas.microsoft.com/office/word/2016/wordml/cid" xmlns:w16="http://schemas.microsoft.com/office/word/2018/wordml" xmlns:w16du="http://schemas.microsoft.com/office/word/2023/wordml/word16du" xmlns:w16sdtdh="http://schemas.microsoft.com/office/word/2020/wordml/sdtdatahash" xmlns:w16sdtfl="http://schemas.microsoft.com/office/word/2024/wordml/sdtformatlock" xmlns:w16se="http://schemas.microsoft.com/office/word/2015/wordml/symex" mc:Ignorable="w14 w15 w16se w16cid w16 w16cex w16sdtdh w16sdtfl w16du">
   <w:docDefaults>
     <w:rPrDefault>
       <w:rPr>
@@ -6782,7 +7830,7 @@
     <w:lsdException w:name="Medium Shading 2 Accent 1" w:uiPriority="64"/>
     <w:lsdException w:name="Medium List 1 Accent 1" w:uiPriority="65"/>
     <w:lsdException w:name="Revision" w:semiHidden="1"/>
-    <w:lsdException w:name="List Paragraph" w:uiPriority="34" w:qFormat="1"/>
+    <w:lsdException w:name="List Paragraph" w:uiPriority="1" w:qFormat="1"/>
     <w:lsdException w:name="Quote" w:uiPriority="29" w:qFormat="1"/>
     <w:lsdException w:name="Intense Quote" w:uiPriority="30" w:qFormat="1"/>
     <w:lsdException w:name="Medium List 2 Accent 1" w:uiPriority="66"/>
@@ -7194,7 +8242,7 @@
   <w:style w:type="paragraph" w:styleId="ListParagraph">
     <w:name w:val="List Paragraph"/>
     <w:basedOn w:val="Normal"/>
-    <w:uiPriority w:val="34"/>
+    <w:uiPriority w:val="1"/>
     <w:qFormat/>
     <w:rsid w:val="005434F3"/>
     <w:pPr>

--- a/Calendario2025/Actividades/A6_DHCP/v2/Actividad6.docx
+++ b/Calendario2025/Actividades/A6_DHCP/v2/Actividad6.docx
@@ -172,7 +172,7 @@
                                     </pic:cNvPicPr>
                                   </pic:nvPicPr>
                                   <pic:blipFill>
-                                    <a:blip r:embed="rId5">
+                                    <a:blip r:embed="rId6">
                                       <a:extLst>
                                         <a:ext uri="{28A0092B-C50C-407E-A947-70E740481C1C}">
                                           <a14:useLocalDpi xmlns:a14="http://schemas.microsoft.com/office/drawing/2010/main" val="0"/>
@@ -404,18 +404,8 @@
           <w:rFonts w:ascii="Arial" w:hAnsi="Arial" w:cs="Arial"/>
           <w:color w:val="000000"/>
         </w:rPr>
-        <w:t xml:space="preserve">Network </w:t>
-      </w:r>
-      <w:proofErr w:type="spellStart"/>
-      <w:r>
-        <w:rPr>
-          <w:rStyle w:val="Strong"/>
-          <w:rFonts w:ascii="Arial" w:hAnsi="Arial" w:cs="Arial"/>
-          <w:color w:val="000000"/>
-        </w:rPr>
-        <w:t>Consulting</w:t>
-      </w:r>
-      <w:proofErr w:type="spellEnd"/>
+        <w:t>Network Consulting</w:t>
+      </w:r>
       <w:r>
         <w:rPr>
           <w:rFonts w:ascii="Arial" w:hAnsi="Arial" w:cs="Arial"/>
@@ -485,7 +475,7 @@
         <mc:AlternateContent>
           <mc:Choice Requires="wps">
             <w:drawing>
-              <wp:anchor distT="45720" distB="45720" distL="114300" distR="114300" simplePos="0" relativeHeight="251666432" behindDoc="0" locked="0" layoutInCell="1" allowOverlap="1" wp14:anchorId="03E4E414" wp14:editId="50EBC081">
+              <wp:anchor distT="45720" distB="45720" distL="114300" distR="114300" simplePos="0" relativeHeight="251666432" behindDoc="0" locked="0" layoutInCell="1" allowOverlap="1" wp14:anchorId="03E4E414" wp14:editId="52593A57">
                 <wp:simplePos x="0" y="0"/>
                 <wp:positionH relativeFrom="margin">
                   <wp:align>left</wp:align>
@@ -534,10 +524,10 @@
                                 <w:noProof/>
                               </w:rPr>
                               <w:drawing>
-                                <wp:inline distT="0" distB="0" distL="0" distR="0" wp14:anchorId="61FC9B42" wp14:editId="35DF611E">
-                                  <wp:extent cx="6237605" cy="3146425"/>
-                                  <wp:effectExtent l="0" t="0" r="0" b="0"/>
-                                  <wp:docPr id="1622384250" name="Picture 1" descr="A diagram of a computer network&#10;&#10;AI-generated content may be incorrect."/>
+                                <wp:inline distT="0" distB="0" distL="0" distR="0" wp14:anchorId="13C2A79F" wp14:editId="14A5DF17">
+                                  <wp:extent cx="6237605" cy="3138170"/>
+                                  <wp:effectExtent l="0" t="0" r="0" b="5080"/>
+                                  <wp:docPr id="101771495" name="Picture 1" descr="A diagram of a computer network&#10;&#10;AI-generated content may be incorrect."/>
                                   <wp:cNvGraphicFramePr>
                                     <a:graphicFrameLocks xmlns:a="http://schemas.openxmlformats.org/drawingml/2006/main" noChangeAspect="1"/>
                                   </wp:cNvGraphicFramePr>
@@ -545,11 +535,11 @@
                                     <a:graphicData uri="http://schemas.openxmlformats.org/drawingml/2006/picture">
                                       <pic:pic xmlns:pic="http://schemas.openxmlformats.org/drawingml/2006/picture">
                                         <pic:nvPicPr>
-                                          <pic:cNvPr id="1622384250" name="Picture 1" descr="A diagram of a computer network&#10;&#10;AI-generated content may be incorrect."/>
+                                          <pic:cNvPr id="101771495" name="Picture 1" descr="A diagram of a computer network&#10;&#10;AI-generated content may be incorrect."/>
                                           <pic:cNvPicPr/>
                                         </pic:nvPicPr>
                                         <pic:blipFill>
-                                          <a:blip r:embed="rId6"/>
+                                          <a:blip r:embed="rId7"/>
                                           <a:stretch>
                                             <a:fillRect/>
                                           </a:stretch>
@@ -557,7 +547,7 @@
                                         <pic:spPr>
                                           <a:xfrm>
                                             <a:off x="0" y="0"/>
-                                            <a:ext cx="6237605" cy="3146425"/>
+                                            <a:ext cx="6237605" cy="3138170"/>
                                           </a:xfrm>
                                           <a:prstGeom prst="rect">
                                             <a:avLst/>
@@ -589,7 +579,11 @@
           </mc:Choice>
           <mc:Fallback>
             <w:pict>
-              <v:shape w14:anchorId="03E4E414" id="_x0000_s1027" type="#_x0000_t202" style="position:absolute;left:0;text-align:left;margin-left:0;margin-top:29.9pt;width:506.25pt;height:258pt;z-index:251666432;visibility:visible;mso-wrap-style:square;mso-width-percent:0;mso-height-percent:0;mso-wrap-distance-left:9pt;mso-wrap-distance-top:3.6pt;mso-wrap-distance-right:9pt;mso-wrap-distance-bottom:3.6pt;mso-position-horizontal:left;mso-position-horizontal-relative:margin;mso-position-vertical:absolute;mso-position-vertical-relative:text;mso-width-percent:0;mso-height-percent:0;mso-width-relative:margin;mso-height-relative:margin;v-text-anchor:top" o:gfxdata="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">
+              <v:shapetype w14:anchorId="03E4E414" id="_x0000_t202" coordsize="21600,21600" o:spt="202" path="m,l,21600r21600,l21600,xe">
+                <v:stroke joinstyle="miter"/>
+                <v:path gradientshapeok="t" o:connecttype="rect"/>
+              </v:shapetype>
+              <v:shape id="_x0000_s1027" type="#_x0000_t202" style="position:absolute;left:0;text-align:left;margin-left:0;margin-top:29.9pt;width:506.25pt;height:258pt;z-index:251666432;visibility:visible;mso-wrap-style:square;mso-width-percent:0;mso-height-percent:0;mso-wrap-distance-left:9pt;mso-wrap-distance-top:3.6pt;mso-wrap-distance-right:9pt;mso-wrap-distance-bottom:3.6pt;mso-position-horizontal:left;mso-position-horizontal-relative:margin;mso-position-vertical:absolute;mso-position-vertical-relative:text;mso-width-percent:0;mso-height-percent:0;mso-width-relative:margin;mso-height-relative:margin;v-text-anchor:top" o:gfxdata="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">
                 <v:textbox>
                   <w:txbxContent>
                     <w:p>
@@ -598,10 +592,10 @@
                           <w:noProof/>
                         </w:rPr>
                         <w:drawing>
-                          <wp:inline distT="0" distB="0" distL="0" distR="0" wp14:anchorId="61FC9B42" wp14:editId="35DF611E">
-                            <wp:extent cx="6237605" cy="3146425"/>
-                            <wp:effectExtent l="0" t="0" r="0" b="0"/>
-                            <wp:docPr id="1622384250" name="Picture 1" descr="A diagram of a computer network&#10;&#10;AI-generated content may be incorrect."/>
+                          <wp:inline distT="0" distB="0" distL="0" distR="0" wp14:anchorId="13C2A79F" wp14:editId="14A5DF17">
+                            <wp:extent cx="6237605" cy="3138170"/>
+                            <wp:effectExtent l="0" t="0" r="0" b="5080"/>
+                            <wp:docPr id="101771495" name="Picture 1" descr="A diagram of a computer network&#10;&#10;AI-generated content may be incorrect."/>
                             <wp:cNvGraphicFramePr>
                               <a:graphicFrameLocks xmlns:a="http://schemas.openxmlformats.org/drawingml/2006/main" noChangeAspect="1"/>
                             </wp:cNvGraphicFramePr>
@@ -609,11 +603,11 @@
                               <a:graphicData uri="http://schemas.openxmlformats.org/drawingml/2006/picture">
                                 <pic:pic xmlns:pic="http://schemas.openxmlformats.org/drawingml/2006/picture">
                                   <pic:nvPicPr>
-                                    <pic:cNvPr id="1622384250" name="Picture 1" descr="A diagram of a computer network&#10;&#10;AI-generated content may be incorrect."/>
+                                    <pic:cNvPr id="101771495" name="Picture 1" descr="A diagram of a computer network&#10;&#10;AI-generated content may be incorrect."/>
                                     <pic:cNvPicPr/>
                                   </pic:nvPicPr>
                                   <pic:blipFill>
-                                    <a:blip r:embed="rId6"/>
+                                    <a:blip r:embed="rId7"/>
                                     <a:stretch>
                                       <a:fillRect/>
                                     </a:stretch>
@@ -621,7 +615,7 @@
                                   <pic:spPr>
                                     <a:xfrm>
                                       <a:off x="0" y="0"/>
-                                      <a:ext cx="6237605" cy="3146425"/>
+                                      <a:ext cx="6237605" cy="3138170"/>
                                     </a:xfrm>
                                     <a:prstGeom prst="rect">
                                       <a:avLst/>
@@ -1213,35 +1207,7 @@
         <w:rPr>
           <w:rFonts w:ascii="Arial" w:hAnsi="Arial" w:cs="Arial"/>
         </w:rPr>
-        <w:t>Configure la dirección IP, máscara de subred, default-</w:t>
-      </w:r>
-      <w:proofErr w:type="spellStart"/>
-      <w:r>
-        <w:rPr>
-          <w:rFonts w:ascii="Arial" w:hAnsi="Arial" w:cs="Arial"/>
-        </w:rPr>
-        <w:t>gateway</w:t>
-      </w:r>
-      <w:proofErr w:type="spellEnd"/>
-      <w:r>
-        <w:rPr>
-          <w:rFonts w:ascii="Arial" w:hAnsi="Arial" w:cs="Arial"/>
-        </w:rPr>
-        <w:t xml:space="preserve"> y </w:t>
-      </w:r>
-      <w:proofErr w:type="spellStart"/>
-      <w:r>
-        <w:rPr>
-          <w:rFonts w:ascii="Arial" w:hAnsi="Arial" w:cs="Arial"/>
-        </w:rPr>
-        <w:t>dns</w:t>
-      </w:r>
-      <w:proofErr w:type="spellEnd"/>
-      <w:r>
-        <w:rPr>
-          <w:rFonts w:ascii="Arial" w:hAnsi="Arial" w:cs="Arial"/>
-        </w:rPr>
-        <w:t xml:space="preserve"> server de los servidores </w:t>
+        <w:t xml:space="preserve">Configure la dirección IP, máscara de subred, default-gateway y dns server de los servidores </w:t>
       </w:r>
       <w:r>
         <w:rPr>
@@ -1316,7 +1282,6 @@
         </w:rPr>
         <w:t xml:space="preserve"> y </w:t>
       </w:r>
-      <w:proofErr w:type="spellStart"/>
       <w:r>
         <w:rPr>
           <w:rFonts w:ascii="Arial" w:hAnsi="Arial" w:cs="Arial"/>
@@ -1325,54 +1290,35 @@
         </w:rPr>
         <w:t>HTTPs</w:t>
       </w:r>
-      <w:proofErr w:type="spellEnd"/>
       <w:r>
         <w:rPr>
           <w:rFonts w:ascii="Arial" w:hAnsi="Arial" w:cs="Arial"/>
         </w:rPr>
         <w:t xml:space="preserve"> en todos los servidores (</w:t>
       </w:r>
-      <w:proofErr w:type="spellStart"/>
       <w:r>
         <w:rPr>
           <w:rFonts w:ascii="Arial" w:hAnsi="Arial" w:cs="Arial"/>
         </w:rPr>
         <w:t>kellogs</w:t>
       </w:r>
-      <w:proofErr w:type="spellEnd"/>
       <w:r>
         <w:rPr>
           <w:rFonts w:ascii="Arial" w:hAnsi="Arial" w:cs="Arial"/>
         </w:rPr>
         <w:t xml:space="preserve">, </w:t>
       </w:r>
-      <w:proofErr w:type="spellStart"/>
       <w:r>
         <w:rPr>
           <w:rFonts w:ascii="Arial" w:hAnsi="Arial" w:cs="Arial"/>
         </w:rPr>
         <w:t>amazon</w:t>
       </w:r>
-      <w:proofErr w:type="spellEnd"/>
-      <w:r>
-        <w:rPr>
-          <w:rFonts w:ascii="Arial" w:hAnsi="Arial" w:cs="Arial"/>
-        </w:rPr>
-        <w:t xml:space="preserve"> y </w:t>
-      </w:r>
-      <w:proofErr w:type="spellStart"/>
-      <w:r>
-        <w:rPr>
-          <w:rFonts w:ascii="Arial" w:hAnsi="Arial" w:cs="Arial"/>
-        </w:rPr>
-        <w:t>dnsserver</w:t>
-      </w:r>
-      <w:proofErr w:type="spellEnd"/>
-      <w:r>
-        <w:rPr>
-          <w:rFonts w:ascii="Arial" w:hAnsi="Arial" w:cs="Arial"/>
-        </w:rPr>
-        <w:t>).</w:t>
+      <w:r>
+        <w:rPr>
+          <w:rFonts w:ascii="Arial" w:hAnsi="Arial" w:cs="Arial"/>
+        </w:rPr>
+        <w:t xml:space="preserve"> y dnsserver).</w:t>
       </w:r>
     </w:p>
     <w:p>
@@ -1724,25 +1670,7 @@
           <w:color w:val="0D0D0D" w:themeColor="text1" w:themeTint="F2"/>
           <w:shd w:val="clear" w:color="auto" w:fill="FFFFFF"/>
         </w:rPr>
-        <w:t xml:space="preserve">Redistribuir la ruta por default hacia los </w:t>
-      </w:r>
-      <w:proofErr w:type="spellStart"/>
-      <w:r>
-        <w:rPr>
-          <w:rFonts w:ascii="Arial" w:hAnsi="Arial" w:cs="Arial"/>
-          <w:color w:val="0D0D0D" w:themeColor="text1" w:themeTint="F2"/>
-          <w:shd w:val="clear" w:color="auto" w:fill="FFFFFF"/>
-        </w:rPr>
-        <w:t>routers</w:t>
-      </w:r>
-      <w:proofErr w:type="spellEnd"/>
-      <w:r>
-        <w:rPr>
-          <w:rFonts w:ascii="Arial" w:hAnsi="Arial" w:cs="Arial"/>
-          <w:color w:val="0D0D0D" w:themeColor="text1" w:themeTint="F2"/>
-          <w:shd w:val="clear" w:color="auto" w:fill="FFFFFF"/>
-        </w:rPr>
-        <w:t xml:space="preserve"> internos de la empresa.</w:t>
+        <w:t>Redistribuir la ruta por default hacia los routers internos de la empresa.</w:t>
       </w:r>
     </w:p>
     <w:p>
@@ -1831,7 +1759,6 @@
         </w:rPr>
         <w:t xml:space="preserve">Excluye la IP de los default </w:t>
       </w:r>
-      <w:proofErr w:type="spellStart"/>
       <w:r>
         <w:rPr>
           <w:szCs w:val="20"/>
@@ -1844,15 +1771,7 @@
           <w:szCs w:val="20"/>
           <w:lang w:val="es-MX"/>
         </w:rPr>
-        <w:t>ateway</w:t>
-      </w:r>
-      <w:proofErr w:type="spellEnd"/>
-      <w:r>
-        <w:rPr>
-          <w:szCs w:val="20"/>
-          <w:lang w:val="es-MX"/>
-        </w:rPr>
-        <w:t xml:space="preserve"> y del servidor de </w:t>
+        <w:t xml:space="preserve">ateway y del servidor de </w:t>
       </w:r>
       <w:r>
         <w:rPr>
@@ -2005,7 +1924,6 @@
         </w:rPr>
         <w:t xml:space="preserve"> los siguientes nombres de pools: </w:t>
       </w:r>
-      <w:proofErr w:type="spellStart"/>
       <w:r>
         <w:rPr>
           <w:b/>
@@ -2024,7 +1942,6 @@
         </w:rPr>
         <w:t>K_pool</w:t>
       </w:r>
-      <w:proofErr w:type="spellEnd"/>
       <w:r>
         <w:rPr>
           <w:szCs w:val="20"/>
@@ -2581,35 +2498,7 @@
               <w:rPr>
                 <w:rFonts w:ascii="Arial" w:hAnsi="Arial" w:cs="Arial"/>
               </w:rPr>
-              <w:t>(</w:t>
-            </w:r>
-            <w:proofErr w:type="spellStart"/>
-            <w:r>
-              <w:rPr>
-                <w:rFonts w:ascii="Arial" w:hAnsi="Arial" w:cs="Arial"/>
-              </w:rPr>
-              <w:t>Fail</w:t>
-            </w:r>
-            <w:proofErr w:type="spellEnd"/>
-            <w:r>
-              <w:rPr>
-                <w:rFonts w:ascii="Arial" w:hAnsi="Arial" w:cs="Arial"/>
-              </w:rPr>
-              <w:t xml:space="preserve"> / </w:t>
-            </w:r>
-            <w:proofErr w:type="spellStart"/>
-            <w:r>
-              <w:rPr>
-                <w:rFonts w:ascii="Arial" w:hAnsi="Arial" w:cs="Arial"/>
-              </w:rPr>
-              <w:t>Success</w:t>
-            </w:r>
-            <w:proofErr w:type="spellEnd"/>
-            <w:r>
-              <w:rPr>
-                <w:rFonts w:ascii="Arial" w:hAnsi="Arial" w:cs="Arial"/>
-              </w:rPr>
-              <w:t>)</w:t>
+              <w:t>(Fail / Success)</w:t>
             </w:r>
           </w:p>
         </w:tc>
@@ -3090,7 +2979,25 @@
                 <w:bCs/>
                 <w:color w:val="000000"/>
               </w:rPr>
-              <w:t>kellogs</w:t>
+              <w:t>kellog</w:t>
+            </w:r>
+            <w:r>
+              <w:rPr>
+                <w:rFonts w:ascii="Arial" w:hAnsi="Arial" w:cs="Arial"/>
+                <w:b/>
+                <w:bCs/>
+                <w:color w:val="000000"/>
+              </w:rPr>
+              <w:t>g</w:t>
+            </w:r>
+            <w:r>
+              <w:rPr>
+                <w:rFonts w:ascii="Arial" w:hAnsi="Arial" w:cs="Arial"/>
+                <w:b/>
+                <w:bCs/>
+                <w:color w:val="000000"/>
+              </w:rPr>
+              <w:t>s</w:t>
             </w:r>
             <w:r>
               <w:rPr>
@@ -3239,23 +3146,7 @@
           <w:rFonts w:ascii="Arial" w:hAnsi="Arial" w:cs="Arial"/>
           <w:spacing w:val="-1"/>
         </w:rPr>
-        <w:t xml:space="preserve">Kellogg, </w:t>
-      </w:r>
-      <w:proofErr w:type="spellStart"/>
-      <w:r>
-        <w:rPr>
-          <w:rFonts w:ascii="Arial" w:hAnsi="Arial" w:cs="Arial"/>
-          <w:spacing w:val="-1"/>
-        </w:rPr>
-        <w:t>amazon</w:t>
-      </w:r>
-      <w:proofErr w:type="spellEnd"/>
-      <w:r>
-        <w:rPr>
-          <w:rFonts w:ascii="Arial" w:hAnsi="Arial" w:cs="Arial"/>
-          <w:spacing w:val="-1"/>
-        </w:rPr>
-        <w:t xml:space="preserve"> y DNS</w:t>
+        <w:t>Kellogg, amazon y DNS</w:t>
       </w:r>
       <w:r>
         <w:rPr>
@@ -3281,7 +3172,6 @@
         </w:rPr>
         <w:t xml:space="preserve">Haga clic en </w:t>
       </w:r>
-      <w:proofErr w:type="spellStart"/>
       <w:r>
         <w:rPr>
           <w:rFonts w:cs="Arial"/>
@@ -3290,7 +3180,6 @@
         </w:rPr>
         <w:t>DNSServer</w:t>
       </w:r>
-      <w:proofErr w:type="spellEnd"/>
       <w:r>
         <w:rPr>
           <w:rFonts w:cs="Arial"/>
@@ -3559,7 +3448,6 @@
         </w:rPr>
         <w:t xml:space="preserve">Cierre la ventana </w:t>
       </w:r>
-      <w:proofErr w:type="spellStart"/>
       <w:r>
         <w:rPr>
           <w:rFonts w:cs="Arial"/>
@@ -3568,7 +3456,6 @@
         </w:rPr>
         <w:t>DNSServer</w:t>
       </w:r>
-      <w:proofErr w:type="spellEnd"/>
       <w:r>
         <w:rPr>
           <w:rFonts w:cs="Arial"/>
@@ -3601,7 +3488,6 @@
         </w:rPr>
         <w:t xml:space="preserve">Realice pruebas de accesos por web a los servidores de </w:t>
       </w:r>
-      <w:proofErr w:type="spellStart"/>
       <w:r>
         <w:rPr>
           <w:rFonts w:ascii="Arial" w:hAnsi="Arial" w:cs="Arial"/>
@@ -3609,7 +3495,6 @@
         </w:rPr>
         <w:t>kellogs</w:t>
       </w:r>
-      <w:proofErr w:type="spellEnd"/>
       <w:r>
         <w:rPr>
           <w:rFonts w:ascii="Arial" w:hAnsi="Arial" w:cs="Arial"/>
@@ -3617,7 +3502,6 @@
         </w:rPr>
         <w:t xml:space="preserve">, </w:t>
       </w:r>
-      <w:proofErr w:type="spellStart"/>
       <w:r>
         <w:rPr>
           <w:rFonts w:ascii="Arial" w:hAnsi="Arial" w:cs="Arial"/>
@@ -3625,7 +3509,6 @@
         </w:rPr>
         <w:t>amazon</w:t>
       </w:r>
-      <w:proofErr w:type="spellEnd"/>
       <w:r>
         <w:rPr>
           <w:rFonts w:ascii="Arial" w:hAnsi="Arial" w:cs="Arial"/>
@@ -3761,35 +3644,7 @@
               <w:rPr>
                 <w:rFonts w:ascii="Arial" w:hAnsi="Arial" w:cs="Arial"/>
               </w:rPr>
-              <w:t>(</w:t>
-            </w:r>
-            <w:proofErr w:type="spellStart"/>
-            <w:r>
-              <w:rPr>
-                <w:rFonts w:ascii="Arial" w:hAnsi="Arial" w:cs="Arial"/>
-              </w:rPr>
-              <w:t>Fail</w:t>
-            </w:r>
-            <w:proofErr w:type="spellEnd"/>
-            <w:r>
-              <w:rPr>
-                <w:rFonts w:ascii="Arial" w:hAnsi="Arial" w:cs="Arial"/>
-              </w:rPr>
-              <w:t xml:space="preserve"> / </w:t>
-            </w:r>
-            <w:proofErr w:type="spellStart"/>
-            <w:r>
-              <w:rPr>
-                <w:rFonts w:ascii="Arial" w:hAnsi="Arial" w:cs="Arial"/>
-              </w:rPr>
-              <w:t>Success</w:t>
-            </w:r>
-            <w:proofErr w:type="spellEnd"/>
-            <w:r>
-              <w:rPr>
-                <w:rFonts w:ascii="Arial" w:hAnsi="Arial" w:cs="Arial"/>
-              </w:rPr>
-              <w:t>)</w:t>
+              <w:t>(Fail / Success)</w:t>
             </w:r>
           </w:p>
         </w:tc>
@@ -3821,16 +3676,7 @@
                 <w:bCs/>
                 <w:color w:val="000000"/>
               </w:rPr>
-              <w:t>PC</w:t>
-            </w:r>
-            <w:r>
-              <w:rPr>
-                <w:rFonts w:ascii="Arial" w:hAnsi="Arial" w:cs="Arial"/>
-                <w:b/>
-                <w:bCs/>
-                <w:color w:val="000000"/>
-              </w:rPr>
-              <w:t>1</w:t>
+              <w:t>PC1</w:t>
             </w:r>
           </w:p>
         </w:tc>
@@ -4124,7 +3970,25 @@
                 <w:bCs/>
                 <w:color w:val="000000"/>
               </w:rPr>
-              <w:t>kellogs</w:t>
+              <w:t>kellog</w:t>
+            </w:r>
+            <w:r>
+              <w:rPr>
+                <w:rFonts w:ascii="Arial" w:hAnsi="Arial" w:cs="Arial"/>
+                <w:b/>
+                <w:bCs/>
+                <w:color w:val="000000"/>
+              </w:rPr>
+              <w:t>g</w:t>
+            </w:r>
+            <w:r>
+              <w:rPr>
+                <w:rFonts w:ascii="Arial" w:hAnsi="Arial" w:cs="Arial"/>
+                <w:b/>
+                <w:bCs/>
+                <w:color w:val="000000"/>
+              </w:rPr>
+              <w:t>s</w:t>
             </w:r>
             <w:r>
               <w:rPr>
